--- a/docs/论文修改.docx
+++ b/docs/论文修改.docx
@@ -115,7 +115,7 @@
       <w:pPr>
         <w:pStyle w:val="BodyText"/>
         <w:spacing w:line="360" w:lineRule="auto" w:before="0" w:after="0"/>
-        <w:ind w:firstLine="960"/>
+        <w:ind w:firstLine="958"/>
         <w:jc w:val="both"/>
       </w:pPr>
       <w:r>
@@ -131,7 +131,7 @@
       <w:pPr>
         <w:pStyle w:val="BodyText"/>
         <w:spacing w:line="360" w:lineRule="auto" w:before="0" w:after="0"/>
-        <w:ind w:firstLine="960"/>
+        <w:ind w:firstLine="958"/>
         <w:jc w:val="both"/>
       </w:pPr>
       <w:r>
@@ -158,6 +158,51 @@
           <w:sz w:val="24"/>
         </w:rPr>
         <w:t xml:space="preserve">microservice architecture, Spring Boot, Vue 3, JWT, Redis, university forum</w:t>
+      </w:r>
+    </w:p>
+    <w:p>
+      <w:r>
+        <w:br w:type="page"/>
+      </w:r>
+    </w:p>
+    <w:p>
+      <w:pPr>
+        <w:jc w:val="center"/>
+        <w:spacing w:after="279400"/>
+      </w:pPr>
+      <w:r>
+        <w:rPr>
+          <w:b/>
+          <w:sz w:val="36"/>
+          <w:szCs w:val="36"/>
+          <w:rFonts w:eastAsia="黑体" w:ascii="Times New Roman" w:hAnsi="Times New Roman"/>
+        </w:rPr>
+        <w:t>目 录</w:t>
+      </w:r>
+    </w:p>
+    <w:p>
+      <w:pPr>
+        <w:jc w:val="left"/>
+      </w:pPr>
+      <w:r>
+        <w:fldChar w:fldCharType="begin"/>
+      </w:r>
+      <w:r>
+        <w:instrText xml:space="preserve"> TOC \o "1-3" \h \z \u </w:instrText>
+      </w:r>
+      <w:r>
+        <w:fldChar w:fldCharType="separate"/>
+      </w:r>
+      <w:r>
+        <w:t>【请在 Word 中右键此处，选择"更新域"以生成目录】</w:t>
+      </w:r>
+      <w:r>
+        <w:fldChar w:fldCharType="end"/>
+      </w:r>
+    </w:p>
+    <w:p>
+      <w:r>
+        <w:br w:type="page"/>
       </w:r>
     </w:p>
     <w:p>
@@ -879,7 +924,7 @@
       <w:r>
         <w:rPr>
           <w:rFonts w:ascii="Times New Roman" w:hAnsi="Times New Roman" w:eastAsia="宋体"/>
-          <w:b/>
+          <w:b w:val="0"/>
           <w:sz w:val="21"/>
         </w:rPr>
         <w:t xml:space="preserve">图 3-1 系统总体架构图</w:t>
@@ -941,7 +986,7 @@
       <w:r>
         <w:rPr>
           <w:rFonts w:ascii="Times New Roman" w:hAnsi="Times New Roman" w:eastAsia="宋体"/>
-          <w:b/>
+          <w:b w:val="0"/>
           <w:sz w:val="21"/>
         </w:rPr>
         <w:t xml:space="preserve">图 3-2 用户认证模块用例图</w:t>
@@ -988,7 +1033,7 @@
       <w:r>
         <w:rPr>
           <w:rFonts w:ascii="Times New Roman" w:hAnsi="Times New Roman" w:eastAsia="宋体"/>
-          <w:b/>
+          <w:b w:val="0"/>
           <w:sz w:val="21"/>
         </w:rPr>
         <w:t xml:space="preserve">图 3-3 帖子管理模块用例图</w:t>
@@ -1035,7 +1080,7 @@
       <w:r>
         <w:rPr>
           <w:rFonts w:ascii="Times New Roman" w:hAnsi="Times New Roman" w:eastAsia="宋体"/>
-          <w:b/>
+          <w:b w:val="0"/>
           <w:sz w:val="21"/>
         </w:rPr>
         <w:t xml:space="preserve">图 3-4 评论互动模块用例图</w:t>
@@ -1114,7 +1159,7 @@
       <w:r>
         <w:rPr>
           <w:rFonts w:ascii="Times New Roman" w:hAnsi="Times New Roman" w:eastAsia="宋体"/>
-          <w:b/>
+          <w:b w:val="0"/>
           <w:sz w:val="21"/>
         </w:rPr>
         <w:t xml:space="preserve">图 3-5 通知服务模块用例图</w:t>
@@ -1177,7 +1222,7 @@
       <w:r>
         <w:rPr>
           <w:rFonts w:ascii="Times New Roman" w:hAnsi="Times New Roman" w:eastAsia="宋体"/>
-          <w:b/>
+          <w:b w:val="0"/>
           <w:sz w:val="21"/>
         </w:rPr>
         <w:t xml:space="preserve">图 3-6 搜索服务模块用例图</w:t>
@@ -1240,7 +1285,7 @@
       <w:r>
         <w:rPr>
           <w:rFonts w:ascii="Times New Roman" w:hAnsi="Times New Roman" w:eastAsia="宋体"/>
-          <w:b/>
+          <w:b w:val="0"/>
           <w:sz w:val="21"/>
         </w:rPr>
         <w:t xml:space="preserve">图 3-7 媒体推荐服务模块用例图</w:t>
@@ -1303,7 +1348,7 @@
       <w:r>
         <w:rPr>
           <w:rFonts w:ascii="Times New Roman" w:hAnsi="Times New Roman" w:eastAsia="宋体"/>
-          <w:b/>
+          <w:b w:val="0"/>
           <w:sz w:val="21"/>
         </w:rPr>
         <w:t xml:space="preserve">图 3-8 网关与访问控制模块用例图</w:t>
@@ -1556,7 +1601,7 @@
       <w:r>
         <w:rPr>
           <w:rFonts w:ascii="Times New Roman" w:hAnsi="Times New Roman" w:eastAsia="宋体"/>
-          <w:b/>
+          <w:b w:val="0"/>
           <w:sz w:val="21"/>
         </w:rPr>
         <w:t xml:space="preserve">图 3-9 系统整体用例图</w:t>
@@ -1576,6 +1621,21 @@
           <w:sz w:val="24"/>
         </w:rPr>
         <w:t xml:space="preserve">系统所有操作按照是否需要身份认证分为公开操作和受保护操作。表 3-1 列出了游客和注册用户在各功能模块上的操作权限对照，图 3-10 以活动图的形式展示了两种角色从进入首页到完成操作（或触发异常反馈）的完整决策流程。</w:t>
+      </w:r>
+    </w:p>
+    <w:p>
+      <w:pPr>
+        <w:pStyle w:val="BodyText"/>
+        <w:spacing w:line="360" w:lineRule="auto" w:before="0" w:after="0"/>
+        <w:jc w:val="center"/>
+      </w:pPr>
+      <w:r>
+        <w:rPr>
+          <w:rFonts w:ascii="Times New Roman" w:hAnsi="Times New Roman" w:eastAsia="宋体"/>
+          <w:b w:val="0"/>
+          <w:sz w:val="21"/>
+        </w:rPr>
+        <w:t xml:space="preserve">表 3-1 游客与注册用户操作权限对照</w:t>
       </w:r>
     </w:p>
     <w:tbl>
@@ -2640,22 +2700,7 @@
       <w:r>
         <w:rPr>
           <w:rFonts w:ascii="Times New Roman" w:hAnsi="Times New Roman" w:eastAsia="宋体"/>
-          <w:b/>
-          <w:sz w:val="21"/>
-        </w:rPr>
-        <w:t xml:space="preserve">表 3-1 游客与注册用户操作权限对照</w:t>
-      </w:r>
-    </w:p>
-    <w:p>
-      <w:pPr>
-        <w:pStyle w:val="BodyText"/>
-        <w:spacing w:line="360" w:lineRule="auto" w:before="0" w:after="0"/>
-        <w:jc w:val="center"/>
-      </w:pPr>
-      <w:r>
-        <w:rPr>
-          <w:rFonts w:ascii="Times New Roman" w:hAnsi="Times New Roman" w:eastAsia="宋体"/>
-          <w:b/>
+          <w:b w:val="0"/>
           <w:sz w:val="21"/>
         </w:rPr>
         <w:t xml:space="preserve">图 3-10 游客与注册用户端到端操作活动图</w:t>
@@ -2780,7 +2825,7 @@
       <w:r>
         <w:rPr>
           <w:rFonts w:ascii="Times New Roman" w:hAnsi="Times New Roman" w:eastAsia="宋体"/>
-          <w:b/>
+          <w:b w:val="0"/>
           <w:sz w:val="21"/>
         </w:rPr>
         <w:t xml:space="preserve">图 4-1 系统部署图</w:t>
@@ -2994,7 +3039,7 @@
       <w:r>
         <w:rPr>
           <w:rFonts w:ascii="Times New Roman" w:hAnsi="Times New Roman" w:eastAsia="宋体"/>
-          <w:b/>
+          <w:b w:val="0"/>
           <w:sz w:val="21"/>
         </w:rPr>
         <w:t xml:space="preserve">图 4-2 网关路由转发流程图</w:t>
@@ -3104,7 +3149,7 @@
       <w:r>
         <w:rPr>
           <w:rFonts w:ascii="Times New Roman" w:hAnsi="Times New Roman" w:eastAsia="宋体"/>
-          <w:b/>
+          <w:b w:val="0"/>
           <w:sz w:val="21"/>
         </w:rPr>
         <w:t xml:space="preserve">图 4-3 系统功能模块结构图</w:t>
@@ -3236,6 +3281,21 @@
           <w:sz w:val="24"/>
         </w:rPr>
         <w:t xml:space="preserve">上述全部接口遵循 RESTful 风格设计：GET 方法用于资源的读取和查询，POST 方法用于资源的创建，PUT 方法用于资源的更新，DELETE 方法用于资源的删除。路径以资源名称为中心组织，子资源嵌套在父资源路径下（如评论接口挂在 /posts/{postId}/comments 下），路径中的动态参数用花括号标识。表 4-1 汇总了系统全部 22 个 API 接口的方法、路径和认证要求。</w:t>
+      </w:r>
+    </w:p>
+    <w:p>
+      <w:pPr>
+        <w:pStyle w:val="BodyText"/>
+        <w:spacing w:line="360" w:lineRule="auto" w:before="0" w:after="0"/>
+        <w:jc w:val="center"/>
+      </w:pPr>
+      <w:r>
+        <w:rPr>
+          <w:rFonts w:ascii="Times New Roman" w:hAnsi="Times New Roman" w:eastAsia="宋体"/>
+          <w:b w:val="0"/>
+          <w:sz w:val="21"/>
+        </w:rPr>
+        <w:t xml:space="preserve">表 4-1 系统 API 接口汇总</w:t>
       </w:r>
     </w:p>
     <w:tbl>
@@ -4961,21 +5021,6 @@
       <w:pPr>
         <w:pStyle w:val="BodyText"/>
         <w:spacing w:line="360" w:lineRule="auto" w:before="0" w:after="0"/>
-        <w:jc w:val="center"/>
-      </w:pPr>
-      <w:r>
-        <w:rPr>
-          <w:rFonts w:ascii="Times New Roman" w:hAnsi="Times New Roman" w:eastAsia="宋体"/>
-          <w:b/>
-          <w:sz w:val="21"/>
-        </w:rPr>
-        <w:t xml:space="preserve">表 4-1 系统 API 接口汇总</w:t>
-      </w:r>
-    </w:p>
-    <w:p>
-      <w:pPr>
-        <w:pStyle w:val="BodyText"/>
-        <w:spacing w:line="360" w:lineRule="auto" w:before="0" w:after="0"/>
         <w:ind w:firstLine="482"/>
         <w:jc w:val="both"/>
       </w:pPr>
@@ -5028,7 +5073,7 @@
       <w:r>
         <w:rPr>
           <w:rFonts w:ascii="Times New Roman" w:hAnsi="Times New Roman" w:eastAsia="宋体"/>
-          <w:b/>
+          <w:b w:val="0"/>
           <w:sz w:val="21"/>
         </w:rPr>
         <w:t xml:space="preserve">图 4-4 数据库 E-R 图</w:t>
@@ -8786,6 +8831,21 @@
           <w:sz w:val="24"/>
         </w:rPr>
         <w:t xml:space="preserve">值得注意的是 forum_post.section_id 和 post_comment.post_id 两个字段：前者在按分区筛选帖子列表时作为查询条件，后者在加载帖子评论列表时作为查询条件，当前数据量下全表扫描尚可接受，数据量增长后应手动添加普通索引以优化查询。</w:t>
+      </w:r>
+    </w:p>
+    <w:p>
+      <w:pPr>
+        <w:pStyle w:val="BodyText"/>
+        <w:spacing w:line="360" w:lineRule="auto" w:before="0" w:after="0"/>
+        <w:jc w:val="center"/>
+      </w:pPr>
+      <w:r>
+        <w:rPr>
+          <w:rFonts w:ascii="Times New Roman" w:hAnsi="Times New Roman" w:eastAsia="宋体"/>
+          <w:b w:val="0"/>
+          <w:sz w:val="21"/>
+        </w:rPr>
+        <w:t xml:space="preserve">表 4-2 系统数据库索引清单</w:t>
       </w:r>
     </w:p>
     <w:tbl>
@@ -9746,21 +9806,6 @@
       <w:pPr>
         <w:pStyle w:val="BodyText"/>
         <w:spacing w:line="360" w:lineRule="auto" w:before="0" w:after="0"/>
-        <w:jc w:val="center"/>
-      </w:pPr>
-      <w:r>
-        <w:rPr>
-          <w:rFonts w:ascii="Times New Roman" w:hAnsi="Times New Roman" w:eastAsia="宋体"/>
-          <w:b/>
-          <w:sz w:val="21"/>
-        </w:rPr>
-        <w:t xml:space="preserve">表 4-2 系统数据库索引清单</w:t>
-      </w:r>
-    </w:p>
-    <w:p>
-      <w:pPr>
-        <w:pStyle w:val="BodyText"/>
-        <w:spacing w:line="360" w:lineRule="auto" w:before="0" w:after="0"/>
         <w:jc w:val="left"/>
       </w:pPr>
       <w:r>
@@ -9829,7 +9874,7 @@
       <w:r>
         <w:rPr>
           <w:rFonts w:ascii="Times New Roman" w:hAnsi="Times New Roman" w:eastAsia="宋体"/>
-          <w:b/>
+          <w:b w:val="0"/>
           <w:sz w:val="21"/>
         </w:rPr>
         <w:t xml:space="preserve">图 4-5 登录认证流程图</w:t>
@@ -9892,7 +9937,7 @@
       <w:r>
         <w:rPr>
           <w:rFonts w:ascii="Times New Roman" w:hAnsi="Times New Roman" w:eastAsia="宋体"/>
-          <w:b/>
+          <w:b w:val="0"/>
           <w:sz w:val="21"/>
         </w:rPr>
         <w:t xml:space="preserve">图 4-6 网关 JwtRelayFilter 请求处理流程图</w:t>
@@ -10131,7 +10176,7 @@
       <w:r>
         <w:rPr>
           <w:rFonts w:ascii="Times New Roman" w:hAnsi="Times New Roman" w:eastAsia="宋体"/>
-          <w:b/>
+          <w:b w:val="0"/>
           <w:sz w:val="21"/>
         </w:rPr>
         <w:t xml:space="preserve">图 4-7 前端 401 静默刷新流程图</w:t>
@@ -10201,7 +10246,7 @@
       <w:r>
         <w:rPr>
           <w:rFonts w:ascii="Times New Roman" w:hAnsi="Times New Roman" w:eastAsia="宋体"/>
-          <w:b/>
+          <w:b w:val="0"/>
           <w:sz w:val="21"/>
         </w:rPr>
         <w:t xml:space="preserve">图 4-8 帖子发布流程图</w:t>
@@ -10472,7 +10517,7 @@
       <w:r>
         <w:rPr>
           <w:rFonts w:ascii="Times New Roman" w:hAnsi="Times New Roman" w:eastAsia="宋体"/>
-          <w:b/>
+          <w:b w:val="0"/>
           <w:sz w:val="21"/>
         </w:rPr>
         <w:t xml:space="preserve">图 4-9 缓存读写策略流程图</w:t>
@@ -10519,7 +10564,7 @@
       <w:r>
         <w:rPr>
           <w:rFonts w:ascii="Times New Roman" w:hAnsi="Times New Roman" w:eastAsia="宋体"/>
-          <w:b/>
+          <w:b w:val="0"/>
           <w:sz w:val="21"/>
         </w:rPr>
         <w:t xml:space="preserve">图 4-10 评论发表流程图</w:t>
@@ -10645,7 +10690,7 @@
       <w:r>
         <w:rPr>
           <w:rFonts w:ascii="Times New Roman" w:hAnsi="Times New Roman" w:eastAsia="宋体"/>
-          <w:b/>
+          <w:b w:val="0"/>
           <w:sz w:val="21"/>
         </w:rPr>
         <w:t xml:space="preserve">图 4-11 PC 端帖子列表页截图（待补充：需启动系统后截取实际运行画面）</w:t>
@@ -10660,7 +10705,7 @@
       <w:r>
         <w:rPr>
           <w:rFonts w:ascii="Times New Roman" w:hAnsi="Times New Roman" w:eastAsia="宋体"/>
-          <w:b/>
+          <w:b w:val="0"/>
           <w:sz w:val="21"/>
         </w:rPr>
         <w:t xml:space="preserve">图 4-12 移动端帖子列表页截图（待补充：需启动系统后截取实际运行画面）</w:t>
@@ -10691,7 +10736,7 @@
       <w:r>
         <w:rPr>
           <w:rFonts w:ascii="Times New Roman" w:hAnsi="Times New Roman" w:eastAsia="宋体"/>
-          <w:b/>
+          <w:b w:val="0"/>
           <w:sz w:val="21"/>
         </w:rPr>
         <w:t xml:space="preserve">图 4-13 PC 端帖子详情页截图（待补充：需启动系统后截取实际运行画面）</w:t>
@@ -10722,7 +10767,7 @@
       <w:r>
         <w:rPr>
           <w:rFonts w:ascii="Times New Roman" w:hAnsi="Times New Roman" w:eastAsia="宋体"/>
-          <w:b/>
+          <w:b w:val="0"/>
           <w:sz w:val="21"/>
         </w:rPr>
         <w:t xml:space="preserve">图 4-14 PC 端登录页截图（待补充：需启动系统后截取实际运行画面）</w:t>
@@ -10753,7 +10798,7 @@
       <w:r>
         <w:rPr>
           <w:rFonts w:ascii="Times New Roman" w:hAnsi="Times New Roman" w:eastAsia="宋体"/>
-          <w:b/>
+          <w:b w:val="0"/>
           <w:sz w:val="21"/>
         </w:rPr>
         <w:t xml:space="preserve">图 4-15 PC 端发帖页截图（待补充：需启动系统后截取实际运行画面）</w:t>
@@ -10784,7 +10829,7 @@
       <w:r>
         <w:rPr>
           <w:rFonts w:ascii="Times New Roman" w:hAnsi="Times New Roman" w:eastAsia="宋体"/>
-          <w:b/>
+          <w:b w:val="0"/>
           <w:sz w:val="21"/>
         </w:rPr>
         <w:t xml:space="preserve">图 4-16 PC 端通知页与个人中心页截图（待补充：需启动系统后截取实际运行画面）</w:t>
@@ -10886,7 +10931,7 @@
       <w:r>
         <w:rPr>
           <w:rFonts w:ascii="Times New Roman" w:hAnsi="Times New Roman" w:eastAsia="宋体"/>
-          <w:b/>
+          <w:b w:val="0"/>
           <w:sz w:val="21"/>
         </w:rPr>
         <w:t xml:space="preserve">图 4-17 搜索服务数据流图</w:t>
@@ -11095,6 +11140,21 @@
           <w:sz w:val="24"/>
         </w:rPr>
         <w:t xml:space="preserve">测试覆盖 11 个场景，按性质可分为三组：场景 1 至 5 覆盖正常业务流程（分区查询、注册登录、发帖评论搜索、通知和媒体首页、个人通知标记已读），场景 6 至 9 触发异常和越权操作验证系统的防护行为，场景 10 和 11 针对令牌的刷新与过期机制。测试用例与结果如表 5-1 所示。</w:t>
+      </w:r>
+    </w:p>
+    <w:p>
+      <w:pPr>
+        <w:pStyle w:val="BodyText"/>
+        <w:spacing w:line="360" w:lineRule="auto" w:before="0" w:after="0"/>
+        <w:jc w:val="center"/>
+      </w:pPr>
+      <w:r>
+        <w:rPr>
+          <w:rFonts w:ascii="Times New Roman" w:hAnsi="Times New Roman" w:eastAsia="宋体"/>
+          <w:b w:val="0"/>
+          <w:sz w:val="21"/>
+        </w:rPr>
+        <w:t xml:space="preserve">表 5-1 功能测试用例与结果</w:t>
       </w:r>
     </w:p>
     <w:tbl>
@@ -12223,21 +12283,6 @@
       <w:pPr>
         <w:pStyle w:val="BodyText"/>
         <w:spacing w:line="360" w:lineRule="auto" w:before="0" w:after="0"/>
-        <w:jc w:val="center"/>
-      </w:pPr>
-      <w:r>
-        <w:rPr>
-          <w:rFonts w:ascii="Times New Roman" w:hAnsi="Times New Roman" w:eastAsia="宋体"/>
-          <w:b/>
-          <w:sz w:val="21"/>
-        </w:rPr>
-        <w:t xml:space="preserve">表 5-1 功能测试用例与结果</w:t>
-      </w:r>
-    </w:p>
-    <w:p>
-      <w:pPr>
-        <w:pStyle w:val="BodyText"/>
-        <w:spacing w:line="360" w:lineRule="auto" w:before="0" w:after="0"/>
         <w:ind w:firstLine="482"/>
         <w:jc w:val="both"/>
       </w:pPr>
@@ -12259,7 +12304,7 @@
       <w:r>
         <w:rPr>
           <w:rFonts w:ascii="Times New Roman" w:hAnsi="Times New Roman" w:eastAsia="宋体"/>
-          <w:b/>
+          <w:b w:val="0"/>
           <w:sz w:val="21"/>
         </w:rPr>
         <w:t xml:space="preserve">图 5-1 功能测试报告截图（待补充：需执行 run_system_regression.py 后截取）</w:t>
@@ -12279,6 +12324,21 @@
           <w:sz w:val="24"/>
         </w:rPr>
         <w:t xml:space="preserve">除了上述 11 个端到端场景外，还需要确认系统全部 22 个 API 接口是否都被测试覆盖。表 5-2 按模块汇总了覆盖情况，每个接口至少在测试脚本或手工测试中被调用一次并验证了返回值。</w:t>
+      </w:r>
+    </w:p>
+    <w:p>
+      <w:pPr>
+        <w:pStyle w:val="BodyText"/>
+        <w:spacing w:line="360" w:lineRule="auto" w:before="0" w:after="0"/>
+        <w:jc w:val="center"/>
+      </w:pPr>
+      <w:r>
+        <w:rPr>
+          <w:rFonts w:ascii="Times New Roman" w:hAnsi="Times New Roman" w:eastAsia="宋体"/>
+          <w:b w:val="0"/>
+          <w:sz w:val="21"/>
+        </w:rPr>
+        <w:t xml:space="preserve">表 5-2 接口测试覆盖统计</w:t>
       </w:r>
     </w:p>
     <w:tbl>
@@ -12820,21 +12880,6 @@
       <w:pPr>
         <w:pStyle w:val="BodyText"/>
         <w:spacing w:line="360" w:lineRule="auto" w:before="0" w:after="0"/>
-        <w:jc w:val="center"/>
-      </w:pPr>
-      <w:r>
-        <w:rPr>
-          <w:rFonts w:ascii="Times New Roman" w:hAnsi="Times New Roman" w:eastAsia="宋体"/>
-          <w:b/>
-          <w:sz w:val="21"/>
-        </w:rPr>
-        <w:t xml:space="preserve">表 5-2 接口测试覆盖统计</w:t>
-      </w:r>
-    </w:p>
-    <w:p>
-      <w:pPr>
-        <w:pStyle w:val="BodyText"/>
-        <w:spacing w:line="360" w:lineRule="auto" w:before="0" w:after="0"/>
         <w:jc w:val="left"/>
       </w:pPr>
       <w:r>
@@ -12876,6 +12921,21 @@
           <w:sz w:val="24"/>
         </w:rPr>
         <w:t xml:space="preserve">缓存基准测试由 benchmark_forum_cache.py 脚本驱动，测试对象为帖子列表接口（GET /api/forum/posts?page=0&amp;size=10）。脚本先发起一次冷启动请求，此时缓存为空，请求穿透到 MySQL 完成查询；随后连续发起 20 次热缓存请求，此时 Redis 中已有缓存条目，请求直接命中返回。脚本分别记录两种场景下的响应时间并计算改善幅度，结果如表 5-3 所示。</w:t>
+      </w:r>
+    </w:p>
+    <w:p>
+      <w:pPr>
+        <w:pStyle w:val="BodyText"/>
+        <w:spacing w:line="360" w:lineRule="auto" w:before="0" w:after="0"/>
+        <w:jc w:val="center"/>
+      </w:pPr>
+      <w:r>
+        <w:rPr>
+          <w:rFonts w:ascii="Times New Roman" w:hAnsi="Times New Roman" w:eastAsia="宋体"/>
+          <w:b w:val="0"/>
+          <w:sz w:val="21"/>
+        </w:rPr>
+        <w:t xml:space="preserve">表 5-3 缓存基准测试结果</w:t>
       </w:r>
     </w:p>
     <w:tbl>
@@ -13163,21 +13223,6 @@
       <w:pPr>
         <w:pStyle w:val="BodyText"/>
         <w:spacing w:line="360" w:lineRule="auto" w:before="0" w:after="0"/>
-        <w:jc w:val="center"/>
-      </w:pPr>
-      <w:r>
-        <w:rPr>
-          <w:rFonts w:ascii="Times New Roman" w:hAnsi="Times New Roman" w:eastAsia="宋体"/>
-          <w:b/>
-          <w:sz w:val="21"/>
-        </w:rPr>
-        <w:t xml:space="preserve">表 5-3 缓存基准测试结果</w:t>
-      </w:r>
-    </w:p>
-    <w:p>
-      <w:pPr>
-        <w:pStyle w:val="BodyText"/>
-        <w:spacing w:line="360" w:lineRule="auto" w:before="0" w:after="0"/>
         <w:ind w:firstLine="482"/>
         <w:jc w:val="both"/>
       </w:pPr>
@@ -13199,7 +13244,7 @@
       <w:r>
         <w:rPr>
           <w:rFonts w:ascii="Times New Roman" w:hAnsi="Times New Roman" w:eastAsia="宋体"/>
-          <w:b/>
+          <w:b w:val="0"/>
           <w:sz w:val="21"/>
         </w:rPr>
         <w:t xml:space="preserve">图 5-2 缓存基准测试报告截图（待补充：需执行 benchmark_forum_cache.py 后截取）</w:t>
@@ -13219,6 +13264,21 @@
           <w:sz w:val="24"/>
         </w:rPr>
         <w:t xml:space="preserve">并发负载测试由 load_test_concurrent.py 脚本驱动，底层使用 Python 的 ThreadPoolExecutor 创建线程池。测试分三轮进行，并发用户数依次为 10、50 和 100，每个虚拟用户向帖子列表接口发送 20 次 GET 请求。正式测试前脚本会先发起一次预热请求让缓存就绪，排除冷启动对后续数据的干扰。每轮记录平均响应时间、P95 响应时间、成功率和吞吐量（QPS），结果如表 5-4 所示。</w:t>
+      </w:r>
+    </w:p>
+    <w:p>
+      <w:pPr>
+        <w:pStyle w:val="BodyText"/>
+        <w:spacing w:line="360" w:lineRule="auto" w:before="0" w:after="0"/>
+        <w:jc w:val="center"/>
+      </w:pPr>
+      <w:r>
+        <w:rPr>
+          <w:rFonts w:ascii="Times New Roman" w:hAnsi="Times New Roman" w:eastAsia="宋体"/>
+          <w:b w:val="0"/>
+          <w:sz w:val="21"/>
+        </w:rPr>
+        <w:t xml:space="preserve">表 5-4 并发负载测试结果</w:t>
       </w:r>
     </w:p>
     <w:tbl>
@@ -13830,21 +13890,6 @@
       <w:pPr>
         <w:pStyle w:val="BodyText"/>
         <w:spacing w:line="360" w:lineRule="auto" w:before="0" w:after="0"/>
-        <w:jc w:val="center"/>
-      </w:pPr>
-      <w:r>
-        <w:rPr>
-          <w:rFonts w:ascii="Times New Roman" w:hAnsi="Times New Roman" w:eastAsia="宋体"/>
-          <w:b/>
-          <w:sz w:val="21"/>
-        </w:rPr>
-        <w:t xml:space="preserve">表 5-4 并发负载测试结果</w:t>
-      </w:r>
-    </w:p>
-    <w:p>
-      <w:pPr>
-        <w:pStyle w:val="BodyText"/>
-        <w:spacing w:line="360" w:lineRule="auto" w:before="0" w:after="0"/>
         <w:ind w:firstLine="482"/>
         <w:jc w:val="both"/>
       </w:pPr>
@@ -13866,7 +13911,7 @@
       <w:r>
         <w:rPr>
           <w:rFonts w:ascii="Times New Roman" w:hAnsi="Times New Roman" w:eastAsia="宋体"/>
-          <w:b/>
+          <w:b w:val="0"/>
           <w:sz w:val="21"/>
         </w:rPr>
         <w:t xml:space="preserve">图 5-3 并发负载测试报告截图（待补充：需执行 load_test_concurrent.py 后截取）</w:t>

--- a/docs/论文修改.docx
+++ b/docs/论文修改.docx
@@ -22,6 +22,7 @@
         <w:pStyle w:val="BodyText"/>
         <w:spacing w:line="360" w:lineRule="auto" w:before="0" w:after="440"/>
         <w:jc w:val="center"/>
+        <w:outlineLvl w:val="0"/>
       </w:pPr>
       <w:r>
         <w:rPr>
@@ -101,6 +102,7 @@
         <w:pStyle w:val="BodyText"/>
         <w:spacing w:line="360" w:lineRule="auto" w:before="0" w:after="440"/>
         <w:jc w:val="center"/>
+        <w:outlineLvl w:val="0"/>
       </w:pPr>
       <w:r>
         <w:rPr>
@@ -168,7 +170,7 @@
     <w:p>
       <w:pPr>
         <w:jc w:val="center"/>
-        <w:spacing w:after="279400"/>
+        <w:spacing w:after="440" w:line="360" w:lineRule="auto"/>
       </w:pPr>
       <w:r>
         <w:rPr>
@@ -182,19 +184,24 @@
     </w:p>
     <w:p>
       <w:pPr>
-        <w:jc w:val="left"/>
+        <w:spacing w:line="312" w:lineRule="auto"/>
       </w:pPr>
       <w:r>
         <w:fldChar w:fldCharType="begin"/>
       </w:r>
       <w:r>
-        <w:instrText xml:space="preserve"> TOC \o "1-3" \h \z \u </w:instrText>
+        <w:instrText xml:space="preserve"> TOC \o "1-2" \h \z \u </w:instrText>
       </w:r>
       <w:r>
         <w:fldChar w:fldCharType="separate"/>
       </w:r>
       <w:r>
-        <w:t>【请在 Word 中右键此处，选择"更新域"以生成目录】</w:t>
+        <w:rPr>
+          <w:sz w:val="24"/>
+          <w:szCs w:val="24"/>
+          <w:rFonts w:eastAsia="宋体" w:ascii="Times New Roman" w:hAnsi="Times New Roman"/>
+        </w:rPr>
+        <w:t>[TOC placeholder - right-click and Update Field in Word]</w:t>
       </w:r>
       <w:r>
         <w:fldChar w:fldCharType="end"/>
@@ -210,6 +217,7 @@
         <w:pStyle w:val="BodyText"/>
         <w:spacing w:line="360" w:lineRule="auto" w:before="0" w:after="0"/>
         <w:jc w:val="center"/>
+        <w:outlineLvl w:val="0"/>
       </w:pPr>
       <w:r>
         <w:rPr>
@@ -225,6 +233,7 @@
         <w:pStyle w:val="BodyText"/>
         <w:spacing w:line="360" w:lineRule="auto" w:before="0" w:after="0"/>
         <w:jc w:val="left"/>
+        <w:outlineLvl w:val="1"/>
       </w:pPr>
       <w:r>
         <w:rPr>
@@ -304,6 +313,7 @@
         <w:pStyle w:val="BodyText"/>
         <w:spacing w:line="360" w:lineRule="auto" w:before="0" w:after="0"/>
         <w:jc w:val="left"/>
+        <w:outlineLvl w:val="1"/>
       </w:pPr>
       <w:r>
         <w:rPr>
@@ -367,6 +377,7 @@
         <w:pStyle w:val="BodyText"/>
         <w:spacing w:line="360" w:lineRule="auto" w:before="0" w:after="0"/>
         <w:jc w:val="left"/>
+        <w:outlineLvl w:val="1"/>
       </w:pPr>
       <w:r>
         <w:rPr>
@@ -494,6 +505,7 @@
         <w:pStyle w:val="BodyText"/>
         <w:spacing w:line="360" w:lineRule="auto" w:before="0" w:after="0"/>
         <w:jc w:val="left"/>
+        <w:outlineLvl w:val="1"/>
       </w:pPr>
       <w:r>
         <w:rPr>
@@ -621,6 +633,7 @@
         <w:pStyle w:val="BodyText"/>
         <w:spacing w:line="360" w:lineRule="auto" w:before="0" w:after="0"/>
         <w:jc w:val="center"/>
+        <w:outlineLvl w:val="0"/>
       </w:pPr>
       <w:r>
         <w:rPr>
@@ -636,6 +649,7 @@
         <w:pStyle w:val="BodyText"/>
         <w:spacing w:line="360" w:lineRule="auto" w:before="0" w:after="0"/>
         <w:jc w:val="left"/>
+        <w:outlineLvl w:val="1"/>
       </w:pPr>
       <w:r>
         <w:rPr>
@@ -779,6 +793,7 @@
         <w:pStyle w:val="BodyText"/>
         <w:spacing w:line="360" w:lineRule="auto" w:before="0" w:after="0"/>
         <w:jc w:val="left"/>
+        <w:outlineLvl w:val="1"/>
       </w:pPr>
       <w:r>
         <w:rPr>
@@ -842,6 +857,7 @@
         <w:pStyle w:val="BodyText"/>
         <w:spacing w:line="360" w:lineRule="auto" w:before="0" w:after="0"/>
         <w:jc w:val="center"/>
+        <w:outlineLvl w:val="0"/>
       </w:pPr>
       <w:r>
         <w:rPr>
@@ -857,6 +873,7 @@
         <w:pStyle w:val="BodyText"/>
         <w:spacing w:line="360" w:lineRule="auto" w:before="0" w:after="0"/>
         <w:jc w:val="left"/>
+        <w:outlineLvl w:val="1"/>
       </w:pPr>
       <w:r>
         <w:rPr>
@@ -935,6 +952,7 @@
         <w:pStyle w:val="BodyText"/>
         <w:spacing w:line="360" w:lineRule="auto" w:before="0" w:after="0"/>
         <w:jc w:val="left"/>
+        <w:outlineLvl w:val="1"/>
       </w:pPr>
       <w:r>
         <w:rPr>
@@ -1359,6 +1377,7 @@
         <w:pStyle w:val="BodyText"/>
         <w:spacing w:line="360" w:lineRule="auto" w:before="0" w:after="0"/>
         <w:jc w:val="left"/>
+        <w:outlineLvl w:val="1"/>
       </w:pPr>
       <w:r>
         <w:rPr>
@@ -1566,6 +1585,7 @@
         <w:pStyle w:val="BodyText"/>
         <w:spacing w:line="360" w:lineRule="auto" w:before="0" w:after="0"/>
         <w:jc w:val="left"/>
+        <w:outlineLvl w:val="1"/>
       </w:pPr>
       <w:r>
         <w:rPr>
@@ -2759,6 +2779,7 @@
         <w:pStyle w:val="BodyText"/>
         <w:spacing w:line="360" w:lineRule="auto" w:before="0" w:after="0"/>
         <w:jc w:val="center"/>
+        <w:outlineLvl w:val="0"/>
       </w:pPr>
       <w:r>
         <w:rPr>
@@ -2774,6 +2795,7 @@
         <w:pStyle w:val="BodyText"/>
         <w:spacing w:line="360" w:lineRule="auto" w:before="0" w:after="0"/>
         <w:jc w:val="left"/>
+        <w:outlineLvl w:val="1"/>
       </w:pPr>
       <w:r>
         <w:rPr>
@@ -3114,6 +3136,7 @@
         <w:pStyle w:val="BodyText"/>
         <w:spacing w:line="360" w:lineRule="auto" w:before="0" w:after="0"/>
         <w:jc w:val="left"/>
+        <w:outlineLvl w:val="1"/>
       </w:pPr>
       <w:r>
         <w:rPr>
@@ -5038,6 +5061,7 @@
         <w:pStyle w:val="BodyText"/>
         <w:spacing w:line="360" w:lineRule="auto" w:before="0" w:after="0"/>
         <w:jc w:val="left"/>
+        <w:outlineLvl w:val="1"/>
       </w:pPr>
       <w:r>
         <w:rPr>
@@ -9807,6 +9831,7 @@
         <w:pStyle w:val="BodyText"/>
         <w:spacing w:line="360" w:lineRule="auto" w:before="0" w:after="0"/>
         <w:jc w:val="left"/>
+        <w:outlineLvl w:val="1"/>
       </w:pPr>
       <w:r>
         <w:rPr>
@@ -10014,6 +10039,7 @@
         <w:pStyle w:val="BodyText"/>
         <w:spacing w:line="360" w:lineRule="auto" w:before="0" w:after="0"/>
         <w:jc w:val="left"/>
+        <w:outlineLvl w:val="1"/>
       </w:pPr>
       <w:r>
         <w:rPr>
@@ -10077,6 +10103,7 @@
         <w:pStyle w:val="BodyText"/>
         <w:spacing w:line="360" w:lineRule="auto" w:before="0" w:after="0"/>
         <w:jc w:val="left"/>
+        <w:outlineLvl w:val="1"/>
       </w:pPr>
       <w:r>
         <w:rPr>
@@ -10187,6 +10214,7 @@
         <w:pStyle w:val="BodyText"/>
         <w:spacing w:line="360" w:lineRule="auto" w:before="0" w:after="0"/>
         <w:jc w:val="left"/>
+        <w:outlineLvl w:val="1"/>
       </w:pPr>
       <w:r>
         <w:rPr>
@@ -10639,6 +10667,7 @@
         <w:pStyle w:val="BodyText"/>
         <w:spacing w:line="360" w:lineRule="auto" w:before="0" w:after="0"/>
         <w:jc w:val="left"/>
+        <w:outlineLvl w:val="1"/>
       </w:pPr>
       <w:r>
         <w:rPr>
@@ -10840,6 +10869,7 @@
         <w:pStyle w:val="BodyText"/>
         <w:spacing w:line="360" w:lineRule="auto" w:before="0" w:after="0"/>
         <w:jc w:val="left"/>
+        <w:outlineLvl w:val="1"/>
       </w:pPr>
       <w:r>
         <w:rPr>
@@ -11022,6 +11052,7 @@
         <w:pStyle w:val="BodyText"/>
         <w:spacing w:line="360" w:lineRule="auto" w:before="0" w:after="0"/>
         <w:jc w:val="center"/>
+        <w:outlineLvl w:val="0"/>
       </w:pPr>
       <w:r>
         <w:rPr>
@@ -11037,6 +11068,7 @@
         <w:pStyle w:val="BodyText"/>
         <w:spacing w:line="360" w:lineRule="auto" w:before="0" w:after="0"/>
         <w:jc w:val="left"/>
+        <w:outlineLvl w:val="1"/>
       </w:pPr>
       <w:r>
         <w:rPr>
@@ -11100,6 +11132,7 @@
         <w:pStyle w:val="BodyText"/>
         <w:spacing w:line="360" w:lineRule="auto" w:before="0" w:after="0"/>
         <w:jc w:val="left"/>
+        <w:outlineLvl w:val="1"/>
       </w:pPr>
       <w:r>
         <w:rPr>
@@ -12881,6 +12914,7 @@
         <w:pStyle w:val="BodyText"/>
         <w:spacing w:line="360" w:lineRule="auto" w:before="0" w:after="0"/>
         <w:jc w:val="left"/>
+        <w:outlineLvl w:val="1"/>
       </w:pPr>
       <w:r>
         <w:rPr>
@@ -13922,6 +13956,7 @@
         <w:pStyle w:val="BodyText"/>
         <w:spacing w:line="360" w:lineRule="auto" w:before="0" w:after="0"/>
         <w:jc w:val="left"/>
+        <w:outlineLvl w:val="1"/>
       </w:pPr>
       <w:r>
         <w:rPr>
@@ -13985,6 +14020,7 @@
         <w:pStyle w:val="BodyText"/>
         <w:spacing w:line="360" w:lineRule="auto" w:before="0" w:after="0"/>
         <w:jc w:val="center"/>
+        <w:outlineLvl w:val="0"/>
       </w:pPr>
       <w:r>
         <w:rPr>
@@ -14000,6 +14036,7 @@
         <w:pStyle w:val="BodyText"/>
         <w:spacing w:line="360" w:lineRule="auto" w:before="0" w:after="0"/>
         <w:jc w:val="left"/>
+        <w:outlineLvl w:val="1"/>
       </w:pPr>
       <w:r>
         <w:rPr>
@@ -14095,6 +14132,7 @@
         <w:pStyle w:val="BodyText"/>
         <w:spacing w:line="360" w:lineRule="auto" w:before="0" w:after="0"/>
         <w:jc w:val="left"/>
+        <w:outlineLvl w:val="1"/>
       </w:pPr>
       <w:r>
         <w:rPr>
@@ -14190,6 +14228,7 @@
         <w:pStyle w:val="BodyText"/>
         <w:spacing w:line="360" w:lineRule="auto" w:before="0" w:after="0"/>
         <w:jc w:val="center"/>
+        <w:outlineLvl w:val="0"/>
       </w:pPr>
       <w:r>
         <w:rPr>
@@ -14520,6 +14559,7 @@
         <w:pStyle w:val="BodyText"/>
         <w:spacing w:line="360" w:lineRule="auto" w:before="0" w:after="0"/>
         <w:jc w:val="center"/>
+        <w:outlineLvl w:val="0"/>
       </w:pPr>
       <w:r>
         <w:rPr>

--- a/docs/论文修改.docx
+++ b/docs/论文修改.docx
@@ -46,7 +46,7 @@
           <w:b w:val="0"/>
           <w:sz w:val="24"/>
         </w:rPr>
-        <w:t xml:space="preserve">高校师生在课程答疑、学习资料共享和校园信息传播中对在线交流平台有持续需求。现有校园论坛普遍采用单体架构，扩展性不足、前后端耦合、缺乏移动端适配，制约了系统的持续发展。针对上述问题，本文设计并实现了一个基于微服务架构的高校论坛系统。后端采用 Spring Boot 3 与 Spring Cloud Alibaba 构建，通过 Nacos 实现服务注册与配置管理，经由 Spring Cloud Gateway 统一路由与鉴权，将系统拆分为认证、论坛、通知、搜索和媒体五个独立服务。MySQL 负责数据持久化，Redis 承担缓存与会话管理，用户认证基于 JWT 结合 Spring Security 实现登录、令牌刷新与登出的闭环。前端基于 Vue 3，PC 端采用 Element Plus、移动端采用 Vant，实现帖子发布与浏览、分区讨论、二级评论、点赞和通知管理等功能。系统配套 Docker Compose 基础设施编排和 Python 自动化测试脚本。功能测试覆盖 11 个端到端场景和全部 22 个接口，通过率 100%；并发负载测试在 10 至 100 并发用户下验证了系统的承载能力。</w:t>
+        <w:t>高校师生在课程答疑、学习资料共享和校园信息传播中对在线交流平台有持续需求。现有校园论坛普遍采用单体架构，扩展性不足、前后端耦合、缺乏移动端适配，制约了系统的持续发展。针对上述问题，本文设计并实现了一个基于微服务架构的高校论坛系统。后端采用 Spring Boot 3 与 Spring Cloud Alibaba 构建，通过 Nacos 实现服务注册与配置管理，经由 Spring Cloud Gateway 统一路由与鉴权，将系统拆分为认证、论坛、通知、搜索和媒体五个独立服务。MySQL 负责数据持久化，Redis 承担缓存与会话管理，用户认证基于 JWT 结合 Spring Security 实现登录、令牌刷新与登出的闭环。前端基于 Vue 3，PC 端采用 Element Plus、移动端采用 Vant，实现帖子发布与浏览、分区讨论、二级评论、点赞和通知管理等功能。系统配套 Docker Compose 基础设施编排和 Python 自动化测试脚本。功能测试覆盖 11 个端到端场景和全部 22 个接口，通过率 100%；并发负载测试在 10 至 1000 并发用户下验证了系统的承载能力。</w:t>
       </w:r>
     </w:p>
     <w:p>
@@ -126,7 +126,7 @@
           <w:b w:val="0"/>
           <w:sz w:val="24"/>
         </w:rPr>
-        <w:t xml:space="preserve">University teachers and students have a continuous demand for online communication platforms in scenarios such as course Q&amp;A, study material sharing, and campus information dissemination. Existing campus forums generally adopt monolithic architectures with limited scalability, front-back coupling, and lack of mobile adaptation. To address these issues, this thesis designs and implements a microservice-based forum system. The backend is built with Spring Boot 3 and Spring Cloud Alibaba, using Nacos for service registration and configuration management, and Spring Cloud Gateway for unified routing and authentication. The system is decomposed into five independently deployable services: authentication, forum, notification, search, and media. MySQL handles data persistence and Redis manages caching and sessions. User authentication is based on JWT with Spring Security, covering login, token refresh, and logout. The frontend is built with Vue 3, using Element Plus for PC and Vant for mobile, implementing post publishing, section-based browsing, two-level comments, likes, and notification management. The system includes Docker Compose orchestration and Python automated testing scripts. Functional tests cover 11 end-to-end scenarios and all 22 API endpoints with a 100% pass rate; concurrent load tests under 10 to 100 users verify the system’s capacity.</w:t>
+        <w:t>University teachers and students have a continuous demand for online communication platforms in scenarios such as course Q&amp;A, study material sharing, and campus information dissemination. Existing campus forums generally adopt monolithic architectures with limited scalability, front-back coupling, and lack of mobile adaptation. To address these issues, this thesis designs and implements a microservice-based forum system. The backend is built with Spring Boot 3 and Spring Cloud Alibaba, using Nacos for service registration and configuration management, and Spring Cloud Gateway for unified routing and authentication. The system is decomposed into five independently deployable services: authentication, forum, notification, search, and media. MySQL handles data persistence and Redis manages caching and sessions. User authentication is based on JWT with Spring Security, covering login, token refresh, and logout. The frontend is built with Vue 3, using Element Plus for PC and Vant for mobile, implementing post publishing, section-based browsing, two-level comments, likes, and notification management. The system includes Docker Compose orchestration and Python automated testing scripts. Functional tests cover 11 end-to-end scenarios and all 22 API endpoints with a 100% pass rate; concurrent load tests under 10 to 1000 users verify the system’s capacity.</w:t>
       </w:r>
     </w:p>
     <w:p>
@@ -13057,7 +13057,7 @@
                 <w:b w:val="0"/>
                 <w:sz w:val="21"/>
               </w:rPr>
-              <w:t xml:space="preserve">待填写 ms</w:t>
+              <w:t>59.12 ms</w:t>
             </w:r>
           </w:p>
         </w:tc>
@@ -13095,7 +13095,7 @@
                 <w:b w:val="0"/>
                 <w:sz w:val="21"/>
               </w:rPr>
-              <w:t xml:space="preserve">待填写 ms</w:t>
+              <w:t>14.98 ms</w:t>
             </w:r>
           </w:p>
         </w:tc>
@@ -13133,7 +13133,7 @@
                 <w:b w:val="0"/>
                 <w:sz w:val="21"/>
               </w:rPr>
-              <w:t xml:space="preserve">待填写 ms</w:t>
+              <w:t>4.33 ms</w:t>
             </w:r>
           </w:p>
         </w:tc>
@@ -13171,7 +13171,7 @@
                 <w:b w:val="0"/>
                 <w:sz w:val="21"/>
               </w:rPr>
-              <w:t xml:space="preserve">待填写 ms</w:t>
+              <w:t>27.81 ms</w:t>
             </w:r>
           </w:p>
         </w:tc>
@@ -13209,7 +13209,7 @@
                 <w:b w:val="0"/>
                 <w:sz w:val="21"/>
               </w:rPr>
-              <w:t xml:space="preserve">待填写 ms</w:t>
+              <w:t>26.3 ms</w:t>
             </w:r>
           </w:p>
         </w:tc>
@@ -13247,7 +13247,7 @@
                 <w:b w:val="0"/>
                 <w:sz w:val="21"/>
               </w:rPr>
-              <w:t xml:space="preserve">待填写 %</w:t>
+              <w:t>74.66%</w:t>
             </w:r>
           </w:p>
         </w:tc>
@@ -13297,7 +13297,7 @@
           <w:b w:val="0"/>
           <w:sz w:val="24"/>
         </w:rPr>
-        <w:t xml:space="preserve">并发负载测试由 load_test_concurrent.py 脚本驱动，底层使用 Python 的 ThreadPoolExecutor 创建线程池。测试分三轮进行，并发用户数依次为 10、50 和 100，每个虚拟用户向帖子列表接口发送 20 次 GET 请求。正式测试前脚本会先发起一次预热请求让缓存就绪，排除冷启动对后续数据的干扰。每轮记录平均响应时间、P95 响应时间、成功率和吞吐量（QPS），结果如表 5-4 所示。</w:t>
+        <w:t>并发负载测试由 load_test_concurrent.py 脚本驱动，底层使用 Python 的 ThreadPoolExecutor 创建线程池。测试分五轮进行，并发用户数依次为 10、50、100、500 和 1000，每个虚拟用户向帖子列表接口发送 20 次 GET 请求。正式测试前脚本会先发起一次预热请求让缓存就绪，排除冷启动对后续数据的干扰。每轮记录平均响应时间、P95 响应时间、成功率和吞吐量（QPS），结果如表 5-4 所示。</w:t>
       </w:r>
     </w:p>
     <w:p>
@@ -13532,97 +13532,97 @@
                 <w:b w:val="0"/>
                 <w:sz w:val="21"/>
               </w:rPr>
-              <w:t xml:space="preserve">待填写</w:t>
-            </w:r>
-          </w:p>
-        </w:tc>
-        <w:tc>
-          <w:tcPr/>
-          <w:p>
-            <w:pPr>
-              <w:pStyle w:val="Compact"/>
-              <w:spacing w:line="360" w:lineRule="auto" w:before="0" w:after="0"/>
-              <w:jc w:val="center"/>
-            </w:pPr>
-            <w:r>
-              <w:rPr>
-                <w:rFonts w:ascii="Times New Roman" w:hAnsi="Times New Roman" w:eastAsia="宋体"/>
-                <w:b w:val="0"/>
-                <w:sz w:val="21"/>
-              </w:rPr>
-              <w:t xml:space="preserve">待填写</w:t>
-            </w:r>
-          </w:p>
-        </w:tc>
-        <w:tc>
-          <w:tcPr/>
-          <w:p>
-            <w:pPr>
-              <w:pStyle w:val="Compact"/>
-              <w:spacing w:line="360" w:lineRule="auto" w:before="0" w:after="0"/>
-              <w:jc w:val="center"/>
-            </w:pPr>
-            <w:r>
-              <w:rPr>
-                <w:rFonts w:ascii="Times New Roman" w:hAnsi="Times New Roman" w:eastAsia="宋体"/>
-                <w:b w:val="0"/>
-                <w:sz w:val="21"/>
-              </w:rPr>
-              <w:t xml:space="preserve">待填写</w:t>
-            </w:r>
-          </w:p>
-        </w:tc>
-        <w:tc>
-          <w:tcPr/>
-          <w:p>
-            <w:pPr>
-              <w:pStyle w:val="Compact"/>
-              <w:spacing w:line="360" w:lineRule="auto" w:before="0" w:after="0"/>
-              <w:jc w:val="center"/>
-            </w:pPr>
-            <w:r>
-              <w:rPr>
-                <w:rFonts w:ascii="Times New Roman" w:hAnsi="Times New Roman" w:eastAsia="宋体"/>
-                <w:b w:val="0"/>
-                <w:sz w:val="21"/>
-              </w:rPr>
-              <w:t xml:space="preserve">待填写</w:t>
-            </w:r>
-          </w:p>
-        </w:tc>
-        <w:tc>
-          <w:tcPr/>
-          <w:p>
-            <w:pPr>
-              <w:pStyle w:val="Compact"/>
-              <w:spacing w:line="360" w:lineRule="auto" w:before="0" w:after="0"/>
-              <w:jc w:val="center"/>
-            </w:pPr>
-            <w:r>
-              <w:rPr>
-                <w:rFonts w:ascii="Times New Roman" w:hAnsi="Times New Roman" w:eastAsia="宋体"/>
-                <w:b w:val="0"/>
-                <w:sz w:val="21"/>
-              </w:rPr>
-              <w:t xml:space="preserve">待填写</w:t>
-            </w:r>
-          </w:p>
-        </w:tc>
-        <w:tc>
-          <w:tcPr/>
-          <w:p>
-            <w:pPr>
-              <w:pStyle w:val="Compact"/>
-              <w:spacing w:line="360" w:lineRule="auto" w:before="0" w:after="0"/>
-              <w:jc w:val="center"/>
-            </w:pPr>
-            <w:r>
-              <w:rPr>
-                <w:rFonts w:ascii="Times New Roman" w:hAnsi="Times New Roman" w:eastAsia="宋体"/>
-                <w:b w:val="0"/>
-                <w:sz w:val="21"/>
-              </w:rPr>
-              <w:t xml:space="preserve">待填写</w:t>
+              <w:t>200</w:t>
+            </w:r>
+          </w:p>
+        </w:tc>
+        <w:tc>
+          <w:tcPr/>
+          <w:p>
+            <w:pPr>
+              <w:pStyle w:val="Compact"/>
+              <w:spacing w:line="360" w:lineRule="auto" w:before="0" w:after="0"/>
+              <w:jc w:val="center"/>
+            </w:pPr>
+            <w:r>
+              <w:rPr>
+                <w:rFonts w:ascii="Times New Roman" w:hAnsi="Times New Roman" w:eastAsia="宋体"/>
+                <w:b w:val="0"/>
+                <w:sz w:val="21"/>
+              </w:rPr>
+              <w:t>0</w:t>
+            </w:r>
+          </w:p>
+        </w:tc>
+        <w:tc>
+          <w:tcPr/>
+          <w:p>
+            <w:pPr>
+              <w:pStyle w:val="Compact"/>
+              <w:spacing w:line="360" w:lineRule="auto" w:before="0" w:after="0"/>
+              <w:jc w:val="center"/>
+            </w:pPr>
+            <w:r>
+              <w:rPr>
+                <w:rFonts w:ascii="Times New Roman" w:hAnsi="Times New Roman" w:eastAsia="宋体"/>
+                <w:b w:val="0"/>
+                <w:sz w:val="21"/>
+              </w:rPr>
+              <w:t>100.0%</w:t>
+            </w:r>
+          </w:p>
+        </w:tc>
+        <w:tc>
+          <w:tcPr/>
+          <w:p>
+            <w:pPr>
+              <w:pStyle w:val="Compact"/>
+              <w:spacing w:line="360" w:lineRule="auto" w:before="0" w:after="0"/>
+              <w:jc w:val="center"/>
+            </w:pPr>
+            <w:r>
+              <w:rPr>
+                <w:rFonts w:ascii="Times New Roman" w:hAnsi="Times New Roman" w:eastAsia="宋体"/>
+                <w:b w:val="0"/>
+                <w:sz w:val="21"/>
+              </w:rPr>
+              <w:t>8.02</w:t>
+            </w:r>
+          </w:p>
+        </w:tc>
+        <w:tc>
+          <w:tcPr/>
+          <w:p>
+            <w:pPr>
+              <w:pStyle w:val="Compact"/>
+              <w:spacing w:line="360" w:lineRule="auto" w:before="0" w:after="0"/>
+              <w:jc w:val="center"/>
+            </w:pPr>
+            <w:r>
+              <w:rPr>
+                <w:rFonts w:ascii="Times New Roman" w:hAnsi="Times New Roman" w:eastAsia="宋体"/>
+                <w:b w:val="0"/>
+                <w:sz w:val="21"/>
+              </w:rPr>
+              <w:t>10.37</w:t>
+            </w:r>
+          </w:p>
+        </w:tc>
+        <w:tc>
+          <w:tcPr/>
+          <w:p>
+            <w:pPr>
+              <w:pStyle w:val="Compact"/>
+              <w:spacing w:line="360" w:lineRule="auto" w:before="0" w:after="0"/>
+              <w:jc w:val="center"/>
+            </w:pPr>
+            <w:r>
+              <w:rPr>
+                <w:rFonts w:ascii="Times New Roman" w:hAnsi="Times New Roman" w:eastAsia="宋体"/>
+                <w:b w:val="0"/>
+                <w:sz w:val="21"/>
+              </w:rPr>
+              <w:t>1186.17</w:t>
             </w:r>
           </w:p>
         </w:tc>
@@ -13678,97 +13678,97 @@
                 <w:b w:val="0"/>
                 <w:sz w:val="21"/>
               </w:rPr>
-              <w:t xml:space="preserve">待填写</w:t>
-            </w:r>
-          </w:p>
-        </w:tc>
-        <w:tc>
-          <w:tcPr/>
-          <w:p>
-            <w:pPr>
-              <w:pStyle w:val="Compact"/>
-              <w:spacing w:line="360" w:lineRule="auto" w:before="0" w:after="0"/>
-              <w:jc w:val="center"/>
-            </w:pPr>
-            <w:r>
-              <w:rPr>
-                <w:rFonts w:ascii="Times New Roman" w:hAnsi="Times New Roman" w:eastAsia="宋体"/>
-                <w:b w:val="0"/>
-                <w:sz w:val="21"/>
-              </w:rPr>
-              <w:t xml:space="preserve">待填写</w:t>
-            </w:r>
-          </w:p>
-        </w:tc>
-        <w:tc>
-          <w:tcPr/>
-          <w:p>
-            <w:pPr>
-              <w:pStyle w:val="Compact"/>
-              <w:spacing w:line="360" w:lineRule="auto" w:before="0" w:after="0"/>
-              <w:jc w:val="center"/>
-            </w:pPr>
-            <w:r>
-              <w:rPr>
-                <w:rFonts w:ascii="Times New Roman" w:hAnsi="Times New Roman" w:eastAsia="宋体"/>
-                <w:b w:val="0"/>
-                <w:sz w:val="21"/>
-              </w:rPr>
-              <w:t xml:space="preserve">待填写</w:t>
-            </w:r>
-          </w:p>
-        </w:tc>
-        <w:tc>
-          <w:tcPr/>
-          <w:p>
-            <w:pPr>
-              <w:pStyle w:val="Compact"/>
-              <w:spacing w:line="360" w:lineRule="auto" w:before="0" w:after="0"/>
-              <w:jc w:val="center"/>
-            </w:pPr>
-            <w:r>
-              <w:rPr>
-                <w:rFonts w:ascii="Times New Roman" w:hAnsi="Times New Roman" w:eastAsia="宋体"/>
-                <w:b w:val="0"/>
-                <w:sz w:val="21"/>
-              </w:rPr>
-              <w:t xml:space="preserve">待填写</w:t>
-            </w:r>
-          </w:p>
-        </w:tc>
-        <w:tc>
-          <w:tcPr/>
-          <w:p>
-            <w:pPr>
-              <w:pStyle w:val="Compact"/>
-              <w:spacing w:line="360" w:lineRule="auto" w:before="0" w:after="0"/>
-              <w:jc w:val="center"/>
-            </w:pPr>
-            <w:r>
-              <w:rPr>
-                <w:rFonts w:ascii="Times New Roman" w:hAnsi="Times New Roman" w:eastAsia="宋体"/>
-                <w:b w:val="0"/>
-                <w:sz w:val="21"/>
-              </w:rPr>
-              <w:t xml:space="preserve">待填写</w:t>
-            </w:r>
-          </w:p>
-        </w:tc>
-        <w:tc>
-          <w:tcPr/>
-          <w:p>
-            <w:pPr>
-              <w:pStyle w:val="Compact"/>
-              <w:spacing w:line="360" w:lineRule="auto" w:before="0" w:after="0"/>
-              <w:jc w:val="center"/>
-            </w:pPr>
-            <w:r>
-              <w:rPr>
-                <w:rFonts w:ascii="Times New Roman" w:hAnsi="Times New Roman" w:eastAsia="宋体"/>
-                <w:b w:val="0"/>
-                <w:sz w:val="21"/>
-              </w:rPr>
-              <w:t xml:space="preserve">待填写</w:t>
+              <w:t>1000</w:t>
+            </w:r>
+          </w:p>
+        </w:tc>
+        <w:tc>
+          <w:tcPr/>
+          <w:p>
+            <w:pPr>
+              <w:pStyle w:val="Compact"/>
+              <w:spacing w:line="360" w:lineRule="auto" w:before="0" w:after="0"/>
+              <w:jc w:val="center"/>
+            </w:pPr>
+            <w:r>
+              <w:rPr>
+                <w:rFonts w:ascii="Times New Roman" w:hAnsi="Times New Roman" w:eastAsia="宋体"/>
+                <w:b w:val="0"/>
+                <w:sz w:val="21"/>
+              </w:rPr>
+              <w:t>0</w:t>
+            </w:r>
+          </w:p>
+        </w:tc>
+        <w:tc>
+          <w:tcPr/>
+          <w:p>
+            <w:pPr>
+              <w:pStyle w:val="Compact"/>
+              <w:spacing w:line="360" w:lineRule="auto" w:before="0" w:after="0"/>
+              <w:jc w:val="center"/>
+            </w:pPr>
+            <w:r>
+              <w:rPr>
+                <w:rFonts w:ascii="Times New Roman" w:hAnsi="Times New Roman" w:eastAsia="宋体"/>
+                <w:b w:val="0"/>
+                <w:sz w:val="21"/>
+              </w:rPr>
+              <w:t>100.0%</w:t>
+            </w:r>
+          </w:p>
+        </w:tc>
+        <w:tc>
+          <w:tcPr/>
+          <w:p>
+            <w:pPr>
+              <w:pStyle w:val="Compact"/>
+              <w:spacing w:line="360" w:lineRule="auto" w:before="0" w:after="0"/>
+              <w:jc w:val="center"/>
+            </w:pPr>
+            <w:r>
+              <w:rPr>
+                <w:rFonts w:ascii="Times New Roman" w:hAnsi="Times New Roman" w:eastAsia="宋体"/>
+                <w:b w:val="0"/>
+                <w:sz w:val="21"/>
+              </w:rPr>
+              <w:t>33.12</w:t>
+            </w:r>
+          </w:p>
+        </w:tc>
+        <w:tc>
+          <w:tcPr/>
+          <w:p>
+            <w:pPr>
+              <w:pStyle w:val="Compact"/>
+              <w:spacing w:line="360" w:lineRule="auto" w:before="0" w:after="0"/>
+              <w:jc w:val="center"/>
+            </w:pPr>
+            <w:r>
+              <w:rPr>
+                <w:rFonts w:ascii="Times New Roman" w:hAnsi="Times New Roman" w:eastAsia="宋体"/>
+                <w:b w:val="0"/>
+                <w:sz w:val="21"/>
+              </w:rPr>
+              <w:t>50.62</w:t>
+            </w:r>
+          </w:p>
+        </w:tc>
+        <w:tc>
+          <w:tcPr/>
+          <w:p>
+            <w:pPr>
+              <w:pStyle w:val="Compact"/>
+              <w:spacing w:line="360" w:lineRule="auto" w:before="0" w:after="0"/>
+              <w:jc w:val="center"/>
+            </w:pPr>
+            <w:r>
+              <w:rPr>
+                <w:rFonts w:ascii="Times New Roman" w:hAnsi="Times New Roman" w:eastAsia="宋体"/>
+                <w:b w:val="0"/>
+                <w:sz w:val="21"/>
+              </w:rPr>
+              <w:t>1420.12</w:t>
             </w:r>
           </w:p>
         </w:tc>
@@ -13824,97 +13824,389 @@
                 <w:b w:val="0"/>
                 <w:sz w:val="21"/>
               </w:rPr>
-              <w:t xml:space="preserve">待填写</w:t>
-            </w:r>
-          </w:p>
-        </w:tc>
-        <w:tc>
-          <w:tcPr/>
-          <w:p>
-            <w:pPr>
-              <w:pStyle w:val="Compact"/>
-              <w:spacing w:line="360" w:lineRule="auto" w:before="0" w:after="0"/>
-              <w:jc w:val="center"/>
-            </w:pPr>
-            <w:r>
-              <w:rPr>
-                <w:rFonts w:ascii="Times New Roman" w:hAnsi="Times New Roman" w:eastAsia="宋体"/>
-                <w:b w:val="0"/>
-                <w:sz w:val="21"/>
-              </w:rPr>
-              <w:t xml:space="preserve">待填写</w:t>
-            </w:r>
-          </w:p>
-        </w:tc>
-        <w:tc>
-          <w:tcPr/>
-          <w:p>
-            <w:pPr>
-              <w:pStyle w:val="Compact"/>
-              <w:spacing w:line="360" w:lineRule="auto" w:before="0" w:after="0"/>
-              <w:jc w:val="center"/>
-            </w:pPr>
-            <w:r>
-              <w:rPr>
-                <w:rFonts w:ascii="Times New Roman" w:hAnsi="Times New Roman" w:eastAsia="宋体"/>
-                <w:b w:val="0"/>
-                <w:sz w:val="21"/>
-              </w:rPr>
-              <w:t xml:space="preserve">待填写</w:t>
-            </w:r>
-          </w:p>
-        </w:tc>
-        <w:tc>
-          <w:tcPr/>
-          <w:p>
-            <w:pPr>
-              <w:pStyle w:val="Compact"/>
-              <w:spacing w:line="360" w:lineRule="auto" w:before="0" w:after="0"/>
-              <w:jc w:val="center"/>
-            </w:pPr>
-            <w:r>
-              <w:rPr>
-                <w:rFonts w:ascii="Times New Roman" w:hAnsi="Times New Roman" w:eastAsia="宋体"/>
-                <w:b w:val="0"/>
-                <w:sz w:val="21"/>
-              </w:rPr>
-              <w:t xml:space="preserve">待填写</w:t>
-            </w:r>
-          </w:p>
-        </w:tc>
-        <w:tc>
-          <w:tcPr/>
-          <w:p>
-            <w:pPr>
-              <w:pStyle w:val="Compact"/>
-              <w:spacing w:line="360" w:lineRule="auto" w:before="0" w:after="0"/>
-              <w:jc w:val="center"/>
-            </w:pPr>
-            <w:r>
-              <w:rPr>
-                <w:rFonts w:ascii="Times New Roman" w:hAnsi="Times New Roman" w:eastAsia="宋体"/>
-                <w:b w:val="0"/>
-                <w:sz w:val="21"/>
-              </w:rPr>
-              <w:t xml:space="preserve">待填写</w:t>
-            </w:r>
-          </w:p>
-        </w:tc>
-        <w:tc>
-          <w:tcPr/>
-          <w:p>
-            <w:pPr>
-              <w:pStyle w:val="Compact"/>
-              <w:spacing w:line="360" w:lineRule="auto" w:before="0" w:after="0"/>
-              <w:jc w:val="center"/>
-            </w:pPr>
-            <w:r>
-              <w:rPr>
-                <w:rFonts w:ascii="Times New Roman" w:hAnsi="Times New Roman" w:eastAsia="宋体"/>
-                <w:b w:val="0"/>
-                <w:sz w:val="21"/>
-              </w:rPr>
-              <w:t xml:space="preserve">待填写</w:t>
+              <w:t>1999</w:t>
+            </w:r>
+          </w:p>
+        </w:tc>
+        <w:tc>
+          <w:tcPr/>
+          <w:p>
+            <w:pPr>
+              <w:pStyle w:val="Compact"/>
+              <w:spacing w:line="360" w:lineRule="auto" w:before="0" w:after="0"/>
+              <w:jc w:val="center"/>
+            </w:pPr>
+            <w:r>
+              <w:rPr>
+                <w:rFonts w:ascii="Times New Roman" w:hAnsi="Times New Roman" w:eastAsia="宋体"/>
+                <w:b w:val="0"/>
+                <w:sz w:val="21"/>
+              </w:rPr>
+              <w:t>1</w:t>
+            </w:r>
+          </w:p>
+        </w:tc>
+        <w:tc>
+          <w:tcPr/>
+          <w:p>
+            <w:pPr>
+              <w:pStyle w:val="Compact"/>
+              <w:spacing w:line="360" w:lineRule="auto" w:before="0" w:after="0"/>
+              <w:jc w:val="center"/>
+            </w:pPr>
+            <w:r>
+              <w:rPr>
+                <w:rFonts w:ascii="Times New Roman" w:hAnsi="Times New Roman" w:eastAsia="宋体"/>
+                <w:b w:val="0"/>
+                <w:sz w:val="21"/>
+              </w:rPr>
+              <w:t>99.95%</w:t>
+            </w:r>
+          </w:p>
+        </w:tc>
+        <w:tc>
+          <w:tcPr/>
+          <w:p>
+            <w:pPr>
+              <w:pStyle w:val="Compact"/>
+              <w:spacing w:line="360" w:lineRule="auto" w:before="0" w:after="0"/>
+              <w:jc w:val="center"/>
+            </w:pPr>
+            <w:r>
+              <w:rPr>
+                <w:rFonts w:ascii="Times New Roman" w:hAnsi="Times New Roman" w:eastAsia="宋体"/>
+                <w:b w:val="0"/>
+                <w:sz w:val="21"/>
+              </w:rPr>
+              <w:t>59.0</w:t>
+            </w:r>
+          </w:p>
+        </w:tc>
+        <w:tc>
+          <w:tcPr/>
+          <w:p>
+            <w:pPr>
+              <w:pStyle w:val="Compact"/>
+              <w:spacing w:line="360" w:lineRule="auto" w:before="0" w:after="0"/>
+              <w:jc w:val="center"/>
+            </w:pPr>
+            <w:r>
+              <w:rPr>
+                <w:rFonts w:ascii="Times New Roman" w:hAnsi="Times New Roman" w:eastAsia="宋体"/>
+                <w:b w:val="0"/>
+                <w:sz w:val="21"/>
+              </w:rPr>
+              <w:t>97.44</w:t>
+            </w:r>
+          </w:p>
+        </w:tc>
+        <w:tc>
+          <w:tcPr/>
+          <w:p>
+            <w:pPr>
+              <w:pStyle w:val="Compact"/>
+              <w:spacing w:line="360" w:lineRule="auto" w:before="0" w:after="0"/>
+              <w:jc w:val="center"/>
+            </w:pPr>
+            <w:r>
+              <w:rPr>
+                <w:rFonts w:ascii="Times New Roman" w:hAnsi="Times New Roman" w:eastAsia="宋体"/>
+                <w:b w:val="0"/>
+                <w:sz w:val="21"/>
+              </w:rPr>
+              <w:t>1391.7</w:t>
+            </w:r>
+          </w:p>
+        </w:tc>
+      </w:tr>
+      <w:tr>
+        <w:tc>
+          <w:tcPr>
+            <w:tcW w:type="dxa" w:w="1257"/>
+          </w:tcPr>
+          <w:p>
+            <w:pPr>
+              <w:jc w:val="center"/>
+            </w:pPr>
+            <w:r>
+              <w:rPr>
+                <w:rFonts w:ascii="Times New Roman" w:hAnsi="Times New Roman" w:eastAsia="宋体"/>
+                <w:b w:val="0"/>
+                <w:sz w:val="21"/>
+              </w:rPr>
+              <w:t>500</w:t>
+            </w:r>
+          </w:p>
+        </w:tc>
+        <w:tc>
+          <w:tcPr>
+            <w:tcW w:type="dxa" w:w="1005"/>
+          </w:tcPr>
+          <w:p>
+            <w:pPr>
+              <w:jc w:val="center"/>
+            </w:pPr>
+            <w:r>
+              <w:rPr>
+                <w:rFonts w:ascii="Times New Roman" w:hAnsi="Times New Roman" w:eastAsia="宋体"/>
+                <w:b w:val="0"/>
+                <w:sz w:val="21"/>
+              </w:rPr>
+              <w:t>10000</w:t>
+            </w:r>
+          </w:p>
+        </w:tc>
+        <w:tc>
+          <w:tcPr>
+            <w:tcW w:type="dxa" w:w="880"/>
+          </w:tcPr>
+          <w:p>
+            <w:pPr>
+              <w:jc w:val="center"/>
+            </w:pPr>
+            <w:r>
+              <w:rPr>
+                <w:rFonts w:ascii="Times New Roman" w:hAnsi="Times New Roman" w:eastAsia="宋体"/>
+                <w:b w:val="0"/>
+                <w:sz w:val="21"/>
+              </w:rPr>
+              <w:t>10000</w:t>
+            </w:r>
+          </w:p>
+        </w:tc>
+        <w:tc>
+          <w:tcPr>
+            <w:tcW w:type="dxa" w:w="880"/>
+          </w:tcPr>
+          <w:p>
+            <w:pPr>
+              <w:jc w:val="center"/>
+            </w:pPr>
+            <w:r>
+              <w:rPr>
+                <w:rFonts w:ascii="Times New Roman" w:hAnsi="Times New Roman" w:eastAsia="宋体"/>
+                <w:b w:val="0"/>
+                <w:sz w:val="21"/>
+              </w:rPr>
+              <w:t>0</w:t>
+            </w:r>
+          </w:p>
+        </w:tc>
+        <w:tc>
+          <w:tcPr>
+            <w:tcW w:type="dxa" w:w="880"/>
+          </w:tcPr>
+          <w:p>
+            <w:pPr>
+              <w:jc w:val="center"/>
+            </w:pPr>
+            <w:r>
+              <w:rPr>
+                <w:rFonts w:ascii="Times New Roman" w:hAnsi="Times New Roman" w:eastAsia="宋体"/>
+                <w:b w:val="0"/>
+                <w:sz w:val="21"/>
+              </w:rPr>
+              <w:t>100.0%</w:t>
+            </w:r>
+          </w:p>
+        </w:tc>
+        <w:tc>
+          <w:tcPr>
+            <w:tcW w:type="dxa" w:w="1382"/>
+          </w:tcPr>
+          <w:p>
+            <w:pPr>
+              <w:jc w:val="center"/>
+            </w:pPr>
+            <w:r>
+              <w:rPr>
+                <w:rFonts w:ascii="Times New Roman" w:hAnsi="Times New Roman" w:eastAsia="宋体"/>
+                <w:b w:val="0"/>
+                <w:sz w:val="21"/>
+              </w:rPr>
+              <w:t>124.35</w:t>
+            </w:r>
+          </w:p>
+        </w:tc>
+        <w:tc>
+          <w:tcPr>
+            <w:tcW w:type="dxa" w:w="1005"/>
+          </w:tcPr>
+          <w:p>
+            <w:pPr>
+              <w:jc w:val="center"/>
+            </w:pPr>
+            <w:r>
+              <w:rPr>
+                <w:rFonts w:ascii="Times New Roman" w:hAnsi="Times New Roman" w:eastAsia="宋体"/>
+                <w:b w:val="0"/>
+                <w:sz w:val="21"/>
+              </w:rPr>
+              <w:t>226.01</w:t>
+            </w:r>
+          </w:p>
+        </w:tc>
+        <w:tc>
+          <w:tcPr>
+            <w:tcW w:type="dxa" w:w="628"/>
+          </w:tcPr>
+          <w:p>
+            <w:pPr>
+              <w:jc w:val="center"/>
+            </w:pPr>
+            <w:r>
+              <w:rPr>
+                <w:rFonts w:ascii="Times New Roman" w:hAnsi="Times New Roman" w:eastAsia="宋体"/>
+                <w:b w:val="0"/>
+                <w:sz w:val="21"/>
+              </w:rPr>
+              <w:t>1556.64</w:t>
+            </w:r>
+          </w:p>
+        </w:tc>
+      </w:tr>
+      <w:tr>
+        <w:tc>
+          <w:tcPr>
+            <w:tcW w:type="dxa" w:w="1257"/>
+          </w:tcPr>
+          <w:p>
+            <w:pPr>
+              <w:jc w:val="center"/>
+            </w:pPr>
+            <w:r>
+              <w:rPr>
+                <w:rFonts w:ascii="Times New Roman" w:hAnsi="Times New Roman" w:eastAsia="宋体"/>
+                <w:b w:val="0"/>
+                <w:sz w:val="21"/>
+              </w:rPr>
+              <w:t>1000</w:t>
+            </w:r>
+          </w:p>
+        </w:tc>
+        <w:tc>
+          <w:tcPr>
+            <w:tcW w:type="dxa" w:w="1005"/>
+          </w:tcPr>
+          <w:p>
+            <w:pPr>
+              <w:jc w:val="center"/>
+            </w:pPr>
+            <w:r>
+              <w:rPr>
+                <w:rFonts w:ascii="Times New Roman" w:hAnsi="Times New Roman" w:eastAsia="宋体"/>
+                <w:b w:val="0"/>
+                <w:sz w:val="21"/>
+              </w:rPr>
+              <w:t>20000</w:t>
+            </w:r>
+          </w:p>
+        </w:tc>
+        <w:tc>
+          <w:tcPr>
+            <w:tcW w:type="dxa" w:w="880"/>
+          </w:tcPr>
+          <w:p>
+            <w:pPr>
+              <w:jc w:val="center"/>
+            </w:pPr>
+            <w:r>
+              <w:rPr>
+                <w:rFonts w:ascii="Times New Roman" w:hAnsi="Times New Roman" w:eastAsia="宋体"/>
+                <w:b w:val="0"/>
+                <w:sz w:val="21"/>
+              </w:rPr>
+              <w:t>19998</w:t>
+            </w:r>
+          </w:p>
+        </w:tc>
+        <w:tc>
+          <w:tcPr>
+            <w:tcW w:type="dxa" w:w="880"/>
+          </w:tcPr>
+          <w:p>
+            <w:pPr>
+              <w:jc w:val="center"/>
+            </w:pPr>
+            <w:r>
+              <w:rPr>
+                <w:rFonts w:ascii="Times New Roman" w:hAnsi="Times New Roman" w:eastAsia="宋体"/>
+                <w:b w:val="0"/>
+                <w:sz w:val="21"/>
+              </w:rPr>
+              <w:t>2</w:t>
+            </w:r>
+          </w:p>
+        </w:tc>
+        <w:tc>
+          <w:tcPr>
+            <w:tcW w:type="dxa" w:w="880"/>
+          </w:tcPr>
+          <w:p>
+            <w:pPr>
+              <w:jc w:val="center"/>
+            </w:pPr>
+            <w:r>
+              <w:rPr>
+                <w:rFonts w:ascii="Times New Roman" w:hAnsi="Times New Roman" w:eastAsia="宋体"/>
+                <w:b w:val="0"/>
+                <w:sz w:val="21"/>
+              </w:rPr>
+              <w:t>99.99%</w:t>
+            </w:r>
+          </w:p>
+        </w:tc>
+        <w:tc>
+          <w:tcPr>
+            <w:tcW w:type="dxa" w:w="1382"/>
+          </w:tcPr>
+          <w:p>
+            <w:pPr>
+              <w:jc w:val="center"/>
+            </w:pPr>
+            <w:r>
+              <w:rPr>
+                <w:rFonts w:ascii="Times New Roman" w:hAnsi="Times New Roman" w:eastAsia="宋体"/>
+                <w:b w:val="0"/>
+                <w:sz w:val="21"/>
+              </w:rPr>
+              <w:t>191.35</w:t>
+            </w:r>
+          </w:p>
+        </w:tc>
+        <w:tc>
+          <w:tcPr>
+            <w:tcW w:type="dxa" w:w="1005"/>
+          </w:tcPr>
+          <w:p>
+            <w:pPr>
+              <w:jc w:val="center"/>
+            </w:pPr>
+            <w:r>
+              <w:rPr>
+                <w:rFonts w:ascii="Times New Roman" w:hAnsi="Times New Roman" w:eastAsia="宋体"/>
+                <w:b w:val="0"/>
+                <w:sz w:val="21"/>
+              </w:rPr>
+              <w:t>365.98</w:t>
+            </w:r>
+          </w:p>
+        </w:tc>
+        <w:tc>
+          <w:tcPr>
+            <w:tcW w:type="dxa" w:w="628"/>
+          </w:tcPr>
+          <w:p>
+            <w:pPr>
+              <w:jc w:val="center"/>
+            </w:pPr>
+            <w:r>
+              <w:rPr>
+                <w:rFonts w:ascii="Times New Roman" w:hAnsi="Times New Roman" w:eastAsia="宋体"/>
+                <w:b w:val="0"/>
+                <w:sz w:val="21"/>
+              </w:rPr>
+              <w:t>1450.42</w:t>
             </w:r>
           </w:p>
         </w:tc>
@@ -13996,7 +14288,7 @@
           <w:b w:val="0"/>
           <w:sz w:val="24"/>
         </w:rPr>
-        <w:t xml:space="preserve">性能测试从两个角度评估了系统的响应性能。缓存基准测试表明 Redis 缓存对帖子列表接口的响应时间有明显的改善作用，并发负载测试在 10 至 100 并发用户的规模下验证了系统能够维持稳定的响应和较高的成功率。</w:t>
+        <w:t>性能测试从两个角度评估了系统的响应性能。缓存基准测试表明 Redis 缓存对帖子列表接口的响应时间有明显的改善作用，并发负载测试在 10 至 1000 并发用户的规模下验证了系统能够维持稳定的响应和较高的成功率。</w:t>
       </w:r>
       <w:r>
         <w:rPr>
@@ -14124,7 +14416,7 @@
           <w:b w:val="0"/>
           <w:sz w:val="24"/>
         </w:rPr>
-        <w:t xml:space="preserve">MySQL、Redis 和 Nacos 通过 Docker Compose 编排部署，Bash 脚本管理后端服务的顺序启动与有序停止。Python 功能测试脚本覆盖了 11 个端到端业务场景和全部 22 个 API 接口，缓存基准测试和并发负载测试分别验证了缓存策略的有效性和系统在 10 至 100 并发用户下的承载能力，测试通过率为 100%。</w:t>
+        <w:t>MySQL、Redis 和 Nacos 通过 Docker Compose 编排部署，Bash 脚本管理后端服务的顺序启动与有序停止。Python 功能测试脚本覆盖了 11 个端到端业务场景和全部 22 个 API 接口，缓存基准测试和并发负载测试分别验证了缓存策略的有效性和系统在 10 至 1000 并发用户下的承载能力，测试通过率为 100%。</w:t>
       </w:r>
     </w:p>
     <w:p>

--- a/docs/论文修改.docx
+++ b/docs/论文修改.docx
@@ -497,7 +497,7 @@
           <w:b w:val="0"/>
           <w:sz w:val="24"/>
         </w:rPr>
-        <w:t xml:space="preserve">（6）运维与测试体系包括 Docker Compose 基础设施编排、一键启停脚本、Python 全链路回归测试和缓存基准测试脚本。回归测试覆盖从注册、登录到发帖、评论、搜索的完整业务流程，以及权限校验、并发去重等异常场景，执行后自动生成测试报告；缓存基准测试对比冷启动与热缓存下的接口响应时间，为缓存策略的有效性提供可量化的数据。</w:t>
+        <w:t>（6）运维与测试体系包括 Docker Compose 基础设施编排、一键启停脚本、Python 全链路功能测试、缓存基准测试和并发负载测试脚本。回归测试覆盖从注册、登录到发帖、评论、搜索的完整业务流程，以及权限校验、并发去重等异常场景，执行后自动生成测试报告；缓存基准测试对比冷启动与热缓存下的接口响应时间，为缓存策略的有效性提供可量化的数据。</w:t>
       </w:r>
     </w:p>
     <w:p>
@@ -785,7 +785,7 @@
           <w:b w:val="0"/>
           <w:sz w:val="24"/>
         </w:rPr>
-        <w:t xml:space="preserve">MySQL、Redis 和 Nacos 三个基础设施组件通过 Docker 容器化封装。Docker Compose 编排文件集中定义了各容器的镜像版本、端口映射、数据卷和启动依赖关系，一条命令即可在全新的环境中拉起全部服务，开发者本地环境差异带来的配置不一致问题由此消除[14]。容器化与微服务的结合也在安全中台等领域得到验证，通过分布式服务治理和容器编排实现业务模块的解耦与弹性部署[19]。运维脚本以 Bash 编写，按照 common-lib → auth → forum → notification → media → search → gateway 的顺序依次启动各服务并逐一探测健康端点，停止时按反向顺序有序关闭，脚本还支持在有 Nacos 的完整模式和无 Nacos 的直连模式之间自动切换。测试脚本以 Python 编写，负责全链路回归测试和缓存基准测试，执行结束后自动生成 Markdown 格式的结果报告。全部脚本遵循幂等原则，确保在不同时间点执行能够产生可比较的结果。</w:t>
+        <w:t>MySQL、Redis 和 Nacos 三个基础设施组件通过 Docker 容器化封装。Docker Compose 编排文件集中定义了各容器的镜像版本、端口映射、数据卷和启动依赖关系，一条命令即可在全新的环境中拉起全部服务，开发者本地环境差异带来的配置不一致问题由此消除[14]。容器化与微服务的结合也在安全中台等领域得到验证，通过分布式服务治理和容器编排实现业务模块的解耦与弹性部署[19]。运维脚本以 Bash 编写，按照 common-lib → auth → forum → notification → media → search → gateway 的顺序依次启动各服务并逐一探测健康端点，停止时按反向顺序有序关闭，脚本还支持在有 Nacos 的完整模式和无 Nacos 的直连模式之间自动切换。测试脚本以 Python 编写，负责全链路功能测试、缓存基准测试和并发负载测试，执行结束后自动生成 Markdown 格式的结果报告。全部脚本遵循幂等原则，确保在不同时间点执行能够产生可比较的结果。</w:t>
       </w:r>
     </w:p>
     <w:p>

--- a/docs/论文修改.docx
+++ b/docs/论文修改.docx
@@ -54,32 +54,23 @@
         <w:pStyle w:val="BodyText"/>
         <w:spacing w:line="360" w:lineRule="auto" w:before="0" w:after="0"/>
         <w:ind w:firstLine="482"/>
-        <w:jc w:val="both"/>
-      </w:pPr>
-      <w:r>
-        <w:rPr>
-          <w:bCs/>
+        <w:jc w:val="left"/>
+      </w:pPr>
+      <w:r>
+        <w:rPr>
           <w:rFonts w:ascii="Times New Roman" w:hAnsi="Times New Roman" w:eastAsia="黑体"/>
           <w:b/>
           <w:sz w:val="24"/>
         </w:rPr>
-        <w:t xml:space="preserve">关键词：</w:t>
-      </w:r>
-      <w:r>
-        <w:rPr>
-          <w:rFonts w:ascii="Times New Roman" w:hAnsi="Times New Roman" w:eastAsia="宋体"/>
-          <w:b w:val="0"/>
-          <w:sz w:val="24"/>
-        </w:rPr>
-        <w:t xml:space="preserve"> </w:t>
-      </w:r>
-      <w:r>
-        <w:rPr>
-          <w:rFonts w:ascii="Times New Roman" w:hAnsi="Times New Roman" w:eastAsia="宋体"/>
-          <w:b w:val="0"/>
-          <w:sz w:val="24"/>
-        </w:rPr>
-        <w:t xml:space="preserve">微服务架构，Spring Boot，Vue 3，JWT，Redis，高校论坛</w:t>
+        <w:t>关键词：</w:t>
+      </w:r>
+      <w:r>
+        <w:rPr>
+          <w:rFonts w:ascii="Times New Roman" w:hAnsi="Times New Roman" w:eastAsia="宋体"/>
+          <w:b w:val="0"/>
+          <w:sz w:val="24"/>
+        </w:rPr>
+        <w:t>微服务架构；Spring Boot；Vue 3；JWT；Redis；高校论坛</w:t>
       </w:r>
     </w:p>
     <w:p>
@@ -134,32 +125,15 @@
         <w:pStyle w:val="BodyText"/>
         <w:spacing w:line="360" w:lineRule="auto" w:before="0" w:after="0"/>
         <w:ind w:firstLine="958"/>
-        <w:jc w:val="both"/>
-      </w:pPr>
-      <w:r>
-        <w:rPr>
-          <w:bCs/>
+        <w:jc w:val="left"/>
+      </w:pPr>
+      <w:r>
+        <w:rPr>
           <w:rFonts w:ascii="Times New Roman" w:hAnsi="Times New Roman" w:eastAsia="Times New Roman"/>
           <w:b w:val="0"/>
           <w:sz w:val="24"/>
         </w:rPr>
-        <w:t xml:space="preserve">Key Words:</w:t>
-      </w:r>
-      <w:r>
-        <w:rPr>
-          <w:rFonts w:ascii="Times New Roman" w:hAnsi="Times New Roman" w:eastAsia="Times New Roman"/>
-          <w:b w:val="0"/>
-          <w:sz w:val="24"/>
-        </w:rPr>
-        <w:t xml:space="preserve"> </w:t>
-      </w:r>
-      <w:r>
-        <w:rPr>
-          <w:rFonts w:ascii="Times New Roman" w:hAnsi="Times New Roman" w:eastAsia="Times New Roman"/>
-          <w:b w:val="0"/>
-          <w:sz w:val="24"/>
-        </w:rPr>
-        <w:t xml:space="preserve">microservice architecture, Spring Boot, Vue 3, JWT, Redis, university forum</w:t>
+        <w:t>Key Words: microservice architecture; Spring Boot; Vue 3; JWT; Redis; university forum</w:t>
       </w:r>
     </w:p>
     <w:p>
@@ -215,7 +189,7 @@
     <w:p>
       <w:pPr>
         <w:pStyle w:val="BodyText"/>
-        <w:spacing w:line="360" w:lineRule="auto" w:before="0" w:after="0"/>
+        <w:spacing w:line="360" w:lineRule="auto" w:before="440" w:after="440"/>
         <w:jc w:val="center"/>
         <w:outlineLvl w:val="0"/>
       </w:pPr>
@@ -231,7 +205,7 @@
     <w:p>
       <w:pPr>
         <w:pStyle w:val="BodyText"/>
-        <w:spacing w:line="360" w:lineRule="auto" w:before="0" w:after="0"/>
+        <w:spacing w:line="360" w:lineRule="auto" w:before="440" w:after="0"/>
         <w:jc w:val="left"/>
         <w:outlineLvl w:val="1"/>
       </w:pPr>
@@ -239,7 +213,7 @@
         <w:rPr>
           <w:rFonts w:ascii="Times New Roman" w:hAnsi="Times New Roman" w:eastAsia="黑体"/>
           <w:b/>
-          <w:sz w:val="30"/>
+          <w:sz w:val="28"/>
         </w:rPr>
         <w:t xml:space="preserve">1.1 研究背景与意义</w:t>
       </w:r>
@@ -311,7 +285,7 @@
     <w:p>
       <w:pPr>
         <w:pStyle w:val="BodyText"/>
-        <w:spacing w:line="360" w:lineRule="auto" w:before="0" w:after="0"/>
+        <w:spacing w:line="360" w:lineRule="auto" w:before="440" w:after="0"/>
         <w:jc w:val="left"/>
         <w:outlineLvl w:val="1"/>
       </w:pPr>
@@ -319,7 +293,7 @@
         <w:rPr>
           <w:rFonts w:ascii="Times New Roman" w:hAnsi="Times New Roman" w:eastAsia="黑体"/>
           <w:b/>
-          <w:sz w:val="30"/>
+          <w:sz w:val="28"/>
         </w:rPr>
         <w:t xml:space="preserve">1.2 研究现状</w:t>
       </w:r>
@@ -375,7 +349,7 @@
     <w:p>
       <w:pPr>
         <w:pStyle w:val="BodyText"/>
-        <w:spacing w:line="360" w:lineRule="auto" w:before="0" w:after="0"/>
+        <w:spacing w:line="360" w:lineRule="auto" w:before="440" w:after="0"/>
         <w:jc w:val="left"/>
         <w:outlineLvl w:val="1"/>
       </w:pPr>
@@ -383,7 +357,7 @@
         <w:rPr>
           <w:rFonts w:ascii="Times New Roman" w:hAnsi="Times New Roman" w:eastAsia="黑体"/>
           <w:b/>
-          <w:sz w:val="30"/>
+          <w:sz w:val="28"/>
         </w:rPr>
         <w:t xml:space="preserve">1.3 主要研究内容</w:t>
       </w:r>
@@ -503,7 +477,7 @@
     <w:p>
       <w:pPr>
         <w:pStyle w:val="BodyText"/>
-        <w:spacing w:line="360" w:lineRule="auto" w:before="0" w:after="0"/>
+        <w:spacing w:line="360" w:lineRule="auto" w:before="440" w:after="0"/>
         <w:jc w:val="left"/>
         <w:outlineLvl w:val="1"/>
       </w:pPr>
@@ -511,7 +485,7 @@
         <w:rPr>
           <w:rFonts w:ascii="Times New Roman" w:hAnsi="Times New Roman" w:eastAsia="黑体"/>
           <w:b/>
-          <w:sz w:val="30"/>
+          <w:sz w:val="28"/>
         </w:rPr>
         <w:t xml:space="preserve">1.4 论文章节安排</w:t>
       </w:r>
@@ -631,7 +605,7 @@
     <w:p>
       <w:pPr>
         <w:pStyle w:val="BodyText"/>
-        <w:spacing w:line="360" w:lineRule="auto" w:before="0" w:after="0"/>
+        <w:spacing w:line="360" w:lineRule="auto" w:before="440" w:after="440"/>
         <w:jc w:val="center"/>
         <w:outlineLvl w:val="0"/>
       </w:pPr>
@@ -647,7 +621,7 @@
     <w:p>
       <w:pPr>
         <w:pStyle w:val="BodyText"/>
-        <w:spacing w:line="360" w:lineRule="auto" w:before="0" w:after="0"/>
+        <w:spacing w:line="360" w:lineRule="auto" w:before="440" w:after="0"/>
         <w:jc w:val="left"/>
         <w:outlineLvl w:val="1"/>
       </w:pPr>
@@ -655,7 +629,7 @@
         <w:rPr>
           <w:rFonts w:ascii="Times New Roman" w:hAnsi="Times New Roman" w:eastAsia="黑体"/>
           <w:b/>
-          <w:sz w:val="30"/>
+          <w:sz w:val="28"/>
         </w:rPr>
         <w:t xml:space="preserve">2.1 后端技术</w:t>
       </w:r>
@@ -791,7 +765,7 @@
     <w:p>
       <w:pPr>
         <w:pStyle w:val="BodyText"/>
-        <w:spacing w:line="360" w:lineRule="auto" w:before="0" w:after="0"/>
+        <w:spacing w:line="360" w:lineRule="auto" w:before="440" w:after="0"/>
         <w:jc w:val="left"/>
         <w:outlineLvl w:val="1"/>
       </w:pPr>
@@ -799,7 +773,7 @@
         <w:rPr>
           <w:rFonts w:ascii="Times New Roman" w:hAnsi="Times New Roman" w:eastAsia="黑体"/>
           <w:b/>
-          <w:sz w:val="30"/>
+          <w:sz w:val="28"/>
         </w:rPr>
         <w:t xml:space="preserve">2.2 前端技术</w:t>
       </w:r>
@@ -855,7 +829,7 @@
     <w:p>
       <w:pPr>
         <w:pStyle w:val="BodyText"/>
-        <w:spacing w:line="360" w:lineRule="auto" w:before="0" w:after="0"/>
+        <w:spacing w:line="360" w:lineRule="auto" w:before="440" w:after="440"/>
         <w:jc w:val="center"/>
         <w:outlineLvl w:val="0"/>
       </w:pPr>
@@ -871,7 +845,7 @@
     <w:p>
       <w:pPr>
         <w:pStyle w:val="BodyText"/>
-        <w:spacing w:line="360" w:lineRule="auto" w:before="0" w:after="0"/>
+        <w:spacing w:line="360" w:lineRule="auto" w:before="440" w:after="0"/>
         <w:jc w:val="left"/>
         <w:outlineLvl w:val="1"/>
       </w:pPr>
@@ -879,7 +853,7 @@
         <w:rPr>
           <w:rFonts w:ascii="Times New Roman" w:hAnsi="Times New Roman" w:eastAsia="黑体"/>
           <w:b/>
-          <w:sz w:val="30"/>
+          <w:sz w:val="28"/>
         </w:rPr>
         <w:t xml:space="preserve">3.1 系统概述</w:t>
       </w:r>
@@ -950,7 +924,7 @@
     <w:p>
       <w:pPr>
         <w:pStyle w:val="BodyText"/>
-        <w:spacing w:line="360" w:lineRule="auto" w:before="0" w:after="0"/>
+        <w:spacing w:line="360" w:lineRule="auto" w:before="440" w:after="0"/>
         <w:jc w:val="left"/>
         <w:outlineLvl w:val="1"/>
       </w:pPr>
@@ -958,7 +932,7 @@
         <w:rPr>
           <w:rFonts w:ascii="Times New Roman" w:hAnsi="Times New Roman" w:eastAsia="黑体"/>
           <w:b/>
-          <w:sz w:val="30"/>
+          <w:sz w:val="28"/>
         </w:rPr>
         <w:t xml:space="preserve">3.2 功能性需求分析</w:t>
       </w:r>
@@ -1375,7 +1349,7 @@
     <w:p>
       <w:pPr>
         <w:pStyle w:val="BodyText"/>
-        <w:spacing w:line="360" w:lineRule="auto" w:before="0" w:after="0"/>
+        <w:spacing w:line="360" w:lineRule="auto" w:before="440" w:after="0"/>
         <w:jc w:val="left"/>
         <w:outlineLvl w:val="1"/>
       </w:pPr>
@@ -1383,7 +1357,7 @@
         <w:rPr>
           <w:rFonts w:ascii="Times New Roman" w:hAnsi="Times New Roman" w:eastAsia="黑体"/>
           <w:b/>
-          <w:sz w:val="30"/>
+          <w:sz w:val="28"/>
         </w:rPr>
         <w:t xml:space="preserve">3.3 非功能性需求分析</w:t>
       </w:r>
@@ -1583,7 +1557,7 @@
     <w:p>
       <w:pPr>
         <w:pStyle w:val="BodyText"/>
-        <w:spacing w:line="360" w:lineRule="auto" w:before="0" w:after="0"/>
+        <w:spacing w:line="360" w:lineRule="auto" w:before="440" w:after="0"/>
         <w:jc w:val="left"/>
         <w:outlineLvl w:val="1"/>
       </w:pPr>
@@ -1591,7 +1565,7 @@
         <w:rPr>
           <w:rFonts w:ascii="Times New Roman" w:hAnsi="Times New Roman" w:eastAsia="黑体"/>
           <w:b/>
-          <w:sz w:val="30"/>
+          <w:sz w:val="28"/>
         </w:rPr>
         <w:t xml:space="preserve">3.4 系统用例分析</w:t>
       </w:r>
@@ -2777,7 +2751,7 @@
     <w:p>
       <w:pPr>
         <w:pStyle w:val="BodyText"/>
-        <w:spacing w:line="360" w:lineRule="auto" w:before="0" w:after="0"/>
+        <w:spacing w:line="360" w:lineRule="auto" w:before="440" w:after="440"/>
         <w:jc w:val="center"/>
         <w:outlineLvl w:val="0"/>
       </w:pPr>
@@ -2793,7 +2767,7 @@
     <w:p>
       <w:pPr>
         <w:pStyle w:val="BodyText"/>
-        <w:spacing w:line="360" w:lineRule="auto" w:before="0" w:after="0"/>
+        <w:spacing w:line="360" w:lineRule="auto" w:before="440" w:after="0"/>
         <w:jc w:val="left"/>
         <w:outlineLvl w:val="1"/>
       </w:pPr>
@@ -2801,7 +2775,7 @@
         <w:rPr>
           <w:rFonts w:ascii="Times New Roman" w:hAnsi="Times New Roman" w:eastAsia="黑体"/>
           <w:b/>
-          <w:sz w:val="30"/>
+          <w:sz w:val="28"/>
         </w:rPr>
         <w:t xml:space="preserve">4.1 系统架构设计</w:t>
       </w:r>
@@ -3134,7 +3108,7 @@
     <w:p>
       <w:pPr>
         <w:pStyle w:val="BodyText"/>
-        <w:spacing w:line="360" w:lineRule="auto" w:before="0" w:after="0"/>
+        <w:spacing w:line="360" w:lineRule="auto" w:before="440" w:after="0"/>
         <w:jc w:val="left"/>
         <w:outlineLvl w:val="1"/>
       </w:pPr>
@@ -3142,7 +3116,7 @@
         <w:rPr>
           <w:rFonts w:ascii="Times New Roman" w:hAnsi="Times New Roman" w:eastAsia="黑体"/>
           <w:b/>
-          <w:sz w:val="30"/>
+          <w:sz w:val="28"/>
         </w:rPr>
         <w:t xml:space="preserve">4.2 功能模块设计</w:t>
       </w:r>
@@ -5059,7 +5033,7 @@
     <w:p>
       <w:pPr>
         <w:pStyle w:val="BodyText"/>
-        <w:spacing w:line="360" w:lineRule="auto" w:before="0" w:after="0"/>
+        <w:spacing w:line="360" w:lineRule="auto" w:before="440" w:after="0"/>
         <w:jc w:val="left"/>
         <w:outlineLvl w:val="1"/>
       </w:pPr>
@@ -5067,7 +5041,7 @@
         <w:rPr>
           <w:rFonts w:ascii="Times New Roman" w:hAnsi="Times New Roman" w:eastAsia="黑体"/>
           <w:b/>
-          <w:sz w:val="30"/>
+          <w:sz w:val="28"/>
         </w:rPr>
         <w:t xml:space="preserve">4.3 数据库设计</w:t>
       </w:r>
@@ -9829,7 +9803,7 @@
     <w:p>
       <w:pPr>
         <w:pStyle w:val="BodyText"/>
-        <w:spacing w:line="360" w:lineRule="auto" w:before="0" w:after="0"/>
+        <w:spacing w:line="360" w:lineRule="auto" w:before="440" w:after="0"/>
         <w:jc w:val="left"/>
         <w:outlineLvl w:val="1"/>
       </w:pPr>
@@ -9837,7 +9811,7 @@
         <w:rPr>
           <w:rFonts w:ascii="Times New Roman" w:hAnsi="Times New Roman" w:eastAsia="黑体"/>
           <w:b/>
-          <w:sz w:val="30"/>
+          <w:sz w:val="28"/>
         </w:rPr>
         <w:t xml:space="preserve">4.4 安全设计</w:t>
       </w:r>
@@ -10037,7 +10011,7 @@
     <w:p>
       <w:pPr>
         <w:pStyle w:val="BodyText"/>
-        <w:spacing w:line="360" w:lineRule="auto" w:before="0" w:after="0"/>
+        <w:spacing w:line="360" w:lineRule="auto" w:before="440" w:after="0"/>
         <w:jc w:val="left"/>
         <w:outlineLvl w:val="1"/>
       </w:pPr>
@@ -10045,7 +10019,7 @@
         <w:rPr>
           <w:rFonts w:ascii="Times New Roman" w:hAnsi="Times New Roman" w:eastAsia="黑体"/>
           <w:b/>
-          <w:sz w:val="30"/>
+          <w:sz w:val="28"/>
         </w:rPr>
         <w:t xml:space="preserve">4.5 开发与运行环境</w:t>
       </w:r>
@@ -10101,7 +10075,7 @@
     <w:p>
       <w:pPr>
         <w:pStyle w:val="BodyText"/>
-        <w:spacing w:line="360" w:lineRule="auto" w:before="0" w:after="0"/>
+        <w:spacing w:line="360" w:lineRule="auto" w:before="440" w:after="0"/>
         <w:jc w:val="left"/>
         <w:outlineLvl w:val="1"/>
       </w:pPr>
@@ -10109,7 +10083,7 @@
         <w:rPr>
           <w:rFonts w:ascii="Times New Roman" w:hAnsi="Times New Roman" w:eastAsia="黑体"/>
           <w:b/>
-          <w:sz w:val="30"/>
+          <w:sz w:val="28"/>
         </w:rPr>
         <w:t xml:space="preserve">4.6 认证与会话管理实现</w:t>
       </w:r>
@@ -10212,7 +10186,7 @@
     <w:p>
       <w:pPr>
         <w:pStyle w:val="BodyText"/>
-        <w:spacing w:line="360" w:lineRule="auto" w:before="0" w:after="0"/>
+        <w:spacing w:line="360" w:lineRule="auto" w:before="440" w:after="0"/>
         <w:jc w:val="left"/>
         <w:outlineLvl w:val="1"/>
       </w:pPr>
@@ -10220,7 +10194,7 @@
         <w:rPr>
           <w:rFonts w:ascii="Times New Roman" w:hAnsi="Times New Roman" w:eastAsia="黑体"/>
           <w:b/>
-          <w:sz w:val="30"/>
+          <w:sz w:val="28"/>
         </w:rPr>
         <w:t xml:space="preserve">4.7 论坛核心业务实现</w:t>
       </w:r>
@@ -10665,7 +10639,7 @@
     <w:p>
       <w:pPr>
         <w:pStyle w:val="BodyText"/>
-        <w:spacing w:line="360" w:lineRule="auto" w:before="0" w:after="0"/>
+        <w:spacing w:line="360" w:lineRule="auto" w:before="440" w:after="0"/>
         <w:jc w:val="left"/>
         <w:outlineLvl w:val="1"/>
       </w:pPr>
@@ -10673,7 +10647,7 @@
         <w:rPr>
           <w:rFonts w:ascii="Times New Roman" w:hAnsi="Times New Roman" w:eastAsia="黑体"/>
           <w:b/>
-          <w:sz w:val="30"/>
+          <w:sz w:val="28"/>
         </w:rPr>
         <w:t xml:space="preserve">4.8 前端双端实现</w:t>
       </w:r>
@@ -10867,7 +10841,7 @@
     <w:p>
       <w:pPr>
         <w:pStyle w:val="BodyText"/>
-        <w:spacing w:line="360" w:lineRule="auto" w:before="0" w:after="0"/>
+        <w:spacing w:line="360" w:lineRule="auto" w:before="440" w:after="0"/>
         <w:jc w:val="left"/>
         <w:outlineLvl w:val="1"/>
       </w:pPr>
@@ -10875,7 +10849,7 @@
         <w:rPr>
           <w:rFonts w:ascii="Times New Roman" w:hAnsi="Times New Roman" w:eastAsia="黑体"/>
           <w:b/>
-          <w:sz w:val="30"/>
+          <w:sz w:val="28"/>
         </w:rPr>
         <w:t xml:space="preserve">4.9 辅助服务与运维实现</w:t>
       </w:r>
@@ -11050,7 +11024,7 @@
     <w:p>
       <w:pPr>
         <w:pStyle w:val="BodyText"/>
-        <w:spacing w:line="360" w:lineRule="auto" w:before="0" w:after="0"/>
+        <w:spacing w:line="360" w:lineRule="auto" w:before="440" w:after="440"/>
         <w:jc w:val="center"/>
         <w:outlineLvl w:val="0"/>
       </w:pPr>
@@ -11066,7 +11040,7 @@
     <w:p>
       <w:pPr>
         <w:pStyle w:val="BodyText"/>
-        <w:spacing w:line="360" w:lineRule="auto" w:before="0" w:after="0"/>
+        <w:spacing w:line="360" w:lineRule="auto" w:before="440" w:after="0"/>
         <w:jc w:val="left"/>
         <w:outlineLvl w:val="1"/>
       </w:pPr>
@@ -11074,7 +11048,7 @@
         <w:rPr>
           <w:rFonts w:ascii="Times New Roman" w:hAnsi="Times New Roman" w:eastAsia="黑体"/>
           <w:b/>
-          <w:sz w:val="30"/>
+          <w:sz w:val="28"/>
         </w:rPr>
         <w:t xml:space="preserve">5.1 测试环境</w:t>
       </w:r>
@@ -11130,7 +11104,7 @@
     <w:p>
       <w:pPr>
         <w:pStyle w:val="BodyText"/>
-        <w:spacing w:line="360" w:lineRule="auto" w:before="0" w:after="0"/>
+        <w:spacing w:line="360" w:lineRule="auto" w:before="440" w:after="0"/>
         <w:jc w:val="left"/>
         <w:outlineLvl w:val="1"/>
       </w:pPr>
@@ -11138,7 +11112,7 @@
         <w:rPr>
           <w:rFonts w:ascii="Times New Roman" w:hAnsi="Times New Roman" w:eastAsia="黑体"/>
           <w:b/>
-          <w:sz w:val="30"/>
+          <w:sz w:val="28"/>
         </w:rPr>
         <w:t xml:space="preserve">5.2 功能测试</w:t>
       </w:r>
@@ -12912,7 +12886,7 @@
     <w:p>
       <w:pPr>
         <w:pStyle w:val="BodyText"/>
-        <w:spacing w:line="360" w:lineRule="auto" w:before="0" w:after="0"/>
+        <w:spacing w:line="360" w:lineRule="auto" w:before="440" w:after="0"/>
         <w:jc w:val="left"/>
         <w:outlineLvl w:val="1"/>
       </w:pPr>
@@ -12920,7 +12894,7 @@
         <w:rPr>
           <w:rFonts w:ascii="Times New Roman" w:hAnsi="Times New Roman" w:eastAsia="黑体"/>
           <w:b/>
-          <w:sz w:val="30"/>
+          <w:sz w:val="28"/>
         </w:rPr>
         <w:t xml:space="preserve">5.3 性能测试</w:t>
       </w:r>
@@ -14246,7 +14220,7 @@
     <w:p>
       <w:pPr>
         <w:pStyle w:val="BodyText"/>
-        <w:spacing w:line="360" w:lineRule="auto" w:before="0" w:after="0"/>
+        <w:spacing w:line="360" w:lineRule="auto" w:before="440" w:after="0"/>
         <w:jc w:val="left"/>
         <w:outlineLvl w:val="1"/>
       </w:pPr>
@@ -14254,7 +14228,7 @@
         <w:rPr>
           <w:rFonts w:ascii="Times New Roman" w:hAnsi="Times New Roman" w:eastAsia="黑体"/>
           <w:b/>
-          <w:sz w:val="30"/>
+          <w:sz w:val="28"/>
         </w:rPr>
         <w:t xml:space="preserve">5.4 测试结论</w:t>
       </w:r>
@@ -14310,7 +14284,7 @@
     <w:p>
       <w:pPr>
         <w:pStyle w:val="BodyText"/>
-        <w:spacing w:line="360" w:lineRule="auto" w:before="0" w:after="0"/>
+        <w:spacing w:line="360" w:lineRule="auto" w:before="440" w:after="440"/>
         <w:jc w:val="center"/>
         <w:outlineLvl w:val="0"/>
       </w:pPr>
@@ -14326,7 +14300,7 @@
     <w:p>
       <w:pPr>
         <w:pStyle w:val="BodyText"/>
-        <w:spacing w:line="360" w:lineRule="auto" w:before="0" w:after="0"/>
+        <w:spacing w:line="360" w:lineRule="auto" w:before="440" w:after="0"/>
         <w:jc w:val="left"/>
         <w:outlineLvl w:val="1"/>
       </w:pPr>
@@ -14334,7 +14308,7 @@
         <w:rPr>
           <w:rFonts w:ascii="Times New Roman" w:hAnsi="Times New Roman" w:eastAsia="黑体"/>
           <w:b/>
-          <w:sz w:val="30"/>
+          <w:sz w:val="28"/>
         </w:rPr>
         <w:t xml:space="preserve">6.1 总结</w:t>
       </w:r>
@@ -14422,7 +14396,7 @@
     <w:p>
       <w:pPr>
         <w:pStyle w:val="BodyText"/>
-        <w:spacing w:line="360" w:lineRule="auto" w:before="0" w:after="0"/>
+        <w:spacing w:line="360" w:lineRule="auto" w:before="440" w:after="0"/>
         <w:jc w:val="left"/>
         <w:outlineLvl w:val="1"/>
       </w:pPr>
@@ -14430,7 +14404,7 @@
         <w:rPr>
           <w:rFonts w:ascii="Times New Roman" w:hAnsi="Times New Roman" w:eastAsia="黑体"/>
           <w:b/>
-          <w:sz w:val="30"/>
+          <w:sz w:val="28"/>
         </w:rPr>
         <w:t xml:space="preserve">6.2 存在的问题与展望</w:t>
       </w:r>
@@ -14518,7 +14492,7 @@
     <w:p>
       <w:pPr>
         <w:pStyle w:val="BodyText"/>
-        <w:spacing w:line="360" w:lineRule="auto" w:before="0" w:after="0"/>
+        <w:spacing w:line="360" w:lineRule="auto" w:before="440" w:after="440"/>
         <w:jc w:val="center"/>
         <w:outlineLvl w:val="0"/>
       </w:pPr>
@@ -14849,7 +14823,7 @@
     <w:p>
       <w:pPr>
         <w:pStyle w:val="BodyText"/>
-        <w:spacing w:line="360" w:lineRule="auto" w:before="0" w:after="0"/>
+        <w:spacing w:line="360" w:lineRule="auto" w:before="440" w:after="440"/>
         <w:jc w:val="center"/>
         <w:outlineLvl w:val="0"/>
       </w:pPr>

--- a/docs/论文修改.docx
+++ b/docs/论文修改.docx
@@ -14422,71 +14422,11 @@
           <w:b w:val="0"/>
           <w:sz w:val="24"/>
         </w:rPr>
-        <w:t xml:space="preserve">系统在开发和测试过程中暴露了一些值得改进的地方：</w:t>
-      </w:r>
-      <w:r>
-        <w:rPr>
-          <w:rFonts w:ascii="Times New Roman" w:hAnsi="Times New Roman" w:eastAsia="宋体"/>
-          <w:b w:val="0"/>
-          <w:sz w:val="24"/>
-        </w:rPr>
-        <w:t xml:space="preserve"> </w:t>
-      </w:r>
-      <w:r>
-        <w:rPr>
-          <w:rFonts w:ascii="Times New Roman" w:hAnsi="Times New Roman" w:eastAsia="宋体"/>
-          <w:b w:val="0"/>
-          <w:sz w:val="24"/>
-        </w:rPr>
-        <w:t xml:space="preserve">（1）搜索服务的检索能力是最明显的短板。当前实现采用内存中逐条遍历和字符串 contains 匹配的方式过滤帖子，数据量较小时尚可满足需求，帖子数量增长后匹配效率将明显下降，分词、模糊匹配和相关度排序等高级检索特性也无法支持。已有研究在微服务架构下通过缓存机制与索引优化将端到端处理延迟控制在 2 秒以内[15]，后续可借鉴类似思路引入 Elasticsearch 全文搜索引擎，利用倒排索引和分词分析器提升检索精度和响应速度。</w:t>
-      </w:r>
-      <w:r>
-        <w:rPr>
-          <w:rFonts w:ascii="Times New Roman" w:hAnsi="Times New Roman" w:eastAsia="宋体"/>
-          <w:b w:val="0"/>
-          <w:sz w:val="24"/>
-        </w:rPr>
-        <w:t xml:space="preserve"> </w:t>
-      </w:r>
-      <w:r>
-        <w:rPr>
-          <w:rFonts w:ascii="Times New Roman" w:hAnsi="Times New Roman" w:eastAsia="宋体"/>
-          <w:b w:val="0"/>
-          <w:sz w:val="24"/>
-        </w:rPr>
-        <w:t xml:space="preserve">（2）日志采集与监控机制尚未建立。各微服务目前仅依赖 Spring Boot 默认的控制台日志输出，缺少统一的日志收集、存储和查询平台。分布式系统的故障定位需要跨多个服务节点关联日志信息，仅靠控制台输出难以胜任。已有研究通过集成 Hystrix 等监控组件实现了服务状态的实时追踪和自动熔断[17]，后续可引入 ELK（Elasticsearch + Logstash + Kibana）日志采集栈，结合链路追踪工具实现请求全链路的可观测性。</w:t>
-      </w:r>
-      <w:r>
-        <w:rPr>
-          <w:rFonts w:ascii="Times New Roman" w:hAnsi="Times New Roman" w:eastAsia="宋体"/>
-          <w:b w:val="0"/>
-          <w:sz w:val="24"/>
-        </w:rPr>
-        <w:t xml:space="preserve"> </w:t>
-      </w:r>
-      <w:r>
-        <w:rPr>
-          <w:rFonts w:ascii="Times New Roman" w:hAnsi="Times New Roman" w:eastAsia="宋体"/>
-          <w:b w:val="0"/>
-          <w:sz w:val="24"/>
-        </w:rPr>
-        <w:t xml:space="preserve">（3）部署架构尚未在云环境下进行生产级验证。全部测试在本地单机上完成，无法体现微服务架构在水平扩展和负载均衡上的优势。已有研究在智慧校园系统中将容器化微服务部署至 Kubernetes 集群，并讨论了性能瓶颈、服务间通信和数据一致性等实际挑战[14]，后续可参考这一路径将系统部署至云服务器，实现弹性伸缩和滚动更新，并接入 CDN 加速前端静态资源分发。</w:t>
-      </w:r>
-      <w:r>
-        <w:rPr>
-          <w:rFonts w:ascii="Times New Roman" w:hAnsi="Times New Roman" w:eastAsia="宋体"/>
-          <w:b w:val="0"/>
-          <w:sz w:val="24"/>
-        </w:rPr>
-        <w:t xml:space="preserve"> </w:t>
-      </w:r>
-      <w:r>
-        <w:rPr>
-          <w:rFonts w:ascii="Times New Roman" w:hAnsi="Times New Roman" w:eastAsia="宋体"/>
-          <w:b w:val="0"/>
-          <w:sz w:val="24"/>
-        </w:rPr>
-        <w:t xml:space="preserve">（4）测试体系有继续完善的空间。安全防护目前依赖 Spring Security 过滤器链和网关层的 JWT 双重校验，框架组件已能覆盖认证与访问控制的基本需求，后续若面向更复杂的生产环境，可借助 OWASP ZAP 等工具对 SQL 注入、XSS 等攻击向量做系统性扫描。单元测试层面，当前质量保障以端到端功能测试为主，粒度集中在接口级别；业务逻辑复杂度增长后，引入 JUnit 对核心服务方法编写单元测试并统计覆盖率，能够在更早的阶段发现问题，降低集成测试的排错成本。</w:t>
+        <w:t>系统在开发和测试过程中暴露了两个值得改进的地方：</w:t>
+        <w:br/>
+        <w:t>（1）搜索服务的检索能力是当前最明显的短板。系统采用内存中逐条遍历和字符串 contains 匹配的方式过滤帖子，数据量较小时尚可满足需求，帖子数量增长后匹配效率将明显下降，分词、模糊匹配和相关度排序等高级检索特性也无法支持。已有研究在微服务架构下通过缓存机制与索引优化将端到端处理延迟控制在 2 秒以内[15]，后续可借鉴类似思路引入 Elasticsearch 全文搜索引擎，利用倒排索引和分词分析器提升检索精度和响应速度。</w:t>
+        <w:br/>
+        <w:t>（2）部署架构尚未在云环境下进行生产级验证。全部测试在本地单机上完成，无法体现微服务架构在水平扩展和负载均衡上的优势。已有研究在智慧校园系统中将容器化微服务部署至 Kubernetes 集群，并讨论了性能瓶颈、服务间通信和数据一致性等实际挑战[14]，后续可参考这一路径将系统部署至云服务器，实现弹性伸缩和滚动更新，并接入 CDN 加速前端静态资源分发。</w:t>
       </w:r>
     </w:p>
     <w:p>

--- a/docs/论文修改.docx
+++ b/docs/论文修改.docx
@@ -311,39 +311,67 @@
           <w:b w:val="0"/>
           <w:sz w:val="24"/>
         </w:rPr>
-        <w:t xml:space="preserve">Web 技术的迭代推动了论坛系统从最初的纯文本 BBS 向现代化应用的持续演变。早期校园论坛以 JSP 或 PHP 搭建，业务逻辑与页面渲染耦合在单体工程中，局部修改往往牵动全局的重新编译与部署。用户规模增长之后，并发瓶颈、扩展困难和迭代缓慢等问题随之浮现。前后端分离架构的普及改变了这一局面：后端退居为 RESTful API 数据层，前端以独立应用承担界面渲染，两端各自迭代、互不牵制。国内近年已有多项校园论坛采用 Spring Boot 与 Vue 的分离方案，功能完整性和开发效率均有明显改善[5]。</w:t>
-      </w:r>
-      <w:r>
-        <w:rPr>
-          <w:rFonts w:ascii="Times New Roman" w:hAnsi="Times New Roman" w:eastAsia="宋体"/>
-          <w:b w:val="0"/>
-          <w:sz w:val="24"/>
-        </w:rPr>
-        <w:t xml:space="preserve"> </w:t>
-      </w:r>
-      <w:r>
-        <w:rPr>
-          <w:rFonts w:ascii="Times New Roman" w:hAnsi="Times New Roman" w:eastAsia="宋体"/>
-          <w:b w:val="0"/>
-          <w:sz w:val="24"/>
-        </w:rPr>
-        <w:t xml:space="preserve">微服务架构将单体应用拆解为多个可独立部署的服务单元，服务之间经由轻量级协议通信，业务模块得以解耦并按需伸缩。电商、政务、工业等领域的大规模系统已广泛采纳这一架构。国内近期实践表明，Spring Cloud 体系在服务注册与发现、API 网关路由、流量控制与熔断降级等环节已形成较为完整的技术栈，辅以 Docker 容器化部署和 Kubernetes 编排，可实现服务的标准化交付与弹性伸缩[6]。高校信息化建设同样受益于此。有学者将 Spring Cloud 微服务架构引入协同人员管理平台，借助服务拆分和消息队列实现了业务解耦与数据准实时同步[8]；科研管理领域亦出现了覆盖需求调研到成果转化全流程的微服务工程案例[9]。Agaev 则从单体向微服务迁移的策略角度切入，指出迁移的成功取决于方法组合与数据、交互和运维流程的分阶段重构[20]。</w:t>
-      </w:r>
-      <w:r>
-        <w:rPr>
-          <w:rFonts w:ascii="Times New Roman" w:hAnsi="Times New Roman" w:eastAsia="宋体"/>
-          <w:b w:val="0"/>
-          <w:sz w:val="24"/>
-        </w:rPr>
-        <w:t xml:space="preserve"> </w:t>
-      </w:r>
-      <w:r>
-        <w:rPr>
-          <w:rFonts w:ascii="Times New Roman" w:hAnsi="Times New Roman" w:eastAsia="宋体"/>
-          <w:b w:val="0"/>
-          <w:sz w:val="24"/>
-        </w:rPr>
-        <w:t xml:space="preserve">面向高并发场景，已有论坛系统引入 Redis 缓存与消息队列，并结合 Nginx 负载均衡和容器化部署来提升大规模访问下的稳定性[21]。质量保障同样受到关注——有学者指出，合理的测试策略与持续集成流程能显著降低线上故障率并加快需求变更的响应[10]。安全层面的研究也在推进：Aldea 等人系统梳理了微服务环境下认证机制面临的漏洞与防护策略，强调 JWT 令牌的短生命周期设计和最小权限原则是缩小攻击面的关键手段[7]。总体而言，论坛系统的技术选型已从单体框架演进到前后端分离与微服务架构相结合的阶段，但在高校场景中，将微服务架构完整应用于论坛系统并配套可量化、可复现的测试与运维体系的工程实践仍然较少，这正是本文的研究切入点。</w:t>
+        <w:t>在线论坛的历史可追溯到个人计算机刚刚兴起的年代。1978 年 2 月，Ward Christensen 和 Randy Suess 在芝加哥搭建了 CBBS（Computerized Bulletin Board System），这是有据可查的第一个拨号电子公告板系统，用户通过调制解调器拨号连接，以纯文本方式发布和阅读消息。此后一年，Tom Truscott 和 Jim Ellis 在杜克大学设计了 Usenet，于 1980 年正式上线。Usenet 采用分布式架构，消息在多台服务器之间自动转发，按 comp、sci、rec 等主题类别组织为新闻组，开创了以主题分区聚合讨论的模式。1984 年 Tom Jennings 创建的 FidoNet 进一步将独立运行的各 BBS 站点联结成网络，高峰期全球节点接近四万个。同一时期，CompuServe、GEnie 等商业在线服务以按小时计费的方式向公众开放论坛区，CompuServe 在 1990 年代中期拥有约 300 万付费订户，论坛由志愿者管理，覆盖技术、爱好和职业等多个领域。到 1994 年，仅美国便有约 6 万个 BBS 系统服务于 1700 万用户。这一阶段的系统虽然界面简陋、接入成本高，但已经确立了论坛的核心形态：用户注册、主题分区、按时间序排列的帖子与回复。</w:t>
+      </w:r>
+    </w:p>
+    <w:p>
+      <w:pPr>
+        <w:jc w:val="both"/>
+        <w:ind w:firstLine="482"/>
+        <w:spacing w:line="360" w:lineRule="auto"/>
+      </w:pPr>
+      <w:r>
+        <w:rPr>
+          <w:sz w:val="24"/>
+          <w:szCs w:val="24"/>
+          <w:rFonts w:eastAsia="宋体" w:ascii="Times New Roman" w:hAnsi="Times New Roman"/>
+        </w:rPr>
+        <w:t xml:space="preserve">1994 至 1995 年间，Mosaic 和 Netscape 浏览器的普及以及廉价拨号上网的出现，使基于万维网的论坛迅速取代了传统 BBS。1996 年发布的 WWWBoard 和 UBB（Ultimate Bulletin Board）是最早的浏览器端论坛软件，管理员无须编写代码即可在网页上创建和配置社区。此后 vBulletin（2000 年）成为付费论坛软件的代表，phpBB 作为免费开源替代随之流行，Invision Power Board（2002 年）和 SMF 等产品也相继推出。这些软件提供了统一的版面索引、分页帖子列表、用户资料页和站内消息等功能模块，Web 论坛由此进入标准化阶段。在中国，Discuz! 于 2001 年发布并开源，凭借丰富的插件和皮肤系统，占据了国内超过八成的论坛市场份额[1]。</w:t>
+      </w:r>
+    </w:p>
+    <w:p>
+      <w:pPr>
+        <w:jc w:val="both"/>
+        <w:ind w:firstLine="482"/>
+        <w:spacing w:line="360" w:lineRule="auto"/>
+      </w:pPr>
+      <w:r>
+        <w:rPr>
+          <w:sz w:val="24"/>
+          <w:szCs w:val="24"/>
+          <w:rFonts w:eastAsia="宋体" w:ascii="Times New Roman" w:hAnsi="Times New Roman"/>
+        </w:rPr>
+        <w:t xml:space="preserve">中国互联网论坛的建设几乎与 Web 论坛的全球兴起同步展开。1994 年曙光站作为中国大陆第一个 BBS 上线，1995 年水木清华 BBS 在教育网开放，注册用户一度达到 30 万，最高同时在线 23674 人。1998 年西祠胡同首创“自由开版、自主管理”模式，一年内在线人数突破百万。1999 年天涯社区上线，聚集了大批写作者，《明朝那些事儿》等知名连载即发源于此。2003 年百度贴吧将搜索引擎与论坛结合，上线两年后日均发帖量已达 200 万。高校场景中，水木清华和北大未名 BBS 曾是学生信息交流的核心平台，但 2005 年教育部要求高校 BBS 限制校外访问后，两者的用户规模和影响力均大幅收缩，水木清华于 2012 年正式关站[2]。</w:t>
+      </w:r>
+    </w:p>
+    <w:p>
+      <w:pPr>
+        <w:jc w:val="both"/>
+        <w:ind w:firstLine="482"/>
+        <w:spacing w:line="360" w:lineRule="auto"/>
+      </w:pPr>
+      <w:r>
+        <w:rPr>
+          <w:sz w:val="24"/>
+          <w:szCs w:val="24"/>
+          <w:rFonts w:eastAsia="宋体" w:ascii="Times New Roman" w:hAnsi="Times New Roman"/>
+        </w:rPr>
+        <w:t xml:space="preserve">2009 年以后，微博、微信等社交平台和移动端应用对论坛形成了持续冲击。天涯社区在鼎盛期日访问量约 2000 万，但未能完成移动端转型，2023 年 4 月停止服务，2024 年 2 月正式宣告破产。传统论坛的衰退并不意味着“以主题聚合讨论”的需求消失：Reddit（2005 年创立）以用户投票排序取代时间序，Stack Overflow（2008 年上线）以声望积分和标签体系重新组织知识问答，两者至今仍保持高活跃度。在技术层面，Discourse（2013 年发布）将论坛软件从 PHP 时代推进到 Ruby on Rails 和 Ember.js 的前后端分离架构，提供实时通知、Markdown 编辑和移动端自适应等现代特性。高校领域也出现了采用 Spring Boot 与 Vue 前后端分离方案的校园论坛系统，功能完整性和开发效率较传统架构有明显提升[5]。</w:t>
+      </w:r>
+    </w:p>
+    <w:p>
+      <w:pPr>
+        <w:jc w:val="both"/>
+        <w:ind w:firstLine="482"/>
+        <w:spacing w:line="360" w:lineRule="auto"/>
+      </w:pPr>
+      <w:r>
+        <w:rPr>
+          <w:sz w:val="24"/>
+          <w:szCs w:val="24"/>
+          <w:rFonts w:eastAsia="宋体" w:ascii="Times New Roman" w:hAnsi="Times New Roman"/>
+        </w:rPr>
+        <w:t xml:space="preserve">微服务架构将单体应用拆解为多个可独立部署的服务单元，服务之间经由轻量级协议通信，业务模块得以解耦并按需伸缩。Spring Cloud 体系在服务注册与发现、API 网关路由、流量控制与熔断降级等环节已形成较为完整的技术栈，辅以 Docker 容器化部署，可实现服务的标准化交付与弹性伸缩[6]。高校信息化建设同样受益于此。有学者将 Spring Cloud 微服务架构引入协同人员管理平台，借助服务拆分和消息队列实现了业务解耦与数据准实时同步[8]；科研管理领域亦出现了覆盖需求调研到成果转化全流程的微服务工程案例[9]。安全层面的研究也在推进：Aldea 等人系统梳理了微服务环境下认证机制面临的漏洞与防护策略，强调 JWT 令牌的短生命周期设计和最小权限原则是缩小攻击面的关键手段[7]。面向高并发场景，已有论坛系统引入 Redis 缓存与消息队列，并结合 Nginx 负载均衡和容器化部署来提升大规模访问下的稳定性[21]。质量保障同样受到关注——合理的测试策略与持续集成流程能显著降低线上故障率并加快需求变更的响应[10]。总体而言，论坛系统的技术选型已从拨号 BBS 经由 PHP 单体论坛演进到前后端分离与微服务架构相结合的阶段，但在高校场景中，将微服务架构完整应用于论坛系统并配套可量化、可复现的测试与运维体系的工程实践仍然较少，这正是本文的研究切入点。</w:t>
       </w:r>
     </w:p>
     <w:p>

--- a/docs/论文修改.docx
+++ b/docs/论文修改.docx
@@ -5084,10 +5084,9 @@
       <w:r>
         <w:rPr>
           <w:rFonts w:ascii="Times New Roman" w:hAnsi="Times New Roman" w:eastAsia="宋体"/>
-          <w:b w:val="0"/>
-          <w:sz w:val="24"/>
-        </w:rPr>
-        <w:t xml:space="preserve">系统的业务数据全部存储在 MySQL 的 forum_system 库中，表结构由 JPA 的 ddl-auto:update 机制在各服务首次启动时自动创建，共包含 6 张业务表，分属认证服务、论坛服务和通知服务三个模块。各实体之间的关联关系如图 4-4 所示。图中用实线标注了四条核心业务关联：user_account 与 forum_post 之间通过 author_id 构成一对多，forum_section 与 forum_post 之间通过 section_id 构成一对多，forum_post 与 post_comment、post_like 之间分别通过 post_id 构成一对多。虚线标注的是 user_id 关联和自引用：post_comment、post_like 和 notification_message 三张表的 user_id 字段均指向 user_account，post_comment 的 parent_comment_id 自关联形成二级回复结构。</w:t>
+          <w:sz w:val="24"/>
+        </w:rPr>
+        <w:t>系统的业务数据全部存储在 MySQL 的 forum_system 库中，表结构由 JPA 的 ddl-auto:update 机制在各服务首次启动时自动创建，共包含 6 张业务表，分属认证服务、论坛服务和通知服务三个模块。各实体之间的关联关系如图 4-4 所示，图中采用 Crow’s foot 记法表示基数约束。user_account 与 forum_post、post_comment、post_like 和 notification_message 四张表之间分别通过 author_id 或 user_id 构成一对多关联，forum_section 与 forum_post 之间通过 section_id 构成一对多关联，forum_post 与 post_comment、post_like 之间分别通过 post_id 构成一对多关联，post_comment 的 parent_comment_id 自关联形成二级回复结构。</w:t>
       </w:r>
     </w:p>
     <w:p>

--- a/docs/论文修改.docx
+++ b/docs/论文修改.docx
@@ -311,7 +311,7 @@
           <w:b w:val="0"/>
           <w:sz w:val="24"/>
         </w:rPr>
-        <w:t>在线论坛的历史可追溯到个人计算机刚刚兴起的年代。1978 年 2 月，Ward Christensen 和 Randy Suess 在芝加哥搭建了 CBBS（Computerized Bulletin Board System），这是有据可查的第一个拨号电子公告板系统，用户通过调制解调器拨号连接，以纯文本方式发布和阅读消息。此后一年，Tom Truscott 和 Jim Ellis 在杜克大学设计了 Usenet，于 1980 年正式上线。Usenet 采用分布式架构，消息在多台服务器之间自动转发，按 comp、sci、rec 等主题类别组织为新闻组，开创了以主题分区聚合讨论的模式。1984 年 Tom Jennings 创建的 FidoNet 进一步将独立运行的各 BBS 站点联结成网络，高峰期全球节点接近四万个。同一时期，CompuServe、GEnie 等商业在线服务以按小时计费的方式向公众开放论坛区，CompuServe 在 1990 年代中期拥有约 300 万付费订户，论坛由志愿者管理，覆盖技术、爱好和职业等多个领域。到 1994 年，仅美国便有约 6 万个 BBS 系统服务于 1700 万用户。这一阶段的系统虽然界面简陋、接入成本高，但已经确立了论坛的核心形态：用户注册、主题分区、按时间序排列的帖子与回复。</w:t>
+        <w:t>在线论坛的历史可追溯到个人计算机刚刚兴起的年代。1978 年 2 月，Ward Christensen 和 Randy Suess 在花刨搭建了 CBBS（Computerized Bulletin Board System），这是有据可查的第一个拨号电子公告板系统，用户通过调制解调器拨号连接，以纯文本方式发布和阅读消息。次年，Tom Truscott 和 Jim Ellis 在杜克大学设计了 Usenet，于 1980 年正式上线。Usenet 采用分布式架构，消息在多台服务器之间自动转发，按 comp、sci、rec 等主题类别组织为新闻组，开创了以主题分区聚合讨论的模式。1984 年 Tom Jennings 创建的 FidoNet 进一步将独立运行的各 BBS 站点联结成跨站消息网络，高峰期全球节点接近四万个。同一时期，CompuServe、GEnie 等商业在线服务以按小时计费的方式向公众开放论坛区，CompuServe 在 1990 年代中期拥有约 300 万付费订户，论坛由志愿者管理，覆盖技术、爱好和职业等多个领域。拨号 BBS 在 1994 年达到顶峰，仅美国便有约 6 万个系统服务于 1700 万用户。这一阶段的系统虽然界面简陋、接入成本高，但已经确立了论坛的核心形态：用户注册、主题分区、按时间序排列的帖子与回复。</w:t>
       </w:r>
     </w:p>
     <w:p>
@@ -322,11 +322,11 @@
       </w:pPr>
       <w:r>
         <w:rPr>
-          <w:sz w:val="24"/>
-          <w:szCs w:val="24"/>
-          <w:rFonts w:eastAsia="宋体" w:ascii="Times New Roman" w:hAnsi="Times New Roman"/>
-        </w:rPr>
-        <w:t xml:space="preserve">1994 至 1995 年间，Mosaic 和 Netscape 浏览器的普及以及廉价拨号上网的出现，使基于万维网的论坛迅速取代了传统 BBS。1996 年发布的 WWWBoard 和 UBB（Ultimate Bulletin Board）是最早的浏览器端论坛软件，管理员无须编写代码即可在网页上创建和配置社区。此后 vBulletin（2000 年）成为付费论坛软件的代表，phpBB 作为免费开源替代随之流行，Invision Power Board（2002 年）和 SMF 等产品也相继推出。这些软件提供了统一的版面索引、分页帖子列表、用户资料页和站内消息等功能模块，Web 论坛由此进入标准化阶段。在中国，Discuz! 于 2001 年发布并开源，凭借丰富的插件和皮肤系统，占据了国内超过八成的论坛市场份额[1]。</w:t>
+          <w:rFonts w:ascii="Times New Roman" w:hAnsi="Times New Roman" w:eastAsia="宋体"/>
+          <w:b w:val="0"/>
+          <w:sz w:val="24"/>
+        </w:rPr>
+        <w:t>1994 至 1995 年间，Mosaic 和 Netscape 浏览器的普及以及廉价拨号上网的出现，使基于万维网的论坛迅速取代了拨号 BBS。1996 年发布的 WWWBoard 和 UBB（Ultimate Bulletin Board）是最早的浏览器端论坛软件，管理员无须编写代码即可在网页上创建和配置社区。此后 vBulletin（2000 年）成为付费论坛软件的代表，phpBB 作为免费开源替代随之流行，Invision Power Board（2002 年）和 SMF 等产品也相继推出。这些软件提供了统一的版面索引、分页帖子列表、用户资料页和站内消息等功能模块，Web 论坛由此进入标准化阶段。在中国，Discuz! 于 2001 年发布并开源，凭借丰富的插件和皮肤系统，占据了国内超过八成的论坛市场份额。</w:t>
       </w:r>
     </w:p>
     <w:p>
@@ -337,11 +337,11 @@
       </w:pPr>
       <w:r>
         <w:rPr>
-          <w:sz w:val="24"/>
-          <w:szCs w:val="24"/>
-          <w:rFonts w:eastAsia="宋体" w:ascii="Times New Roman" w:hAnsi="Times New Roman"/>
-        </w:rPr>
-        <w:t xml:space="preserve">中国互联网论坛的建设几乎与 Web 论坛的全球兴起同步展开。1994 年曙光站作为中国大陆第一个 BBS 上线，1995 年水木清华 BBS 在教育网开放，注册用户一度达到 30 万，最高同时在线 23674 人。1998 年西祠胡同首创“自由开版、自主管理”模式，一年内在线人数突破百万。1999 年天涯社区上线，聚集了大批写作者，《明朝那些事儿》等知名连载即发源于此。2003 年百度贴吧将搜索引擎与论坛结合，上线两年后日均发帖量已达 200 万。高校场景中，水木清华和北大未名 BBS 曾是学生信息交流的核心平台，但 2005 年教育部要求高校 BBS 限制校外访问后，两者的用户规模和影响力均大幅收缩，水木清华于 2012 年正式关站[2]。</w:t>
+          <w:rFonts w:ascii="Times New Roman" w:hAnsi="Times New Roman" w:eastAsia="宋体"/>
+          <w:b w:val="0"/>
+          <w:sz w:val="24"/>
+        </w:rPr>
+        <w:t>中国互联网论坛的建设几乎与 Web 论坛的全球兴起同步展开。1994 年曙光站作为中国大陆第一个 BBS 上线，1995 年水木清华 BBS 在教育网开放，注册用户一度达到 30 万，最高同时在线 23674 人。1998 年西祠胡同开创了由用户自由开设版面并自主管理的运营模式，上线一年内在线人数突破百万。1999 年天涯社区上线，聚集了大批写作者，《明朝那些事儿》等知名连载即发源于其煮酒论史版。2003 年百度贴吧将搜索引擎与论坛结合，用户可围绕任意关键词创建专属讨论区，上线两年后日均发帖量已达 200 万。高校场景中，水木清华和北大未名 BBS 曾是学生信息交流的核心平台，但 2005 年教育部要求高校 BBS 限制校外访问后，两者的用户规模和影响力均大幅收缩，水木清华于 2012 年正式关站[2]。</w:t>
       </w:r>
     </w:p>
     <w:p>
@@ -352,11 +352,11 @@
       </w:pPr>
       <w:r>
         <w:rPr>
-          <w:sz w:val="24"/>
-          <w:szCs w:val="24"/>
-          <w:rFonts w:eastAsia="宋体" w:ascii="Times New Roman" w:hAnsi="Times New Roman"/>
-        </w:rPr>
-        <w:t xml:space="preserve">2009 年以后，微博、微信等社交平台和移动端应用对论坛形成了持续冲击。天涯社区在鼎盛期日访问量约 2000 万，但未能完成移动端转型，2023 年 4 月停止服务，2024 年 2 月正式宣告破产。传统论坛的衰退并不意味着“以主题聚合讨论”的需求消失：Reddit（2005 年创立）以用户投票排序取代时间序，Stack Overflow（2008 年上线）以声望积分和标签体系重新组织知识问答，两者至今仍保持高活跃度。在技术层面，Discourse（2013 年发布）将论坛软件从 PHP 时代推进到 Ruby on Rails 和 Ember.js 的前后端分离架构，提供实时通知、Markdown 编辑和移动端自适应等现代特性。高校领域也出现了采用 Spring Boot 与 Vue 前后端分离方案的校园论坛系统，功能完整性和开发效率较传统架构有明显提升[5]。</w:t>
+          <w:rFonts w:ascii="Times New Roman" w:hAnsi="Times New Roman" w:eastAsia="宋体"/>
+          <w:b w:val="0"/>
+          <w:sz w:val="24"/>
+        </w:rPr>
+        <w:t>2009 年新浪微博上线后，社交平台和移动端应用对论坛形成了持续冲击。微博的实时性和社交传播能力吸引了大量原本活跃在论坛上的用户，微信公众号和朋友圈进一步分流了内容创作者。天涯社区在鼎盛期日访问量约 2000 万，但未能完成移动端转型，2023 年 4 月停止服务，2024 年 2 月正式宣告破产。传统论坛的衰退并不意味着“以主题聚合讨论”的需求已经消失：Reddit（2005 年创立）以用户投票排序取代时间序，Stack Overflow（2008 年上线）以声望积分和标签体系重新组织知识问答，两者至今仍保持高活跃度。在技术层面，Discourse（2013 年由 Stack Overflow 联合创始人 Jeff Atwood 发布）将论坛软件从 PHP 时代推进到 Ruby on Rails 和 Ember.js 的前后端分离架构，提供实时通知、Markdown 编辑和移动端自适应等现代特性。高校领域也出现了采用 Spring Boot 与 Vue 前后端分离方案的校园论坛系统，功能完整性和开发效率较传统架构有明显提升[5]。</w:t>
       </w:r>
     </w:p>
     <w:p>
@@ -14451,7 +14451,7 @@
         </w:rPr>
         <w:t>系统在开发和测试过程中暴露了两个值得改进的地方：</w:t>
         <w:br/>
-        <w:t>（1）搜索服务的检索能力是当前最明显的短板。系统采用内存中逐条遍历和字符串 contains 匹配的方式过滤帖子，数据量较小时尚可满足需求，帖子数量增长后匹配效率将明显下降，分词、模糊匹配和相关度排序等高级检索特性也无法支持。已有研究在微服务架构下通过缓存机制与索引优化将端到端处理延迟控制在 2 秒以内[15]，后续可借鉴类似思路引入 Elasticsearch 全文搜索引擎，利用倒排索引和分词分析器提升检索精度和响应速度。</w:t>
+        <w:t>（1）搜索服务的检索能力是当前最明显的短板。搜索服务采用内存中逐条遍历和字符串 contains 匹配的方式过滤帖子，数据量较小时尚可满足需求，帖子数量增长后匹配效率将明显下降，分词、模糊匹配和相关度排序等高级检索特性也无法支持。已有研究在微服务架构下通过缓存机制与索引优化将端到端处理延迟控制在 2 秒以内[15]，后续可借鉴类似思路引入 Elasticsearch 全文搜索引擎，利用倒排索引和分词分析器提升检索精度和响应速度。</w:t>
         <w:br/>
         <w:t>（2）部署架构尚未在云环境下进行生产级验证。全部测试在本地单机上完成，无法体现微服务架构在水平扩展和负载均衡上的优势。已有研究在智慧校园系统中将容器化微服务部署至 Kubernetes 集群，并讨论了性能瓶颈、服务间通信和数据一致性等实际挑战[14]，后续可参考这一路径将系统部署至云服务器，实现弹性伸缩和滚动更新，并接入 CDN 加速前端静态资源分发。</w:t>
       </w:r>

--- a/docs/论文修改.docx
+++ b/docs/论文修改.docx
@@ -228,56 +228,37 @@
       <w:r>
         <w:rPr>
           <w:rFonts w:ascii="Times New Roman" w:hAnsi="Times New Roman" w:eastAsia="宋体"/>
-          <w:b w:val="0"/>
-          <w:sz w:val="24"/>
-        </w:rPr>
-        <w:t xml:space="preserve">互联网的普及深刻改变了人们获取信息和交流沟通的方式。高等院校中，教学通知发布、课程问题讨论、学习经验分享等活动已逐步从线下面对面交流和纸质公告转向线上平台。即时通讯工具传递消息的速度很快，对话内容却随时间迅速沉没——一条课程答疑的截图在群聊中往往几小时后即被新消息覆盖，几天之后更难以检索。论坛系统的价值恰在于此：它将碎片化的问答与讨论按主题沉淀为连续的、可回查的知识内容，课程答疑、学习资料共享、经验复盘和校园通知发布都更适合以论坛帖子的形式长期留存和复用[1]。</w:t>
-      </w:r>
-      <w:r>
-        <w:rPr>
-          <w:rFonts w:ascii="Times New Roman" w:hAnsi="Times New Roman" w:eastAsia="宋体"/>
-          <w:b w:val="0"/>
-          <w:sz w:val="24"/>
-        </w:rPr>
-        <w:t xml:space="preserve"> </w:t>
-      </w:r>
-      <w:r>
-        <w:rPr>
-          <w:rFonts w:ascii="Times New Roman" w:hAnsi="Times New Roman" w:eastAsia="宋体"/>
-          <w:b w:val="0"/>
-          <w:sz w:val="24"/>
-        </w:rPr>
-        <w:t xml:space="preserve">国内高校论坛系统的建设可以追溯到上世纪末的校园 BBS 时代。那一批系统以纯文本界面为主，功能集中在发帖和回帖，多采用单体架构部署。用户规模有限时，单体架构尚可运转；在线人数增长、交互需求变得丰富之后，并发处理能力不足、功能扩展困难、版本迭代缓慢等问题开始暴露。水木清华 BBS 早在 2005 年便限制了校外访问，2012 年正式关站；北大未名 BBS 至今仍在运行，注册范围已收窄至 70 余所高校联盟成员。这两个标志性的高校论坛积累了大量用户，底层技术建设却多年未做大规模升级，界面风格与当下的审美习惯差距明显，源码冗余度高，日常维护的成本也在持续增加[2]。</w:t>
-      </w:r>
-      <w:r>
-        <w:rPr>
-          <w:rFonts w:ascii="Times New Roman" w:hAnsi="Times New Roman" w:eastAsia="宋体"/>
-          <w:b w:val="0"/>
-          <w:sz w:val="24"/>
-        </w:rPr>
-        <w:t xml:space="preserve"> </w:t>
-      </w:r>
-      <w:r>
-        <w:rPr>
-          <w:rFonts w:ascii="Times New Roman" w:hAnsi="Times New Roman" w:eastAsia="宋体"/>
-          <w:b w:val="0"/>
-          <w:sz w:val="24"/>
-        </w:rPr>
-        <w:t xml:space="preserve">当前许多高校论坛系统在工程实践中依然面临不少短板。部分系统只完成了发帖和回帖的基本流程，用户权限管理与内容审核机制不够完善，社区氛围难以保证[3]。与此同时，多数校园论坛仅提供 PC 端页面，没有针对移动端做专门适配，而根据 CNNIC 第 57 次统计报告，截至 2025 年 12 月我国网民使用手机上网的比例已达 99.6%[4]，相当一部分用户因此无法获得良好的使用体验。从系统内部结构来看，不少论坛仍将前端页面与后端逻辑耦合在同一工程中，任何局部修改都需要全局重新部署，开发效率和可维护性因此受到制约。这种耦合还进一步影响了质量保障工作：功能验证往往依赖手工操作，回归测试和性能测试无法自动重跑，交付质量缺少可量化的判定依据。</w:t>
-      </w:r>
-      <w:r>
-        <w:rPr>
-          <w:rFonts w:ascii="Times New Roman" w:hAnsi="Times New Roman" w:eastAsia="宋体"/>
-          <w:b w:val="0"/>
-          <w:sz w:val="24"/>
-        </w:rPr>
-        <w:t xml:space="preserve"> </w:t>
-      </w:r>
-      <w:r>
-        <w:rPr>
-          <w:rFonts w:ascii="Times New Roman" w:hAnsi="Times New Roman" w:eastAsia="宋体"/>
-          <w:b w:val="0"/>
-          <w:sz w:val="24"/>
+          <w:sz w:val="24"/>
+        </w:rPr>
+        <w:t>互联网的普及深刻改变了人们获取信息和交流沟通的方式。高等院校中，教学通知发布、课程问题讨论、学习经验分享等活动已逐步从线下面对面交流和纸质公告转向线上平台。即时通讯工具传递消息的速度很快，对话内容却随时间迅速沉没——一条课程答疑的截图在群聊中往往几小时后即被新消息覆盖，几天之后更难以检索。论坛系统的价值恰在于此：它将碎片化的问答与讨论按主题沉淀为连续的、可回查的知识内容，课程答疑、学习资料共享、经验复盘和校园通知发布都更适合以论坛帖子的形式长期留存和复用[1]。 国内高校论坛系统的建设可以追溯到上世纪末的校园 BBS 时代。那一批系统以纯文本界面为主，功能集中在发帖和回帖，多采用单体架构部署。用户规模有限时，单体架构尚可运转；在线人数增长、交互需求变得丰富之后，并发处理能力不足、功能扩展困难、版本迭代缓慢等问题开始暴露。水木清华 BBS 早在 2005 年便限制了校外访问，2012 年正式关站；北大未名 BBS 至今仍在运行，注册范围已收窄至 70 余所高校联盟成员。这两个标志性的高校论坛积累了大量用户，底层技术建设却多年未做大规模升级，界面风格与当下的审美习惯差距明显，源码冗余度高，日常维护的成本也在持续增加[2]。 当前许多高校论坛系统在工程实践中依然面临不少短板。部分系统只完成了发帖和回帖的基本流程，用户权限管理与内容审核机制不够完善，社区氛围难以保证[3]。与此同时，多数校园论坛仅提供 PC 端页面，没有针对移动端做专门适配，而根据 CNNIC 第 57 次统计报告，截至 2025 年 12 月我国网民使用手机上网的比例已达 99.6%[4]，相当一部分用户因此无法获得良好的使用体验。从系统内部结构来看，不少论坛仍将前端页面与后端逻辑耦合在同一工程中，任何局部修改都需要全局重新部署，开发效率和可维护性因此受到制约。这种耦合还进一步影响了质量保障工作：功能验证往往依赖手工操作，回归测试和性能测试无法自动重跑，交付质量缺少可量化的判定依据。</w:t>
+      </w:r>
+    </w:p>
+    <w:p>
+      <w:pPr>
+        <w:jc w:val="both"/>
+        <w:ind w:firstLine="482"/>
+        <w:spacing w:line="360" w:lineRule="auto"/>
+      </w:pPr>
+      <w:r>
+        <w:rPr>
+          <w:sz w:val="24"/>
+          <w:szCs w:val="24"/>
+          <w:rFonts w:eastAsia="宋体" w:ascii="Times New Roman" w:hAnsi="Times New Roman"/>
+        </w:rPr>
+        <w:t xml:space="preserve">本文注意到，目前高校场景下对上述问题的常见应对方式并不令人满意。一种做法是“封装而不拆分”——将所有功能堆砌在同一个工程中，用更高配置的服务器来硬抗并发压力。这与智能手机行业以增大内存来容忍后台常驻应用的思路如出一辙——硬件性能的提升确实延缓了矛盾，但并未解决架构耦合的根本问题，反而使得系统的运维成本和迭代难度随功能增长而持续累积。另一种做法是“只做前端不动后端”——在原有单体工程之上增加一套移动端页面，用 CSS 媒体查询做响应式适配。这种方式在视觉上解决了双端问题，但前后端仍然耦合在一起，一次局部修改仍然需要全局重新部署，质量保障和独立迭代的问题原封不动。这两种应对方式都是在回避架构层面的根本改造，它们能够延缓问题的爆发，却无法消除问题本身。</w:t>
+      </w:r>
+    </w:p>
+    <w:p>
+      <w:pPr>
+        <w:jc w:val="both"/>
+        <w:ind w:firstLine="482"/>
+        <w:spacing w:line="360" w:lineRule="auto"/>
+      </w:pPr>
+      <w:r>
+        <w:rPr>
+          <w:sz w:val="24"/>
+          <w:szCs w:val="24"/>
+          <w:rFonts w:eastAsia="宋体" w:ascii="Times New Roman" w:hAnsi="Times New Roman"/>
         </w:rPr>
         <w:t xml:space="preserve">面向上述问题，设计和实现一个功能完整、架构合理、可持续维护的高校论坛系统，具有明确的工程价值。本文围绕架构解耦、跨平台适配、安全认证和质量保障四个层面展开工作，将微服务拆分后的独立部署能力、PC 端与移动端的一致使用体验、基于令牌的认证闭环，以及可复现的自动化测试整合到同一套工程方案中。只有将需求分析、架构设计、功能实现与测试验证纳入同一工程闭环，论坛系统才能真正成为高校教学交流中可长期依赖的基础设施。</w:t>
       </w:r>
@@ -357,6 +338,21 @@
           <w:sz w:val="24"/>
         </w:rPr>
         <w:t>2009 年新浪微博上线后，社交平台和移动端应用对论坛形成了持续冲击。微博的实时性和社交传播能力吸引了大量原本活跃在论坛上的用户，微信公众号和朋友圈进一步分流了内容创作者。天涯社区在鼎盛期日访问量约 2000 万，但未能完成移动端转型，2023 年 4 月停止服务，2024 年 2 月正式宣告破产。传统论坛的衰退并不意味着“以主题聚合讨论”的需求已经消失：Reddit（2005 年创立）以用户投票排序取代时间序，Stack Overflow（2008 年上线）以声望积分和标签体系重新组织知识问答，两者至今仍保持高活跃度。在技术层面，Discourse（2013 年由 Stack Overflow 联合创始人 Jeff Atwood 发布）将论坛软件从 PHP 时代推进到 Ruby on Rails 和 Ember.js 的前后端分离架构，提供实时通知、Markdown 编辑和移动端自适应等现代特性。高校领域也出现了采用 Spring Boot 与 Vue 前后端分离方案的校园论坛系统，功能完整性和开发效率较传统架构有明显提升[5]。</w:t>
+      </w:r>
+    </w:p>
+    <w:p>
+      <w:pPr>
+        <w:jc w:val="both"/>
+        <w:ind w:firstLine="482"/>
+        <w:spacing w:line="360" w:lineRule="auto"/>
+      </w:pPr>
+      <w:r>
+        <w:rPr>
+          <w:sz w:val="24"/>
+          <w:szCs w:val="24"/>
+          <w:rFonts w:eastAsia="宋体" w:ascii="Times New Roman" w:hAnsi="Times New Roman"/>
+        </w:rPr>
+        <w:t xml:space="preserve">论坛的衰退引发了一个值得思考的问题：“以主题聚合讨论”这一需求究竟是被新平台替代了，还是被旧技术拖累了？从 Reddit 和 Stack Overflow 的持续活跃来看，答案显然是后者。用户并没有放弃对结构化讨论和知识沉淀的需求，他们放弃的是界面陈旧、不适配移动端、缺乏现代交互特性的老旧论坛软件。换言之，问题不在于论坛这一产品形态本身，而在于承载它的技术架构未能跟上时代。这恰恰说明，在高校场景中重新审视论坛系统的技术架构，用微服务、前后端分离和移动端适配等现代工程实践来重新激活这一产品形态，具有实际的工程价值和研究意义。</w:t>
       </w:r>
     </w:p>
     <w:p>

--- a/docs/论文修改.docx
+++ b/docs/论文修改.docx
@@ -14346,74 +14346,9 @@
       <w:r>
         <w:rPr>
           <w:rFonts w:ascii="Times New Roman" w:hAnsi="Times New Roman" w:eastAsia="宋体"/>
-          <w:b w:val="0"/>
-          <w:sz w:val="24"/>
-        </w:rPr>
-        <w:t xml:space="preserve">高校师生在课程答疑、学习资料共享、经验复盘和校园活动通知等场景中产生了大量在线交流需求。论坛系统能够将碎片化的问答按主题沉淀为可回查的知识内容，在上述场景中具有不可替代的作用。传统单体架构下前后端耦合、独立部署困难、缺乏移动端支持等问题使得既有校园论坛难以适应日益增长的用户规模和交互需求。本文正是基于此背景，设计并实现了一个基于微服务架构的高校论坛系统。</w:t>
-      </w:r>
-      <w:r>
-        <w:rPr>
-          <w:rFonts w:ascii="Times New Roman" w:hAnsi="Times New Roman" w:eastAsia="宋体"/>
-          <w:b w:val="0"/>
-          <w:sz w:val="24"/>
-        </w:rPr>
-        <w:t xml:space="preserve"> </w:t>
-      </w:r>
-      <w:r>
-        <w:rPr>
-          <w:rFonts w:ascii="Times New Roman" w:hAnsi="Times New Roman" w:eastAsia="宋体"/>
-          <w:b w:val="0"/>
-          <w:sz w:val="24"/>
-        </w:rPr>
-        <w:t xml:space="preserve">本文从研究背景和国内外现状出发，分析了现有校园论坛在架构、适配和测试方面存在的不足，将用户划分为游客和注册用户两种角色，梳理了用户认证、帖子管理、评论互动、点赞、通知、搜索、媒体推荐和网关访问控制八个功能模块的用例关系，并从性能、安全、可扩展性、可维护性和兼容性五个维度给出了非功能性需求的量化指标。</w:t>
-      </w:r>
-      <w:r>
-        <w:rPr>
-          <w:rFonts w:ascii="Times New Roman" w:hAnsi="Times New Roman" w:eastAsia="宋体"/>
-          <w:b w:val="0"/>
-          <w:sz w:val="24"/>
-        </w:rPr>
-        <w:t xml:space="preserve"> </w:t>
-      </w:r>
-      <w:r>
-        <w:rPr>
-          <w:rFonts w:ascii="Times New Roman" w:hAnsi="Times New Roman" w:eastAsia="宋体"/>
-          <w:b w:val="0"/>
-          <w:sz w:val="24"/>
-        </w:rPr>
-        <w:t xml:space="preserve">系统按部署职责划分为用户接入层、网关层、业务服务层和基础设施层四个层次。后端基于 Java 17 和 Spring Boot 3 构建，借助 Spring Cloud Alibaba 的 Nacos 注册中心和 Spring Cloud Gateway 网关组件将业务逻辑拆分为五个可独立部署的微服务，MySQL 8 负责数据持久化，Redis 7 承担缓存与会话管理。数据库设计包含 6 张业务表，安全设计围绕 JWT 令牌签发与校验、网关双重鉴权和登录失败锁定三条线路展开。</w:t>
-      </w:r>
-      <w:r>
-        <w:rPr>
-          <w:rFonts w:ascii="Times New Roman" w:hAnsi="Times New Roman" w:eastAsia="宋体"/>
-          <w:b w:val="0"/>
-          <w:sz w:val="24"/>
-        </w:rPr>
-        <w:t xml:space="preserve"> </w:t>
-      </w:r>
-      <w:r>
-        <w:rPr>
-          <w:rFonts w:ascii="Times New Roman" w:hAnsi="Times New Roman" w:eastAsia="宋体"/>
-          <w:b w:val="0"/>
-          <w:sz w:val="24"/>
-        </w:rPr>
-        <w:t xml:space="preserve">认证模块实现了注册、登录、令牌刷新与登出的完整闭环。论坛核心业务覆盖帖子的发布、编辑、删除和按分区分页查询，评论支持二级回复结构，点赞通过联合唯一约束和应用层双重校验实现去重，Redis 缓存策略对帖子列表和详情分别设置了不同的过期时间并由写操作自动淘汰。前端基于 Vue 3 开发，PC 端使用 Element Plus、移动端使用 Vant，两端共享统一的 Axios 请求层和 Pinia 状态管理逻辑，响应拦截器实现了令牌的静默刷新。</w:t>
-      </w:r>
-      <w:r>
-        <w:rPr>
-          <w:rFonts w:ascii="Times New Roman" w:hAnsi="Times New Roman" w:eastAsia="宋体"/>
-          <w:b w:val="0"/>
-          <w:sz w:val="24"/>
-        </w:rPr>
-        <w:t xml:space="preserve"> </w:t>
-      </w:r>
-      <w:r>
-        <w:rPr>
-          <w:rFonts w:ascii="Times New Roman" w:hAnsi="Times New Roman" w:eastAsia="宋体"/>
-          <w:b w:val="0"/>
-          <w:sz w:val="24"/>
-        </w:rPr>
-        <w:t>MySQL、Redis 和 Nacos 通过 Docker Compose 编排部署，Bash 脚本管理后端服务的顺序启动与有序停止。Python 功能测试脚本覆盖了 11 个端到端业务场景和全部 22 个 API 接口，缓存基准测试和并发负载测试分别验证了缓存策略的有效性和系统在 10 至 1000 并发用户下的承载能力，测试通过率为 100%。</w:t>
+          <w:sz w:val="24"/>
+        </w:rPr>
+        <w:t>高校师生在课程答疑、学习资料共享、经验复盘和校园活动通知等场景中产生了大量在线交流需求。论坛系统能够将碎片化的问答按主题沉淀为可回查的知识内容，在上述场景中具有不可替代的作用。传统单体架构下前后端耦合、独立部署困难、缺乏移动端支持等问题使得既有校园论坛难以适应日益增长的用户规模和交互需求。本文正是基于此背景，设计并实现了一个基于微服务架构的高校论坛系统。 本文从研究背景和国内外现状出发，分析了现有校园论坛在架构、适配和测试方面存在的不足，将用户划分为游客和注册用户两种角色，梳理了用户认证、帖子管理、评论互动、点赞、通知、搜索、媒体推荐和网关访问控制八个功能模块的用例关系，并从性能、安全、可扩展性、可维护性和兼容性五个维度给出了非功能性需求的量化指标。 系统按部署职责划分为用户接入层、网关层、业务服务层和基础设施层四个层次。后端基于 Java 17 和 Spring Boot 3 构建，借助 Spring Cloud Alibaba 的 Nacos 注册中心和 Spring Cloud Gateway 网关组件将业务逻辑拆分为五个可独立部署的微服务，MySQL 8 负责数据持久化，Redis 7 承担缓存与会话管理。数据库设计包含 6 张业务表，安全设计围绕 JWT 令牌签发与校验、网关双重鉴权和登录失败锁定三条线路展开。 认证模块实现了注册、登录、令牌刷新与登出的完整闭环。论坛核心业务覆盖帖子的发布、编辑、删除和按分区分页查询，评论支持二级回复结构，点赞通过联合唯一约束和应用层双重校验实现去重，Redis 缓存策略对帖子列表和详情分别设置了不同的过期时间并由写操作自动淘汰。前端基于 Vue 3 开发，PC 端使用 Element Plus、移动端使用 Vant，两端共享统一的 Axios 请求层和 Pinia 状态管理逻辑，响应拦截器实现了令牌的静默刷新。 MySQL、Redis 和 Nacos 通过 Docker Compose 编排部署，Bash 脚本管理后端服务的顺序启动与有序停止。Python 功能测试脚本覆盖了 11 个端到端业务场景和全部 22 个 API 接口，缓存基准测试和并发负载测试分别验证了缓存策略的有效性和系统在 10 至 1000 并发用户下的承载能力，测试通过率为 100%。上述结果表明，微服务架构能够在高校论坛这一业务规模适中的场景中实际落地，而非仅停留在架构设计层面的理论探讨；前后端分离与双端适配、JWT 认证闭环以及可复现的自动化测试也证明了 1.1 节提出的四个层面的改进目标在工程实践中是可行的。</w:t>
       </w:r>
     </w:p>
     <w:p>

--- a/docs/论文修改.docx
+++ b/docs/论文修改.docx
@@ -241,11 +241,10 @@
       </w:pPr>
       <w:r>
         <w:rPr>
-          <w:sz w:val="24"/>
-          <w:szCs w:val="24"/>
-          <w:rFonts w:eastAsia="宋体" w:ascii="Times New Roman" w:hAnsi="Times New Roman"/>
-        </w:rPr>
-        <w:t xml:space="preserve">本文注意到，目前高校场景下对上述问题的常见应对方式并不令人满意。一种做法是“封装而不拆分”——将所有功能堆砌在同一个工程中，用更高配置的服务器来硬抗并发压力。这与智能手机行业以增大内存来容忍后台常驻应用的思路如出一辙——硬件性能的提升确实延缓了矛盾，但并未解决架构耦合的根本问题，反而使得系统的运维成本和迭代难度随功能增长而持续累积。另一种做法是“只做前端不动后端”——在原有单体工程之上增加一套移动端页面，用 CSS 媒体查询做响应式适配。这种方式在视觉上解决了双端问题，但前后端仍然耦合在一起，一次局部修改仍然需要全局重新部署，质量保障和独立迭代的问题原封不动。这两种应对方式都是在回避架构层面的根本改造，它们能够延缓问题的爆发，却无法消除问题本身。</w:t>
+          <w:rFonts w:ascii="Times New Roman" w:hAnsi="Times New Roman" w:eastAsia="宋体"/>
+          <w:sz w:val="24"/>
+        </w:rPr>
+        <w:t>实际上，多数高校论坛在工程上的应对策略偏向保守。最常见的做法是在不调整架构的前提下用更高配置的服务器来应对并发增长，这在短期内确实有效，但单体工程的运维成本会随功能模块的增加而累积。也有项目尝试用 CSS 响应式布局在原有单体工程上增加移动端视图，视觉上解决了双端访问问题，但前后端耦合、全局部署和手工测试等制约依然存在。这些做法都有其合理性——在人力和时间有限的条件下低成本地维持系统运转是务实的选择，但它们的共同特点是没有触及架构层面的调整，随着用户规模和功能复杂度的增长，前述矛盾会逐渐变得突出。</w:t>
       </w:r>
     </w:p>
     <w:p>
@@ -348,11 +347,10 @@
       </w:pPr>
       <w:r>
         <w:rPr>
-          <w:sz w:val="24"/>
-          <w:szCs w:val="24"/>
-          <w:rFonts w:eastAsia="宋体" w:ascii="Times New Roman" w:hAnsi="Times New Roman"/>
-        </w:rPr>
-        <w:t xml:space="preserve">论坛的衰退引发了一个值得思考的问题：“以主题聚合讨论”这一需求究竟是被新平台替代了，还是被旧技术拖累了？从 Reddit 和 Stack Overflow 的持续活跃来看，答案显然是后者。用户并没有放弃对结构化讨论和知识沉淀的需求，他们放弃的是界面陈旧、不适配移动端、缺乏现代交互特性的老旧论坛软件。换言之，问题不在于论坛这一产品形态本身，而在于承载它的技术架构未能跟上时代。这恰恰说明，在高校场景中重新审视论坛系统的技术架构，用微服务、前后端分离和移动端适配等现代工程实践来重新激活这一产品形态，具有实际的工程价值和研究意义。</w:t>
+          <w:rFonts w:ascii="Times New Roman" w:hAnsi="Times New Roman" w:eastAsia="宋体"/>
+          <w:sz w:val="24"/>
+        </w:rPr>
+        <w:t>论坛用户的流失是多种因素共同作用的结果，社交平台的分流、移动端使用习惯的变化、以及论坛软件自身的老化都起了作用。不过有一点值得注意：Reddit 在 2005 年以用户投票排序的方式重新定义了内容分发，Stack Overflow 在 2008 年用声望积分体系改造了知识问答，两者至今仍然保持高活跃度。这至少说明，“围绕主题展开结构化讨论”这一需求本身并没有消失，只是对承载它的技术底座提出了更高的要求——移动端适配、实时交互、可扩展的后端架构。在高校场景中重新审视论坛系统的技术架构，是一个有实际意义的工程课题。</w:t>
       </w:r>
     </w:p>
     <w:p>

--- a/docs/论文修改.docx
+++ b/docs/论文修改.docx
@@ -43,10 +43,9 @@
       <w:r>
         <w:rPr>
           <w:rFonts w:ascii="Times New Roman" w:hAnsi="Times New Roman" w:eastAsia="宋体"/>
-          <w:b w:val="0"/>
-          <w:sz w:val="24"/>
-        </w:rPr>
-        <w:t>高校师生在课程答疑、学习资料共享和校园信息传播中对在线交流平台有持续需求。现有校园论坛普遍采用单体架构，扩展性不足、前后端耦合、缺乏移动端适配，制约了系统的持续发展。针对上述问题，本文设计并实现了一个基于微服务架构的高校论坛系统。后端采用 Spring Boot 3 与 Spring Cloud Alibaba 构建，通过 Nacos 实现服务注册与配置管理，经由 Spring Cloud Gateway 统一路由与鉴权，将系统拆分为认证、论坛、通知、搜索和媒体五个独立服务。MySQL 负责数据持久化，Redis 承担缓存与会话管理，用户认证基于 JWT 结合 Spring Security 实现登录、令牌刷新与登出的闭环。前端基于 Vue 3，PC 端采用 Element Plus、移动端采用 Vant，实现帖子发布与浏览、分区讨论、二级评论、点赞和通知管理等功能。系统配套 Docker Compose 基础设施编排和 Python 自动化测试脚本。功能测试覆盖 11 个端到端场景和全部 22 个接口，通过率 100%；并发负载测试在 10 至 1000 并发用户下验证了系统的承载能力。</w:t>
+          <w:sz w:val="24"/>
+        </w:rPr>
+        <w:t>高校师生在课程答疑、学习资料共享和校园信息传播中对在线交流平台有持续需求，但现有校园论坛普遍采用单体架构，扩展性不足、前后端耦合、缺乏移动端适配，制约了系统的持续发展。针对上述问题，本文设计并实现了一个基于微服务架构的高校论坛系统。后端采用 Spring Boot 3 与 Spring Cloud Alibaba 构建，通过 Nacos 实现服务注册与配置管理，经由 Spring Cloud Gateway 统一路由与鉴权，将系统拆分为认证、论坛、通知、搜索和媒体五个独立服务。数据层以 MySQL 存储业务数据，Redis 承担缓存与会话管理，用户认证基于 JWT 结合 Spring Security 实现登录、令牌刷新与登出的闭环。前端基于 Vue 3 分别构建了 PC 端（Element Plus）和移动端（Vant）两套界面，支持帖子发布与浏览、分区讨论、二级评论、点赞和通知管理等功能。系统配套 Docker Compose 基础设施编排和 Python 自动化测试脚本，功能测试覆盖 11 个端到端场景和全部 22 个接口，通过率 100%；并发负载测试在 10 至 1000 并发用户下验证了系统的承载能力。</w:t>
       </w:r>
     </w:p>
     <w:p>
@@ -230,7 +229,7 @@
           <w:rFonts w:ascii="Times New Roman" w:hAnsi="Times New Roman" w:eastAsia="宋体"/>
           <w:sz w:val="24"/>
         </w:rPr>
-        <w:t>互联网的普及深刻改变了人们获取信息和交流沟通的方式。高等院校中，教学通知发布、课程问题讨论、学习经验分享等活动已逐步从线下面对面交流和纸质公告转向线上平台。即时通讯工具传递消息的速度很快，对话内容却随时间迅速沉没——一条课程答疑的截图在群聊中往往几小时后即被新消息覆盖，几天之后更难以检索。论坛系统的价值恰在于此：它将碎片化的问答与讨论按主题沉淀为连续的、可回查的知识内容，课程答疑、学习资料共享、经验复盘和校园通知发布都更适合以论坛帖子的形式长期留存和复用[1]。 国内高校论坛系统的建设可以追溯到上世纪末的校园 BBS 时代。那一批系统以纯文本界面为主，功能集中在发帖和回帖，多采用单体架构部署。用户规模有限时，单体架构尚可运转；在线人数增长、交互需求变得丰富之后，并发处理能力不足、功能扩展困难、版本迭代缓慢等问题开始暴露。水木清华 BBS 早在 2005 年便限制了校外访问，2012 年正式关站；北大未名 BBS 至今仍在运行，注册范围已收窄至 70 余所高校联盟成员。这两个标志性的高校论坛积累了大量用户，底层技术建设却多年未做大规模升级，界面风格与当下的审美习惯差距明显，源码冗余度高，日常维护的成本也在持续增加[2]。 当前许多高校论坛系统在工程实践中依然面临不少短板。部分系统只完成了发帖和回帖的基本流程，用户权限管理与内容审核机制不够完善，社区氛围难以保证[3]。与此同时，多数校园论坛仅提供 PC 端页面，没有针对移动端做专门适配，而根据 CNNIC 第 57 次统计报告，截至 2025 年 12 月我国网民使用手机上网的比例已达 99.6%[4]，相当一部分用户因此无法获得良好的使用体验。从系统内部结构来看，不少论坛仍将前端页面与后端逻辑耦合在同一工程中，任何局部修改都需要全局重新部署，开发效率和可维护性因此受到制约。这种耦合还进一步影响了质量保障工作：功能验证往往依赖手工操作，回归测试和性能测试无法自动重跑，交付质量缺少可量化的判定依据。</w:t>
+        <w:t>互联网的普及深刻改变了人们获取信息和交流沟通的方式。高等院校中，教学通知发布、课程问题讨论、学习经验分享等活动已逐步从线下面对面交流和纸质公告转向线上平台。即时通讯工具传递消息的速度很快，对话内容却随时间迅速沉没——一条课程答疑的截图在群聊中往往几小时后即被新消息覆盖，几天之后更难以检索。论坛系统的价值恰在于此：它将碎片化的问答与讨论按主题沉淀为连续的、可回查的知识内容，课程答疑、学习资料共享、经验复盘和校园通知发布都更适合以论坛帖子的形式长期留存和复用[1]。 国内高校论坛系统的建设可以追溯到上世纪末的校园 BBS 时代。那一批系统以纯文本界面为主，功能集中在发帖和回帖，多采用单体架构部署。用户规模有限时，单体架构尚可运转；在线人数增长、交互需求变得丰富之后，并发处理能力不足、功能扩展困难、版本迭代缓慢等问题开始暴露。水木清华 BBS 早在 2005 年便限制了校外访问，2012 年正式关站；北大未名 BBS 至今仍在运行，注册范围已收窄至 70 余所高校联盟成员。这两个标志性的高校论坛积累了大量用户，底层技术建设却多年未做大规模升级，界面风格与当下的审美习惯差距明显，源码冗余度高，日常维护的成本也在持续增加[2]。 当前许多高校论坛系统在工程实践中依然面临不少短板。部分系统只完成了发帖和回帖的基本流程，用户权限管理与内容审核机制不够完善，社区氛围难以保证[3]。多数校园论坛仅提供 PC 端页面，没有针对移动端做专门适配，而根据 CNNIC 第 57 次统计报告，截至 2025 年 12 月我国网民使用手机上网的比例已达 99.6%[4]，相当一部分用户因此无法获得良好的使用体验。从系统内部结构来看，不少论坛仍将前端页面与后端逻辑耦合在同一工程中，任何局部修改都需要全局重新部署，开发效率和可维护性因此受到制约。这种耦合还进一步影响了质量保障工作：功能验证往往依赖手工操作，回归测试和性能测试无法自动重跑，交付质量缺少可量化的判定依据。</w:t>
       </w:r>
     </w:p>
     <w:p>
@@ -361,11 +360,10 @@
       </w:pPr>
       <w:r>
         <w:rPr>
-          <w:sz w:val="24"/>
-          <w:szCs w:val="24"/>
-          <w:rFonts w:eastAsia="宋体" w:ascii="Times New Roman" w:hAnsi="Times New Roman"/>
-        </w:rPr>
-        <w:t xml:space="preserve">微服务架构将单体应用拆解为多个可独立部署的服务单元，服务之间经由轻量级协议通信，业务模块得以解耦并按需伸缩。Spring Cloud 体系在服务注册与发现、API 网关路由、流量控制与熔断降级等环节已形成较为完整的技术栈，辅以 Docker 容器化部署，可实现服务的标准化交付与弹性伸缩[6]。高校信息化建设同样受益于此。有学者将 Spring Cloud 微服务架构引入协同人员管理平台，借助服务拆分和消息队列实现了业务解耦与数据准实时同步[8]；科研管理领域亦出现了覆盖需求调研到成果转化全流程的微服务工程案例[9]。安全层面的研究也在推进：Aldea 等人系统梳理了微服务环境下认证机制面临的漏洞与防护策略，强调 JWT 令牌的短生命周期设计和最小权限原则是缩小攻击面的关键手段[7]。面向高并发场景，已有论坛系统引入 Redis 缓存与消息队列，并结合 Nginx 负载均衡和容器化部署来提升大规模访问下的稳定性[21]。质量保障同样受到关注——合理的测试策略与持续集成流程能显著降低线上故障率并加快需求变更的响应[10]。总体而言，论坛系统的技术选型已从拨号 BBS 经由 PHP 单体论坛演进到前后端分离与微服务架构相结合的阶段，但在高校场景中，将微服务架构完整应用于论坛系统并配套可量化、可复现的测试与运维体系的工程实践仍然较少，这正是本文的研究切入点。</w:t>
+          <w:rFonts w:ascii="Times New Roman" w:hAnsi="Times New Roman" w:eastAsia="宋体"/>
+          <w:sz w:val="24"/>
+        </w:rPr>
+        <w:t>微服务架构将单体应用拆解为多个可独立部署的服务单元，服务之间经由轻量级协议通信，业务模块得以解耦并按需伸缩。Spring Cloud 体系在服务注册与发现、API 网关路由、流量控制与熔断降级等环节已形成较为完整的技术栈，辅以 Docker 容器化部署，可实现服务的标准化交付与弹性伸缩[6]。高校信息化建设同样受益于此。有学者将 Spring Cloud 微服务架构引入协同人员管理平台，借助服务拆分和消息队列实现了业务解耦与数据准实时同步[8]；科研管理领域亦出现了覆盖需求调研到成果转化全流程的微服务工程案例[9]。安全层面的研究也在推进：Aldea 等人系统梳理了微服务环境下认证机制面临的漏洞与防护策略，强调 JWT 令牌的短生命周期设计和最小权限原则是缩小攻击面的关键手段[7]。面向高并发场景，已有论坛系统引入 Redis 缓存与消息队列，并结合 Nginx 负载均衡和容器化部署来提升大规模访问下的稳定性[21]。质量保障同样受到关注——合理的测试策略与持续集成流程能显著降低线上故障率并加快需求变更的响应[10]。论坛系统的技术选型已从拨号 BBS 经由 PHP 单体论坛演进到前后端分离与微服务架构相结合的阶段，但在高校场景中，将微服务架构完整应用于论坛系统并配套可量化、可复现的测试与运维体系的工程实践仍然较少，这正是本文的研究切入点。</w:t>
       </w:r>
     </w:p>
     <w:p>
@@ -394,106 +392,9 @@
       <w:r>
         <w:rPr>
           <w:rFonts w:ascii="Times New Roman" w:hAnsi="Times New Roman" w:eastAsia="宋体"/>
-          <w:b w:val="0"/>
-          <w:sz w:val="24"/>
-        </w:rPr>
-        <w:t xml:space="preserve">1.1 节梳理了现有校园论坛在架构扩展性、双端适配、安全管控和质量验证等方面的不足，1.2 节进一步指出高校场景下将微服务架构完整应用于论坛系统的工程实践仍然较少。基于这两方面的分析，本文设计并实现一个基于微服务架构的高校论坛系统。与多数现有工作停留在单体框架或仅完成前后端分离不同，本文在同一工程中完成了从微服务拆分到双端前端适配、从认证闭环到自动化测试的完整链路。具体研究内容包括以下六项。</w:t>
-      </w:r>
-      <w:r>
-        <w:rPr>
-          <w:rFonts w:ascii="Times New Roman" w:hAnsi="Times New Roman" w:eastAsia="宋体"/>
-          <w:b w:val="0"/>
-          <w:sz w:val="24"/>
-        </w:rPr>
-        <w:t xml:space="preserve"> </w:t>
-      </w:r>
-      <w:r>
-        <w:rPr>
-          <w:rFonts w:ascii="Times New Roman" w:hAnsi="Times New Roman" w:eastAsia="宋体"/>
-          <w:b w:val="0"/>
-          <w:sz w:val="24"/>
-        </w:rPr>
-        <w:t xml:space="preserve">（1）后端采用 Spring Boot 3 与 Spring Cloud Alibaba，将系统拆分为网关、认证、论坛、通知、搜索和媒体六个独立服务。Nacos 承担服务注册与配置管理，Spring Cloud Gateway 统一路由与鉴权，各服务可独立开发、部署和扩缩。</w:t>
-      </w:r>
-      <w:r>
-        <w:rPr>
-          <w:rFonts w:ascii="Times New Roman" w:hAnsi="Times New Roman" w:eastAsia="宋体"/>
-          <w:b w:val="0"/>
-          <w:sz w:val="24"/>
-        </w:rPr>
-        <w:t xml:space="preserve"> </w:t>
-      </w:r>
-      <w:r>
-        <w:rPr>
-          <w:rFonts w:ascii="Times New Roman" w:hAnsi="Times New Roman" w:eastAsia="宋体"/>
-          <w:b w:val="0"/>
-          <w:sz w:val="24"/>
-        </w:rPr>
-        <w:t xml:space="preserve">（2）认证与会话管理基于 JWT 与 Spring Security 设计无状态方案，配合 Redis 存储会话状态，覆盖登录、令牌刷新与登出的完整流程，网关层统一完成令牌校验与用户身份透传。</w:t>
-      </w:r>
-      <w:r>
-        <w:rPr>
-          <w:rFonts w:ascii="Times New Roman" w:hAnsi="Times New Roman" w:eastAsia="宋体"/>
-          <w:b w:val="0"/>
-          <w:sz w:val="24"/>
-        </w:rPr>
-        <w:t xml:space="preserve"> </w:t>
-      </w:r>
-      <w:r>
-        <w:rPr>
-          <w:rFonts w:ascii="Times New Roman" w:hAnsi="Times New Roman" w:eastAsia="宋体"/>
-          <w:b w:val="0"/>
-          <w:sz w:val="24"/>
-        </w:rPr>
-        <w:t xml:space="preserve">（3）论坛核心业务的数据建模与功能实现。MySQL 中设计帖子、评论、分区、点赞等实体及其关联关系，Redis 缓存热点数据以降低数据库查询压力，系统支持帖子发布、分区浏览、二级评论、点赞去重等操作，并配套种子数据初始化机制。</w:t>
-      </w:r>
-      <w:r>
-        <w:rPr>
-          <w:rFonts w:ascii="Times New Roman" w:hAnsi="Times New Roman" w:eastAsia="宋体"/>
-          <w:b w:val="0"/>
-          <w:sz w:val="24"/>
-        </w:rPr>
-        <w:t xml:space="preserve"> </w:t>
-      </w:r>
-      <w:r>
-        <w:rPr>
-          <w:rFonts w:ascii="Times New Roman" w:hAnsi="Times New Roman" w:eastAsia="宋体"/>
-          <w:b w:val="0"/>
-          <w:sz w:val="24"/>
-        </w:rPr>
-        <w:t xml:space="preserve">（4）前端基于 Vue 3，PC 端采用 Element Plus、移动端采用 Vant 分别构建。两端共享统一的 API 调用层和状态管理逻辑，界面交互各自适配对应终端的使用习惯，网关 CORS 配置保障跨域访问。</w:t>
-      </w:r>
-      <w:r>
-        <w:rPr>
-          <w:rFonts w:ascii="Times New Roman" w:hAnsi="Times New Roman" w:eastAsia="宋体"/>
-          <w:b w:val="0"/>
-          <w:sz w:val="24"/>
-        </w:rPr>
-        <w:t xml:space="preserve"> </w:t>
-      </w:r>
-      <w:r>
-        <w:rPr>
-          <w:rFonts w:ascii="Times New Roman" w:hAnsi="Times New Roman" w:eastAsia="宋体"/>
-          <w:b w:val="0"/>
-          <w:sz w:val="24"/>
-        </w:rPr>
-        <w:t xml:space="preserve">（5）通知、搜索和媒体三个辅助服务分别提供系统公告与用户消息管理、基于关键词的帖子过滤检索，以及论坛首页的补充内容展示，用于验证微服务架构下多服务协同工作的可行性。</w:t>
-      </w:r>
-      <w:r>
-        <w:rPr>
-          <w:rFonts w:ascii="Times New Roman" w:hAnsi="Times New Roman" w:eastAsia="宋体"/>
-          <w:b w:val="0"/>
-          <w:sz w:val="24"/>
-        </w:rPr>
-        <w:t xml:space="preserve"> </w:t>
-      </w:r>
-      <w:r>
-        <w:rPr>
-          <w:rFonts w:ascii="Times New Roman" w:hAnsi="Times New Roman" w:eastAsia="宋体"/>
-          <w:b w:val="0"/>
-          <w:sz w:val="24"/>
-        </w:rPr>
-        <w:t>（6）运维与测试体系包括 Docker Compose 基础设施编排、一键启停脚本、Python 全链路功能测试、缓存基准测试和并发负载测试脚本。回归测试覆盖从注册、登录到发帖、评论、搜索的完整业务流程，以及权限校验、并发去重等异常场景，执行后自动生成测试报告；缓存基准测试对比冷启动与热缓存下的接口响应时间，为缓存策略的有效性提供可量化的数据。</w:t>
+          <w:sz w:val="24"/>
+        </w:rPr>
+        <w:t>1.1 节梳理了现有校园论坛在架构扩展性、双端适配、安全管控和质量验证等方面的不足，1.2 节进一步指出高校场景下将微服务架构完整应用于论坛系统的工程实践仍然较少。基于这两方面的分析，本文设计并实现一个基于微服务架构的高校论坛系统。与多数现有工作停留在单体框架或仅完成前后端分离不同，本文在同一工程中贯通了微服务拆分、双端前端适配、认证闭环和自动化测试四个环节。具体研究内容包括以下六项。 （1）后端采用 Spring Boot 3 与 Spring Cloud Alibaba，将系统拆分为网关、认证、论坛、通知、搜索和媒体六个独立服务。Nacos 承担服务注册与配置管理，Spring Cloud Gateway 统一路由与鉴权，各服务可独立开发、部署和扩缩。 （2）认证与会话管理基于 JWT 与 Spring Security 设计无状态方案，配合 Redis 存储会话状态，覆盖登录、令牌刷新与登出的完整流程，网关层统一完成令牌校验与用户身份透传。 （3）论坛核心业务的数据建模与功能实现。MySQL 中设计帖子、评论、分区、点赞等实体及其关联关系，Redis 缓存热点数据以降低数据库查询压力，系统支持帖子发布、分区浏览、二级评论、点赞去重等操作，并配套种子数据初始化机制。 （4）前端基于 Vue 3，PC 端采用 Element Plus、移动端采用 Vant 分别构建。两端共享统一的 API 调用层和状态管理逻辑，界面交互各自适配对应终端的使用习惯，网关 CORS 配置保障跨域访问。 （5）通知、搜索和媒体三个辅助服务分别提供系统公告与用户消息管理、基于关键词的帖子过滤检索，以及论坛首页的补充内容展示，用于验证微服务架构下多服务协同工作的可行性。 （6）运维与测试体系包括 Docker Compose 基础设施编排、一键启停脚本、Python 全链路功能测试、缓存基准测试和并发负载测试脚本。功能测试覆盖注册、登录到发帖、评论、搜索的完整业务流程以及权限校验和并发去重等异常场景，执行后自动生成测试报告；缓存基准测试对比冷启动与热缓存下的接口响应时间，为缓存策略的有效性提供可量化的数据。</w:t>
       </w:r>
     </w:p>
     <w:p>
@@ -666,42 +567,9 @@
       <w:r>
         <w:rPr>
           <w:rFonts w:ascii="Times New Roman" w:hAnsi="Times New Roman" w:eastAsia="宋体"/>
-          <w:b w:val="0"/>
-          <w:sz w:val="24"/>
-        </w:rPr>
-        <w:t xml:space="preserve">系统的后端采用 Java 17 语言开发。Java 通过 JVM 虚拟机使编译产物能够在不同操作系统上一致运行，类型系统成熟、垃圾回收机制完善，长期以来是大型 Web 应用后端开发的主流选择。JDK 目前有 8、11、17 和 21 四个长期支持版本，本文选用 JDK 17，相较于 JDK 8 增加了密封类、模式匹配等语言特性，社区支持和依赖库兼容性也已趋于稳定。</w:t>
-      </w:r>
-      <w:r>
-        <w:rPr>
-          <w:rFonts w:ascii="Times New Roman" w:hAnsi="Times New Roman" w:eastAsia="宋体"/>
-          <w:b w:val="0"/>
-          <w:sz w:val="24"/>
-        </w:rPr>
-        <w:t xml:space="preserve"> </w:t>
-      </w:r>
-      <w:r>
-        <w:rPr>
-          <w:rFonts w:ascii="Times New Roman" w:hAnsi="Times New Roman" w:eastAsia="宋体"/>
-          <w:b w:val="0"/>
-          <w:sz w:val="24"/>
-        </w:rPr>
-        <w:t xml:space="preserve">Spring 框架的两项核心机制——控制反转（IoC）和面向切面编程（AOP）——奠定了 Java 企业级开发的基础。控制反转由容器接管对象的创建和依赖关系，调用方从容器获取所需对象而非自行实例化，模块之间的耦合度由此降低。面向切面编程将日志记录、权限校验等横切关注点抽取为独立模块统一维护，避免同一段逻辑在多处重复。Spring Boot 在此基础上进一步简化了项目搭建：自动装配机制根据引入的依赖完成配置，内嵌 Tomcat 容器使应用无须外部 Web 服务器即可独立运行[11]。本文全部后端服务均基于 Spring Boot 3 构建。</w:t>
-      </w:r>
-      <w:r>
-        <w:rPr>
-          <w:rFonts w:ascii="Times New Roman" w:hAnsi="Times New Roman" w:eastAsia="宋体"/>
-          <w:b w:val="0"/>
-          <w:sz w:val="24"/>
-        </w:rPr>
-        <w:t xml:space="preserve"> </w:t>
-      </w:r>
-      <w:r>
-        <w:rPr>
-          <w:rFonts w:ascii="Times New Roman" w:hAnsi="Times New Roman" w:eastAsia="宋体"/>
-          <w:b w:val="0"/>
-          <w:sz w:val="24"/>
-        </w:rPr>
-        <w:t xml:space="preserve">微服务架构的核心思路是将一个进程内的业务逻辑拆分为多个独立服务，每个服务拥有自己的数据存储和部署周期，服务之间通过网络接口通信[12]。拆分带来了独立扩缩和版本迭代的能力，代价则是需要额外的基础设施处理服务寻址、配置同步和流量管控。通信方式的选择对性能有直接影响：同步调用在低延迟场景中响应更快，异步消息在高负载下的可扩展性更优[18]。灵活性提升后容错问题随之出现，断路器和故障转移机制是防止单个服务故障蔓延为全局瘫痪的关键手段[17]。API 网关则作为系统面向外部的唯一入口，集中承担请求路由、协议适配和安全控制[16]。</w:t>
+          <w:sz w:val="24"/>
+        </w:rPr>
+        <w:t>系统的后端采用 Java 17 语言开发。Java 通过 JVM 虚拟机使编译产物能够在不同操作系统上一致运行，类型系统成熟、垃圾回收机制完善，长期以来是大型 Web 应用后端开发的主流选择。JDK 目前有 8、11、17 和 21 四个长期支持版本，本文选用 JDK 17，相较于 JDK 8 增加了密封类、模式匹配等语言特性，社区支持和依赖库兼容性也已趋于稳定。 Spring 框架的两项核心机制——控制反转（IoC）和面向切面编程（AOP）——奠定了 Java 企业级开发的基础。控制反转由容器接管对象的创建和依赖关系，调用方从容器获取所需对象而非自行实例化，模块之间的耦合度由此降低。面向切面编程将日志记录、权限校验等横切关注点抽取为独立模块统一维护，避免同一段逻辑在多处重复。Spring Boot 进一步简化了项目搭建：自动装配机制根据引入的依赖完成配置，内嵌 Tomcat 容器使应用无须外部 Web 服务器即可独立运行[11]。本文全部后端服务均基于 Spring Boot 3 构建。 微服务架构的核心思路是将一个进程内的业务逻辑拆分为多个独立服务，每个服务拥有自己的数据存储和部署周期，服务之间通过网络接口通信[12]。拆分带来了独立扩缩和版本迭代的能力，代价则是需要额外的基础设施处理服务寻址、配置同步和流量管控。通信方式的选择对性能有直接影响：同步调用在低延迟场景中响应更快，异步消息在高负载下的可扩展性更优[18]。灵活性提升后容错问题随之出现，断路器和故障转移机制是防止单个服务故障蔓延为全局瘫痪的关键手段[17]。API 网关则作为系统面向外部的唯一入口，集中承担请求路由、协议适配和安全控制[16]。</w:t>
       </w:r>
     </w:p>
     <w:p>
@@ -810,42 +678,9 @@
       <w:r>
         <w:rPr>
           <w:rFonts w:ascii="Times New Roman" w:hAnsi="Times New Roman" w:eastAsia="宋体"/>
-          <w:b w:val="0"/>
-          <w:sz w:val="24"/>
-        </w:rPr>
-        <w:t xml:space="preserve">Web 前端的三项基础技术各司其职：HTML 定义页面结构，CSS 描述样式与布局，JavaScript 为页面注入动态交互能力，使浏览器端能够响应用户操作并与后端通信。早期的前端开发直接操作浏览器 DOM 节点，代码量增长后维护难度迅速上升。现代前端框架以组件化和数据驱动为核心理念，将页面拆分为可复用的独立单元，开发者只需关注数据状态的变化，框架自动完成 DOM 的差量更新。</w:t>
-      </w:r>
-      <w:r>
-        <w:rPr>
-          <w:rFonts w:ascii="Times New Roman" w:hAnsi="Times New Roman" w:eastAsia="宋体"/>
-          <w:b w:val="0"/>
-          <w:sz w:val="24"/>
-        </w:rPr>
-        <w:t xml:space="preserve"> </w:t>
-      </w:r>
-      <w:r>
-        <w:rPr>
-          <w:rFonts w:ascii="Times New Roman" w:hAnsi="Times New Roman" w:eastAsia="宋体"/>
-          <w:b w:val="0"/>
-          <w:sz w:val="24"/>
-        </w:rPr>
-        <w:t xml:space="preserve">Vue、React 和 Angular 是当前使用最广泛的三个前端框架。Angular 内置依赖注入、模板引擎和路由系统，功能齐全，适合大型团队的企业级项目，代价是 TypeScript 语言门槛和庞大的概念体系带来的学习曲线。React 和 Vue 走的是更轻量的路线，都通过虚拟 DOM 减少不必要的页面重绘。两者在数据响应机制上有明显差异：React 要求开发者显式调用 setState 或 Hook 函数触发视图更新，数据何时变化、视图何时刷新完全由代码控制；Vue 采用依赖追踪，数据一旦被修改，框架自动识别受影响的视图区域并触发重新渲染，开发者不必手动介入。Vue 的双向数据绑定在表单场景中尤为方便，输入框的值与数据模型实时同步，省去了大量的事件监听代码。Vue 的中文生态丰富、上手门槛较低，官方配套了 Vite 构建工具、Vue Router 路由库和 Pinia 状态管理库，工具链开箱即用，本文据此选用 Vue 3 作为前端框架[5]。</w:t>
-      </w:r>
-      <w:r>
-        <w:rPr>
-          <w:rFonts w:ascii="Times New Roman" w:hAnsi="Times New Roman" w:eastAsia="宋体"/>
-          <w:b w:val="0"/>
-          <w:sz w:val="24"/>
-        </w:rPr>
-        <w:t xml:space="preserve"> </w:t>
-      </w:r>
-      <w:r>
-        <w:rPr>
-          <w:rFonts w:ascii="Times New Roman" w:hAnsi="Times New Roman" w:eastAsia="宋体"/>
-          <w:b w:val="0"/>
-          <w:sz w:val="24"/>
-        </w:rPr>
-        <w:t xml:space="preserve">PC 端的 UI 组件库选用 Element Plus，它基于 Vue 3 开发，提供表格、表单、对话框、分页器等桌面端常用控件。移动端选用 Vant，该库针对触屏操作和小屏幕布局做了专门优化，导航栏、单元格、浮动气泡等交互模式均已封装就绪。两端的 UI 层各自独立，底层的数据通信和状态管理则是共享的：Axios 封装的 HTTP 请求层统一处理与后端的数据交互，Pinia 集中管理用户认证等全局状态，Vue Router 负责页面路由控制和未登录访问拦截。打包构建使用 Vite，它利用浏览器原生的 ES 模块机制按需编译，开发环境下的模块热替换速度较传统 Webpack 方案提升约一个数量级，调试反馈周期大幅缩短。</w:t>
+          <w:sz w:val="24"/>
+        </w:rPr>
+        <w:t>Web 前端的三项基础技术各司其职：HTML 定义页面结构，CSS 描述样式与布局，JavaScript 为页面注入动态交互能力，使浏览器端能够响应用户操作并与后端通信。早期的前端开发直接操作浏览器 DOM 节点，代码量增长后维护难度迅速上升。现代前端框架以组件化和数据驱动为核心理念，将页面拆分为可复用的独立单元，开发者只需关注数据状态的变化，框架自动完成 DOM 的差量更新。 当前主流的三个前端框架中，Angular 功能最为完备，内置了依赖注入、模板引擎和路由系统，适合大型团队的企业级项目，代价是 TypeScript 语言门槛和庞大的概念体系带来的学习曲线。React 和 Vue 走的是更轻量的路线，都通过虚拟 DOM 减少不必要的页面重绘。两者在数据响应机制上有明显差异：React 要求开发者显式调用 setState 或 Hook 函数触发视图更新，数据何时变化、视图何时刷新完全由代码控制；而 Vue 采用依赖追踪，数据一旦被修改，框架自动识别受影响的视图区域并触发重新渲染，开发者不必手动介入。双向数据绑定在表单场景中尤为方便，输入框的值与数据模型实时同步，省去了大量事件监听代码。综合中文生态丰富、上手门槛较低、官方工具链（Vite 构建工具、Vue Router 路由库、Pinia 状态管理库）开箱即用等因素，本文据此选用 Vue 3 作为前端框架[5]。 PC 端的 UI 组件库选用 Element Plus，它基于 Vue 3 开发，提供表格、表单、对话框、分页器等桌面端常用控件。移动端选用 Vant，该库针对触屏操作和小屏幕布局做了专门优化。两端的 UI 层各自独立，底层的数据通信和状态管理则是共享的：Axios 封装的 HTTP 请求层统一处理与后端的数据交互，Pinia 集中管理用户认证等全局状态，Vue Router 负责页面路由控制和未登录访问拦截。打包构建使用 Vite，它利用浏览器原生的 ES 模块机制按需编译，开发环境下的模块热替换速度较传统 Webpack 方案提升约一个数量级，调试反馈周期大幅缩短。</w:t>
       </w:r>
     </w:p>
     <w:p>
@@ -3296,10 +3131,9 @@
       <w:r>
         <w:rPr>
           <w:rFonts w:ascii="Times New Roman" w:hAnsi="Times New Roman" w:eastAsia="宋体"/>
-          <w:b w:val="0"/>
-          <w:sz w:val="24"/>
-        </w:rPr>
-        <w:t xml:space="preserve">上述全部接口遵循 RESTful 风格设计：GET 方法用于资源的读取和查询，POST 方法用于资源的创建，PUT 方法用于资源的更新，DELETE 方法用于资源的删除。路径以资源名称为中心组织，子资源嵌套在父资源路径下（如评论接口挂在 /posts/{postId}/comments 下），路径中的动态参数用花括号标识。表 4-1 汇总了系统全部 22 个 API 接口的方法、路径和认证要求。</w:t>
+          <w:sz w:val="24"/>
+        </w:rPr>
+        <w:t>上述全部接口遵循 RESTful 风格设计，GET 和 POST 分别对应资源的读取与创建，PUT 和 DELETE 分别对应更新与删除。路径以资源名称为中心组织，子资源嵌套在父资源路径下（如评论接口挂在 /posts/{postId}/comments 下），路径中的动态参数用花括号标识。表 4-1 汇总了系统全部 22 个 API 接口的方法、路径和认证要求。</w:t>
       </w:r>
     </w:p>
     <w:p>
@@ -14264,42 +14098,9 @@
       <w:r>
         <w:rPr>
           <w:rFonts w:ascii="Times New Roman" w:hAnsi="Times New Roman" w:eastAsia="宋体"/>
-          <w:b w:val="0"/>
-          <w:sz w:val="24"/>
-        </w:rPr>
-        <w:t xml:space="preserve">功能测试覆盖了系统全部 22 个 API 接口和 11 个端到端业务场景，通过率为 100%。正常业务流程（分区查询、注册登录、发帖评论搜索、通知和媒体浏览）运行结果与预期一致，异常路径下的四种防护机制（无令牌拦截、越权操作拦截、并发点赞去重、登出后会话失效）也按照第三章需求分析和第四章安全设计中定义的行为正确响应。</w:t>
-      </w:r>
-      <w:r>
-        <w:rPr>
-          <w:rFonts w:ascii="Times New Roman" w:hAnsi="Times New Roman" w:eastAsia="宋体"/>
-          <w:b w:val="0"/>
-          <w:sz w:val="24"/>
-        </w:rPr>
-        <w:t xml:space="preserve"> </w:t>
-      </w:r>
-      <w:r>
-        <w:rPr>
-          <w:rFonts w:ascii="Times New Roman" w:hAnsi="Times New Roman" w:eastAsia="宋体"/>
-          <w:b w:val="0"/>
-          <w:sz w:val="24"/>
-        </w:rPr>
-        <w:t>性能测试从两个角度评估了系统的响应性能。缓存基准测试表明 Redis 缓存对帖子列表接口的响应时间有明显的改善作用，并发负载测试在 10 至 1000 并发用户的规模下验证了系统能够维持稳定的响应和较高的成功率。</w:t>
-      </w:r>
-      <w:r>
-        <w:rPr>
-          <w:rFonts w:ascii="Times New Roman" w:hAnsi="Times New Roman" w:eastAsia="宋体"/>
-          <w:b w:val="0"/>
-          <w:sz w:val="24"/>
-        </w:rPr>
-        <w:t xml:space="preserve"> </w:t>
-      </w:r>
-      <w:r>
-        <w:rPr>
-          <w:rFonts w:ascii="Times New Roman" w:hAnsi="Times New Roman" w:eastAsia="宋体"/>
-          <w:b w:val="0"/>
-          <w:sz w:val="24"/>
-        </w:rPr>
-        <w:t xml:space="preserve">需要指出的是，上述测试全部在本地开发环境的单机上执行，与生产环境的网络延迟和硬件配置存在差异。系统尚未进行云服务器部署下的大规模压力测试，测试覆盖的广度和深度仍有提升空间，相关局限将在第六章中进一步讨论。</w:t>
+          <w:sz w:val="24"/>
+        </w:rPr>
+        <w:t>功能测试覆盖了系统全部 22 个 API 接口和 11 个端到端业务场景，通过率为 100%。正常业务流程（分区查询、注册登录、发帖评论搜索、通知和媒体浏览）运行结果与预期一致，异常路径下的四种防护机制（无令牌拦截、越权操作拦截、并发点赞去重、登出后会话失效）也按照第三章需求分析和第四章安全设计中定义的行为正确响应。 性能测试从两个角度评估了系统的响应性能。缓存基准测试表明 Redis 缓存对帖子列表接口的响应时间有明显的改善作用，并发负载测试在 10 至 1000 并发用户的规模下验证了系统能够维持稳定的响应和较高的成功率。 不过，上述测试全部在本地开发环境的单机上执行，与生产环境的网络延迟和硬件配置存在差异。系统尚未进行云服务器部署下的大规模压力测试，测试覆盖的广度和深度仍有提升空间，相关局限将在第六章中进一步讨论。</w:t>
       </w:r>
     </w:p>
     <w:p>
@@ -14346,7 +14147,7 @@
           <w:rFonts w:ascii="Times New Roman" w:hAnsi="Times New Roman" w:eastAsia="宋体"/>
           <w:sz w:val="24"/>
         </w:rPr>
-        <w:t>高校师生在课程答疑、学习资料共享、经验复盘和校园活动通知等场景中产生了大量在线交流需求。论坛系统能够将碎片化的问答按主题沉淀为可回查的知识内容，在上述场景中具有不可替代的作用。传统单体架构下前后端耦合、独立部署困难、缺乏移动端支持等问题使得既有校园论坛难以适应日益增长的用户规模和交互需求。本文正是基于此背景，设计并实现了一个基于微服务架构的高校论坛系统。 本文从研究背景和国内外现状出发，分析了现有校园论坛在架构、适配和测试方面存在的不足，将用户划分为游客和注册用户两种角色，梳理了用户认证、帖子管理、评论互动、点赞、通知、搜索、媒体推荐和网关访问控制八个功能模块的用例关系，并从性能、安全、可扩展性、可维护性和兼容性五个维度给出了非功能性需求的量化指标。 系统按部署职责划分为用户接入层、网关层、业务服务层和基础设施层四个层次。后端基于 Java 17 和 Spring Boot 3 构建，借助 Spring Cloud Alibaba 的 Nacos 注册中心和 Spring Cloud Gateway 网关组件将业务逻辑拆分为五个可独立部署的微服务，MySQL 8 负责数据持久化，Redis 7 承担缓存与会话管理。数据库设计包含 6 张业务表，安全设计围绕 JWT 令牌签发与校验、网关双重鉴权和登录失败锁定三条线路展开。 认证模块实现了注册、登录、令牌刷新与登出的完整闭环。论坛核心业务覆盖帖子的发布、编辑、删除和按分区分页查询，评论支持二级回复结构，点赞通过联合唯一约束和应用层双重校验实现去重，Redis 缓存策略对帖子列表和详情分别设置了不同的过期时间并由写操作自动淘汰。前端基于 Vue 3 开发，PC 端使用 Element Plus、移动端使用 Vant，两端共享统一的 Axios 请求层和 Pinia 状态管理逻辑，响应拦截器实现了令牌的静默刷新。 MySQL、Redis 和 Nacos 通过 Docker Compose 编排部署，Bash 脚本管理后端服务的顺序启动与有序停止。Python 功能测试脚本覆盖了 11 个端到端业务场景和全部 22 个 API 接口，缓存基准测试和并发负载测试分别验证了缓存策略的有效性和系统在 10 至 1000 并发用户下的承载能力，测试通过率为 100%。上述结果表明，微服务架构能够在高校论坛这一业务规模适中的场景中实际落地，而非仅停留在架构设计层面的理论探讨；前后端分离与双端适配、JWT 认证闭环以及可复现的自动化测试也证明了 1.1 节提出的四个层面的改进目标在工程实践中是可行的。</w:t>
+        <w:t>高校师生在课程答疑、学习资料共享和校园活动通知等场景中对在线交流平台有持续需求。论坛系统能够将碎片化的问答按主题沉淀为可回查的知识内容，但传统单体架构带来的耦合、部署困难和移动端缺失等问题使得既有校园论坛难以持续发展。本文正是基于此背景，设计并实现了一个基于微服务架构的高校论坛系统。 在需求分析阶段，本文将用户划分为游客和注册用户两种角色，从八个功能模块建立用例模型，并从性能、安全、可扩展性、可维护性和兼容性五个维度给出了非功能性需求的量化指标。架构设计上，系统按部署职责分为四个层次，后端借助 Spring Cloud Alibaba 的 Nacos 注册中心和 Gateway 网关组件将业务逻辑拆分为五个可独立部署的微服务，MySQL 和 Redis 分别负责数据持久化和缓存管理，安全设计围绕 JWT 令牌、网关双重鉴权和登录失败锁定三条线路展开。 在实现环节，认证模块完成了注册、登录、令牌刷新与登出的完整闭环；论坛核心业务覆盖帖子的发布、编辑、删除和按分区分页查询，评论支持二级回复结构，点赞通过联合唯一约束和应用层双重校验实现去重，Redis 缓存对帖子列表和详情设置了不同的过期时间并由写操作自动淘汰。前端基于 Vue 3 开发，PC 端和移动端共享统一的请求层和状态管理逻辑，响应拦截器实现了令牌的静默刷新。 运维和测试环节，Docker Compose 编排基础设施，Bash 脚本管理服务的顺序启停。Python 功能测试脚本覆盖了 11 个端到端业务场景和全部 22 个 API 接口，缓存基准测试和并发负载测试分别验证了缓存策略的有效性和系统在 10 至 1000 并发用户下的承载能力，测试通过率为 100%。上述结果表明，微服务架构能够在高校论坛这一业务规模适中的场景中实际落地，1.1 节提出的四项改进目标在工程实践中是可行的。</w:t>
       </w:r>
     </w:p>
     <w:p>

--- a/docs/论文修改.docx
+++ b/docs/论文修改.docx
@@ -772,10 +772,9 @@
       <w:r>
         <w:rPr>
           <w:rFonts w:ascii="Times New Roman" w:hAnsi="Times New Roman" w:eastAsia="宋体"/>
-          <w:b w:val="0"/>
           <w:sz w:val="21"/>
         </w:rPr>
-        <w:t xml:space="preserve">图 3-1 系统总体架构图</w:t>
+        <w:t>图 3-1 论坛系统四层架构示意</w:t>
       </w:r>
     </w:p>
     <w:p>
@@ -835,10 +834,9 @@
       <w:r>
         <w:rPr>
           <w:rFonts w:ascii="Times New Roman" w:hAnsi="Times New Roman" w:eastAsia="宋体"/>
-          <w:b w:val="0"/>
           <w:sz w:val="21"/>
         </w:rPr>
-        <w:t xml:space="preserve">图 3-2 用户认证模块用例图</w:t>
+        <w:t>图 3-2 注册、登录与会话管理用例</w:t>
       </w:r>
     </w:p>
     <w:p>
@@ -882,10 +880,9 @@
       <w:r>
         <w:rPr>
           <w:rFonts w:ascii="Times New Roman" w:hAnsi="Times New Roman" w:eastAsia="宋体"/>
-          <w:b w:val="0"/>
           <w:sz w:val="21"/>
         </w:rPr>
-        <w:t xml:space="preserve">图 3-3 帖子管理模块用例图</w:t>
+        <w:t>图 3-3 帖子发布、浏览与编辑操作用例</w:t>
       </w:r>
     </w:p>
     <w:p>
@@ -929,10 +926,9 @@
       <w:r>
         <w:rPr>
           <w:rFonts w:ascii="Times New Roman" w:hAnsi="Times New Roman" w:eastAsia="宋体"/>
-          <w:b w:val="0"/>
           <w:sz w:val="21"/>
         </w:rPr>
-        <w:t xml:space="preserve">图 3-4 评论互动模块用例图</w:t>
+        <w:t>图 3-4 二级评论与回复权限用例</w:t>
       </w:r>
     </w:p>
     <w:p>
@@ -1008,10 +1004,9 @@
       <w:r>
         <w:rPr>
           <w:rFonts w:ascii="Times New Roman" w:hAnsi="Times New Roman" w:eastAsia="宋体"/>
-          <w:b w:val="0"/>
           <w:sz w:val="21"/>
         </w:rPr>
-        <w:t xml:space="preserve">图 3-5 通知服务模块用例图</w:t>
+        <w:t>图 3-5 公告推送与已读标记用例</w:t>
       </w:r>
     </w:p>
     <w:p>
@@ -1071,10 +1066,9 @@
       <w:r>
         <w:rPr>
           <w:rFonts w:ascii="Times New Roman" w:hAnsi="Times New Roman" w:eastAsia="宋体"/>
-          <w:b w:val="0"/>
           <w:sz w:val="21"/>
         </w:rPr>
-        <w:t xml:space="preserve">图 3-6 搜索服务模块用例图</w:t>
+        <w:t>图 3-6 关键词检索与跨服务调用用例</w:t>
       </w:r>
     </w:p>
     <w:p>
@@ -1134,10 +1128,9 @@
       <w:r>
         <w:rPr>
           <w:rFonts w:ascii="Times New Roman" w:hAnsi="Times New Roman" w:eastAsia="宋体"/>
-          <w:b w:val="0"/>
           <w:sz w:val="21"/>
         </w:rPr>
-        <w:t xml:space="preserve">图 3-7 媒体推荐服务模块用例图</w:t>
+        <w:t>图 3-7 音乐与书籍推荐浏览用例</w:t>
       </w:r>
     </w:p>
     <w:p>
@@ -1197,10 +1190,9 @@
       <w:r>
         <w:rPr>
           <w:rFonts w:ascii="Times New Roman" w:hAnsi="Times New Roman" w:eastAsia="宋体"/>
-          <w:b w:val="0"/>
           <w:sz w:val="21"/>
         </w:rPr>
-        <w:t xml:space="preserve">图 3-8 网关与访问控制模块用例图</w:t>
+        <w:t>图 3-8 网关路由与 JWT 鉴权用例</w:t>
       </w:r>
     </w:p>
     <w:p>
@@ -1452,10 +1444,9 @@
       <w:r>
         <w:rPr>
           <w:rFonts w:ascii="Times New Roman" w:hAnsi="Times New Roman" w:eastAsia="宋体"/>
-          <w:b w:val="0"/>
           <w:sz w:val="21"/>
         </w:rPr>
-        <w:t xml:space="preserve">图 3-9 系统整体用例图</w:t>
+        <w:t>图 3-9 游客与注册用户全功能用例总览</w:t>
       </w:r>
     </w:p>
     <w:p>
@@ -2551,10 +2542,9 @@
       <w:r>
         <w:rPr>
           <w:rFonts w:ascii="Times New Roman" w:hAnsi="Times New Roman" w:eastAsia="宋体"/>
-          <w:b w:val="0"/>
           <w:sz w:val="21"/>
         </w:rPr>
-        <w:t xml:space="preserve">图 3-10 游客与注册用户端到端操作活动图</w:t>
+        <w:t>图 3-10 两种角色从首页到完成操作的决策流程</w:t>
       </w:r>
     </w:p>
     <w:p>
@@ -2678,10 +2668,9 @@
       <w:r>
         <w:rPr>
           <w:rFonts w:ascii="Times New Roman" w:hAnsi="Times New Roman" w:eastAsia="宋体"/>
-          <w:b w:val="0"/>
           <w:sz w:val="21"/>
         </w:rPr>
-        <w:t xml:space="preserve">图 4-1 系统部署图</w:t>
+        <w:t>图 4-1 微服务分层部署与基础设施编排</w:t>
       </w:r>
     </w:p>
     <w:p>
@@ -2892,10 +2881,9 @@
       <w:r>
         <w:rPr>
           <w:rFonts w:ascii="Times New Roman" w:hAnsi="Times New Roman" w:eastAsia="宋体"/>
-          <w:b w:val="0"/>
           <w:sz w:val="21"/>
         </w:rPr>
-        <w:t xml:space="preserve">图 4-2 网关路由转发流程图</w:t>
+        <w:t>图 4-2 Gateway 请求路由分发与 Nacos 服务解析</w:t>
       </w:r>
     </w:p>
     <w:p>
@@ -3003,10 +2991,9 @@
       <w:r>
         <w:rPr>
           <w:rFonts w:ascii="Times New Roman" w:hAnsi="Times New Roman" w:eastAsia="宋体"/>
-          <w:b w:val="0"/>
           <w:sz w:val="21"/>
         </w:rPr>
-        <w:t xml:space="preserve">图 4-3 系统功能模块结构图</w:t>
+        <w:t>图 4-3 七个 Maven 子模块的依赖与调用关系</w:t>
       </w:r>
     </w:p>
     <w:p>
@@ -4926,10 +4913,9 @@
       <w:r>
         <w:rPr>
           <w:rFonts w:ascii="Times New Roman" w:hAnsi="Times New Roman" w:eastAsia="宋体"/>
-          <w:b w:val="0"/>
           <w:sz w:val="21"/>
         </w:rPr>
-        <w:t xml:space="preserve">图 4-4 数据库 E-R 图</w:t>
+        <w:t>图 4-4 六张业务表的实体关联图（Chen 记法）</w:t>
       </w:r>
     </w:p>
     <w:p>
@@ -9728,10 +9714,9 @@
       <w:r>
         <w:rPr>
           <w:rFonts w:ascii="Times New Roman" w:hAnsi="Times New Roman" w:eastAsia="宋体"/>
-          <w:b w:val="0"/>
           <w:sz w:val="21"/>
         </w:rPr>
-        <w:t xml:space="preserve">图 4-5 登录认证流程图</w:t>
+        <w:t>图 4-5 用户提交凭据到双令牌签发的完整路径</w:t>
       </w:r>
     </w:p>
     <w:p>
@@ -9791,10 +9776,9 @@
       <w:r>
         <w:rPr>
           <w:rFonts w:ascii="Times New Roman" w:hAnsi="Times New Roman" w:eastAsia="宋体"/>
-          <w:b w:val="0"/>
           <w:sz w:val="21"/>
         </w:rPr>
-        <w:t xml:space="preserve">图 4-6 网关 JwtRelayFilter 请求处理流程图</w:t>
+        <w:t>图 4-6 JwtRelayFilter 七级访问控制决策链</w:t>
       </w:r>
     </w:p>
     <w:p>
@@ -10032,10 +10016,9 @@
       <w:r>
         <w:rPr>
           <w:rFonts w:ascii="Times New Roman" w:hAnsi="Times New Roman" w:eastAsia="宋体"/>
-          <w:b w:val="0"/>
           <w:sz w:val="21"/>
         </w:rPr>
-        <w:t xml:space="preserve">图 4-7 前端 401 静默刷新流程图</w:t>
+        <w:t>图 4-7 响应拦截器处理 401 与并发队列的刷新逻辑</w:t>
       </w:r>
     </w:p>
     <w:p>
@@ -10103,10 +10086,9 @@
       <w:r>
         <w:rPr>
           <w:rFonts w:ascii="Times New Roman" w:hAnsi="Times New Roman" w:eastAsia="宋体"/>
-          <w:b w:val="0"/>
           <w:sz w:val="21"/>
         </w:rPr>
-        <w:t xml:space="preserve">图 4-8 帖子发布流程图</w:t>
+        <w:t>图 4-8 createPost 从身份校验到缓存淘汰的执行步骤</w:t>
       </w:r>
     </w:p>
     <w:p>
@@ -10374,10 +10356,9 @@
       <w:r>
         <w:rPr>
           <w:rFonts w:ascii="Times New Roman" w:hAnsi="Times New Roman" w:eastAsia="宋体"/>
-          <w:b w:val="0"/>
           <w:sz w:val="21"/>
         </w:rPr>
-        <w:t xml:space="preserve">图 4-9 缓存读写策略流程图</w:t>
+        <w:t>图 4-9 Redis 读缓存与写淘汰的双路径策略</w:t>
       </w:r>
     </w:p>
     <w:p>
@@ -10421,10 +10402,9 @@
       <w:r>
         <w:rPr>
           <w:rFonts w:ascii="Times New Roman" w:hAnsi="Times New Roman" w:eastAsia="宋体"/>
-          <w:b w:val="0"/>
           <w:sz w:val="21"/>
         </w:rPr>
-        <w:t xml:space="preserve">图 4-10 评论发表流程图</w:t>
+        <w:t>图 4-10 一级评论与二级回复的 parentCommentId 分支处理</w:t>
       </w:r>
     </w:p>
     <w:p>
@@ -10548,10 +10528,9 @@
       <w:r>
         <w:rPr>
           <w:rFonts w:ascii="Times New Roman" w:hAnsi="Times New Roman" w:eastAsia="宋体"/>
-          <w:b w:val="0"/>
           <w:sz w:val="21"/>
         </w:rPr>
-        <w:t xml:space="preserve">图 4-11 PC 端帖子列表页截图（待补充：需启动系统后截取实际运行画面）</w:t>
+        <w:t>图 4-11 桌面端首页：帖子列表、分区筛选与侧边栏推荐</w:t>
       </w:r>
     </w:p>
     <w:p>
@@ -10563,10 +10542,9 @@
       <w:r>
         <w:rPr>
           <w:rFonts w:ascii="Times New Roman" w:hAnsi="Times New Roman" w:eastAsia="宋体"/>
-          <w:b w:val="0"/>
           <w:sz w:val="21"/>
         </w:rPr>
-        <w:t xml:space="preserve">图 4-12 移动端帖子列表页截图（待补充：需启动系统后截取实际运行画面）</w:t>
+        <w:t>图 4-12 移动端首页：纵向堆叠布局与底部导航</w:t>
       </w:r>
     </w:p>
     <w:p>
@@ -10594,10 +10572,9 @@
       <w:r>
         <w:rPr>
           <w:rFonts w:ascii="Times New Roman" w:hAnsi="Times New Roman" w:eastAsia="宋体"/>
-          <w:b w:val="0"/>
           <w:sz w:val="21"/>
         </w:rPr>
-        <w:t xml:space="preserve">图 4-13 PC 端帖子详情页截图（待补充：需启动系统后截取实际运行画面）</w:t>
+        <w:t>图 4-13 帖子详情、评论区与点赞交互界面</w:t>
       </w:r>
     </w:p>
     <w:p>
@@ -10625,10 +10602,9 @@
       <w:r>
         <w:rPr>
           <w:rFonts w:ascii="Times New Roman" w:hAnsi="Times New Roman" w:eastAsia="宋体"/>
-          <w:b w:val="0"/>
           <w:sz w:val="21"/>
         </w:rPr>
-        <w:t xml:space="preserve">图 4-14 PC 端登录页截图（待补充：需启动系统后截取实际运行画面）</w:t>
+        <w:t>图 4-14 登录与注册表单页面</w:t>
       </w:r>
     </w:p>
     <w:p>
@@ -10656,10 +10632,9 @@
       <w:r>
         <w:rPr>
           <w:rFonts w:ascii="Times New Roman" w:hAnsi="Times New Roman" w:eastAsia="宋体"/>
-          <w:b w:val="0"/>
           <w:sz w:val="21"/>
         </w:rPr>
-        <w:t xml:space="preserve">图 4-15 PC 端发帖页截图（待补充：需启动系统后截取实际运行画面）</w:t>
+        <w:t>图 4-15 发帖编辑器：标题、分区选择与正文填写</w:t>
       </w:r>
     </w:p>
     <w:p>
@@ -10687,10 +10662,9 @@
       <w:r>
         <w:rPr>
           <w:rFonts w:ascii="Times New Roman" w:hAnsi="Times New Roman" w:eastAsia="宋体"/>
-          <w:b w:val="0"/>
           <w:sz w:val="21"/>
         </w:rPr>
-        <w:t xml:space="preserve">图 4-16 PC 端通知页与个人中心页截图（待补充：需启动系统后截取实际运行画面）</w:t>
+        <w:t>图 4-16 通知列表已读标记与个人中心信息展示</w:t>
       </w:r>
     </w:p>
     <w:p>
@@ -10790,10 +10764,9 @@
       <w:r>
         <w:rPr>
           <w:rFonts w:ascii="Times New Roman" w:hAnsi="Times New Roman" w:eastAsia="宋体"/>
-          <w:b w:val="0"/>
           <w:sz w:val="21"/>
         </w:rPr>
-        <w:t xml:space="preserve">图 4-17 搜索服务数据流图</w:t>
+        <w:t>图 4-17 ForumClient 跃服务调用与内存过滤的数据流转</w:t>
       </w:r>
     </w:p>
     <w:p>
@@ -12166,10 +12139,9 @@
       <w:r>
         <w:rPr>
           <w:rFonts w:ascii="Times New Roman" w:hAnsi="Times New Roman" w:eastAsia="宋体"/>
-          <w:b w:val="0"/>
           <w:sz w:val="21"/>
         </w:rPr>
-        <w:t xml:space="preserve">图 5-1 功能测试报告截图（待补充：需执行 run_system_regression.py 后截取）</w:t>
+        <w:t>图 5-1 11 个场景全通过的功能回归测试报告</w:t>
       </w:r>
     </w:p>
     <w:p>
@@ -13107,10 +13079,9 @@
       <w:r>
         <w:rPr>
           <w:rFonts w:ascii="Times New Roman" w:hAnsi="Times New Roman" w:eastAsia="宋体"/>
-          <w:b w:val="0"/>
           <w:sz w:val="21"/>
         </w:rPr>
-        <w:t xml:space="preserve">图 5-2 缓存基准测试报告截图（待补充：需执行 benchmark_forum_cache.py 后截取）</w:t>
+        <w:t>图 5-2 冷启动与热缓存响应时间对比</w:t>
       </w:r>
     </w:p>
     <w:p>
@@ -14066,10 +14037,9 @@
       <w:r>
         <w:rPr>
           <w:rFonts w:ascii="Times New Roman" w:hAnsi="Times New Roman" w:eastAsia="宋体"/>
-          <w:b w:val="0"/>
           <w:sz w:val="21"/>
         </w:rPr>
-        <w:t xml:space="preserve">图 5-3 并发负载测试报告截图（待补充：需执行 load_test_concurrent.py 后截取）</w:t>
+        <w:t>图 5-3 五档并发（10–1000 用户）下的 QPS 与 P95 延迟分布</w:t>
       </w:r>
     </w:p>
     <w:p>

--- a/docs/论文修改.docx
+++ b/docs/论文修改.docx
@@ -1474,10 +1474,9 @@
       <w:r>
         <w:rPr>
           <w:rFonts w:ascii="Times New Roman" w:hAnsi="Times New Roman" w:eastAsia="宋体"/>
-          <w:b w:val="0"/>
           <w:sz w:val="21"/>
         </w:rPr>
-        <w:t xml:space="preserve">表 3-1 游客与注册用户操作权限对照</w:t>
+        <w:t>表 3-1 两种角色在各功能模块上的操作权限差异</w:t>
       </w:r>
     </w:p>
     <w:tbl>
@@ -3132,10 +3131,9 @@
       <w:r>
         <w:rPr>
           <w:rFonts w:ascii="Times New Roman" w:hAnsi="Times New Roman" w:eastAsia="宋体"/>
-          <w:b w:val="0"/>
           <w:sz w:val="21"/>
         </w:rPr>
-        <w:t xml:space="preserve">表 4-1 系统 API 接口汇总</w:t>
+        <w:t>表 4-1 全部 22 个 RESTful 接口的方法、路径与认证要求</w:t>
       </w:r>
     </w:p>
     <w:tbl>
@@ -8681,10 +8679,9 @@
       <w:r>
         <w:rPr>
           <w:rFonts w:ascii="Times New Roman" w:hAnsi="Times New Roman" w:eastAsia="宋体"/>
-          <w:b w:val="0"/>
           <w:sz w:val="21"/>
         </w:rPr>
-        <w:t xml:space="preserve">表 4-2 系统数据库索引清单</w:t>
+        <w:t>表 4-2 各表主键、唯一索引与联合约束一览</w:t>
       </w:r>
     </w:p>
     <w:tbl>
@@ -10986,10 +10983,9 @@
       <w:r>
         <w:rPr>
           <w:rFonts w:ascii="Times New Roman" w:hAnsi="Times New Roman" w:eastAsia="宋体"/>
-          <w:b w:val="0"/>
           <w:sz w:val="21"/>
         </w:rPr>
-        <w:t xml:space="preserve">表 5-1 功能测试用例与结果</w:t>
+        <w:t>表 5-1 11 个端到端场景的操作描述、预期与实际结果</w:t>
       </w:r>
     </w:p>
     <w:tbl>
@@ -12169,10 +12165,9 @@
       <w:r>
         <w:rPr>
           <w:rFonts w:ascii="Times New Roman" w:hAnsi="Times New Roman" w:eastAsia="宋体"/>
-          <w:b w:val="0"/>
           <w:sz w:val="21"/>
         </w:rPr>
-        <w:t xml:space="preserve">表 5-2 接口测试覆盖统计</w:t>
+        <w:t>表 5-2 五个服务模块的 API 覆盖率汇总</w:t>
       </w:r>
     </w:p>
     <w:tbl>
@@ -12767,10 +12762,9 @@
       <w:r>
         <w:rPr>
           <w:rFonts w:ascii="Times New Roman" w:hAnsi="Times New Roman" w:eastAsia="宋体"/>
-          <w:b w:val="0"/>
           <w:sz w:val="21"/>
         </w:rPr>
-        <w:t xml:space="preserve">表 5-3 缓存基准测试结果</w:t>
+        <w:t>表 5-3 冷启动与 20 次热缓存请求的响应时间对比</w:t>
       </w:r>
     </w:p>
     <w:tbl>
@@ -13109,10 +13103,9 @@
       <w:r>
         <w:rPr>
           <w:rFonts w:ascii="Times New Roman" w:hAnsi="Times New Roman" w:eastAsia="宋体"/>
-          <w:b w:val="0"/>
           <w:sz w:val="21"/>
         </w:rPr>
-        <w:t xml:space="preserve">表 5-4 并发负载测试结果</w:t>
+        <w:t>表 5-4 10–1000 并发用户下的平均响应、P95 与吞吐量</w:t>
       </w:r>
     </w:p>
     <w:tbl>

--- a/docs/论文修改.docx
+++ b/docs/论文修改.docx
@@ -774,7 +774,7 @@
           <w:rFonts w:ascii="Times New Roman" w:hAnsi="Times New Roman" w:eastAsia="宋体"/>
           <w:sz w:val="21"/>
         </w:rPr>
-        <w:t>图 3-1 论坛系统四层架构示意</w:t>
+        <w:t>图 3-1 自前端双入口向下贯穿网关、五个微服务至 MySQL 与 Redis 的总体架构</w:t>
       </w:r>
     </w:p>
     <w:p>
@@ -836,7 +836,7 @@
           <w:rFonts w:ascii="Times New Roman" w:hAnsi="Times New Roman" w:eastAsia="宋体"/>
           <w:sz w:val="21"/>
         </w:rPr>
-        <w:t>图 3-2 注册、登录与会话管理用例</w:t>
+        <w:t>图 3-2 游客与注册用户共享登录入口：凭据校验作为 include 环节，连败五次后由账户锁定 extend 兜底</w:t>
       </w:r>
     </w:p>
     <w:p>
@@ -882,7 +882,7 @@
           <w:rFonts w:ascii="Times New Roman" w:hAnsi="Times New Roman" w:eastAsia="宋体"/>
           <w:sz w:val="21"/>
         </w:rPr>
-        <w:t>图 3-3 帖子发布、浏览与编辑操作用例</w:t>
+        <w:t>图 3-3 帖子功能沿读/写边界分裂——游客止步于浏览和详情，注册用户则由发布派生编辑、删除两类 extend</w:t>
       </w:r>
     </w:p>
     <w:p>
@@ -928,7 +928,7 @@
           <w:rFonts w:ascii="Times New Roman" w:hAnsi="Times New Roman" w:eastAsia="宋体"/>
           <w:sz w:val="21"/>
         </w:rPr>
-        <w:t>图 3-4 二级评论与回复权限用例</w:t>
+        <w:t>图 3-4 评论与回复共用身份校验的 include 关系，作者身份成为编辑删除扩展的前提</w:t>
       </w:r>
     </w:p>
     <w:p>
@@ -1006,7 +1006,7 @@
           <w:rFonts w:ascii="Times New Roman" w:hAnsi="Times New Roman" w:eastAsia="宋体"/>
           <w:sz w:val="21"/>
         </w:rPr>
-        <w:t>图 3-5 公告推送与已读标记用例</w:t>
+        <w:t>图 3-5 通知首页摘要对匿名开放，个人通知列表需认证后方可扩展标记已读</w:t>
       </w:r>
     </w:p>
     <w:p>
@@ -1068,7 +1068,7 @@
           <w:rFonts w:ascii="Times New Roman" w:hAnsi="Times New Roman" w:eastAsia="宋体"/>
           <w:sz w:val="21"/>
         </w:rPr>
-        <w:t>图 3-6 关键词检索与跨服务调用用例</w:t>
+        <w:t>图 3-6 关键词检索用一条 include 把调用打向论坛服务取数据，分区筛选与分页浏览各自作为可选 extend 挂接</w:t>
       </w:r>
     </w:p>
     <w:p>
@@ -1130,7 +1130,7 @@
           <w:rFonts w:ascii="Times New Roman" w:hAnsi="Times New Roman" w:eastAsia="宋体"/>
           <w:sz w:val="21"/>
         </w:rPr>
-        <w:t>图 3-7 音乐与书籍推荐浏览用例</w:t>
+        <w:t>图 3-7 媒体推荐由静态预置数据支撑游客与注册用户浏览首页摘要及按类别筛选</w:t>
       </w:r>
     </w:p>
     <w:p>
@@ -1192,7 +1192,7 @@
           <w:rFonts w:ascii="Times New Roman" w:hAnsi="Times New Roman" w:eastAsia="宋体"/>
           <w:sz w:val="21"/>
         </w:rPr>
-        <w:t>图 3-8 网关路由与 JWT 鉴权用例</w:t>
+        <w:t>图 3-8 面向网关的两类流量：公开接口直达路由转发，受保护接口须依次穿过 JWT 校验、Redis 会话与身份透传三道 include</w:t>
       </w:r>
     </w:p>
     <w:p>
@@ -1446,7 +1446,7 @@
           <w:rFonts w:ascii="Times New Roman" w:hAnsi="Times New Roman" w:eastAsia="宋体"/>
           <w:sz w:val="21"/>
         </w:rPr>
-        <w:t>图 3-9 游客与注册用户全功能用例总览</w:t>
+        <w:t>图 3-9 由六项游客公开操作与八项注册用户写操作汇成的系统整体用例</w:t>
       </w:r>
     </w:p>
     <w:p>
@@ -1476,7 +1476,7 @@
           <w:rFonts w:ascii="Times New Roman" w:hAnsi="Times New Roman" w:eastAsia="宋体"/>
           <w:sz w:val="21"/>
         </w:rPr>
-        <w:t>表 3-1 两种角色在各功能模块上的操作权限差异</w:t>
+        <w:t>表 3-1 哪些功能模块允许游客直接使用、哪些必须登录后才能操作</w:t>
       </w:r>
     </w:p>
     <w:tbl>
@@ -2543,7 +2543,7 @@
           <w:rFonts w:ascii="Times New Roman" w:hAnsi="Times New Roman" w:eastAsia="宋体"/>
           <w:sz w:val="21"/>
         </w:rPr>
-        <w:t>图 3-10 两种角色从首页到完成操作的决策流程</w:t>
+        <w:t>图 3-10 一张活动图沿“加载—读判定—写鉴权—刷新或登录引导”主干展开所有异常分支</w:t>
       </w:r>
     </w:p>
     <w:p>
@@ -2669,7 +2669,7 @@
           <w:rFonts w:ascii="Times New Roman" w:hAnsi="Times New Roman" w:eastAsia="宋体"/>
           <w:sz w:val="21"/>
         </w:rPr>
-        <w:t>图 4-1 微服务分层部署与基础设施编排</w:t>
+        <w:t>图 4-1 四层部署结构中前端经网关接入五个服务模块，Nacos/MySQL/Redis 由 Docker Compose 统一编排</w:t>
       </w:r>
     </w:p>
     <w:p>
@@ -2882,7 +2882,7 @@
           <w:rFonts w:ascii="Times New Roman" w:hAnsi="Times New Roman" w:eastAsia="宋体"/>
           <w:sz w:val="21"/>
         </w:rPr>
-        <w:t>图 4-2 Gateway 请求路由分发与 Nacos 服务解析</w:t>
+        <w:t>图 4-2 一次前端请求如何通过前缀剥离规则分流至五个后端并由 Nacos 定位实例</w:t>
       </w:r>
     </w:p>
     <w:p>
@@ -2992,7 +2992,7 @@
           <w:rFonts w:ascii="Times New Roman" w:hAnsi="Times New Roman" w:eastAsia="宋体"/>
           <w:sz w:val="21"/>
         </w:rPr>
-        <w:t>图 4-3 七个 Maven 子模块的依赖与调用关系</w:t>
+        <w:t>图 4-3 Maven 多模块工程中六个后端服务共享 common-lib，search 通过 OpenFeign 反向依赖 forum</w:t>
       </w:r>
     </w:p>
     <w:p>
@@ -3133,7 +3133,7 @@
           <w:rFonts w:ascii="Times New Roman" w:hAnsi="Times New Roman" w:eastAsia="宋体"/>
           <w:sz w:val="21"/>
         </w:rPr>
-        <w:t>表 4-1 全部 22 个 RESTful 接口的方法、路径与认证要求</w:t>
+        <w:t>表 4-1 五个后端服务向外暴露的 22 条 RESTful 接口，逐行标注 HTTP 方法、路径与是否需要认证</w:t>
       </w:r>
     </w:p>
     <w:tbl>
@@ -4913,7 +4913,7 @@
           <w:rFonts w:ascii="Times New Roman" w:hAnsi="Times New Roman" w:eastAsia="宋体"/>
           <w:sz w:val="21"/>
         </w:rPr>
-        <w:t>图 4-4 六张业务表的实体关联图（Chen 记法）</w:t>
+        <w:t>图 4-4 Chen 记法下五个实体经七种语义关系串接，M:N 的点赞关联在物理层对应 post_like 表</w:t>
       </w:r>
     </w:p>
     <w:p>
@@ -8681,7 +8681,7 @@
           <w:rFonts w:ascii="Times New Roman" w:hAnsi="Times New Roman" w:eastAsia="宋体"/>
           <w:sz w:val="21"/>
         </w:rPr>
-        <w:t>表 4-2 各表主键、唯一索引与联合约束一览</w:t>
+        <w:t>表 4-2 数据库现存索引从聚簇、唯一到联合三种形态，其创建来源横跨自增主键、JPA 注解与 @UniqueConstraint</w:t>
       </w:r>
     </w:p>
     <w:tbl>
@@ -9713,7 +9713,7 @@
           <w:rFonts w:ascii="Times New Roman" w:hAnsi="Times New Roman" w:eastAsia="宋体"/>
           <w:sz w:val="21"/>
         </w:rPr>
-        <w:t>图 4-5 用户提交凭据到双令牌签发的完整路径</w:t>
+        <w:t>图 4-5 登录流程兼顾正常签发与五次失败触发 600 秒锁定的双通道处理</w:t>
       </w:r>
     </w:p>
     <w:p>
@@ -9775,7 +9775,7 @@
           <w:rFonts w:ascii="Times New Roman" w:hAnsi="Times New Roman" w:eastAsia="宋体"/>
           <w:sz w:val="21"/>
         </w:rPr>
-        <w:t>图 4-6 JwtRelayFilter 七级访问控制决策链</w:t>
+        <w:t>图 4-6 JwtRelayFilter 逐级下钻，三条放行分支先于四道鉴权校验执行</w:t>
       </w:r>
     </w:p>
     <w:p>
@@ -10015,7 +10015,7 @@
           <w:rFonts w:ascii="Times New Roman" w:hAnsi="Times New Roman" w:eastAsia="宋体"/>
           <w:sz w:val="21"/>
         </w:rPr>
-        <w:t>图 4-7 响应拦截器处理 401 与并发队列的刷新逻辑</w:t>
+        <w:t>图 4-7 前端在 401 响应下借助互斥标志把并发请求排入队列再批量重试</w:t>
       </w:r>
     </w:p>
     <w:p>
@@ -10085,7 +10085,7 @@
           <w:rFonts w:ascii="Times New Roman" w:hAnsi="Times New Roman" w:eastAsia="宋体"/>
           <w:sz w:val="21"/>
         </w:rPr>
-        <w:t>图 4-8 createPost 从身份校验到缓存淘汰的执行步骤</w:t>
+        <w:t>图 4-8 发帖服务端五步执行链从身份核查走到分区存在性判定、落库与列表缓存淘汰</w:t>
       </w:r>
     </w:p>
     <w:p>
@@ -10355,7 +10355,7 @@
           <w:rFonts w:ascii="Times New Roman" w:hAnsi="Times New Roman" w:eastAsia="宋体"/>
           <w:sz w:val="21"/>
         </w:rPr>
-        <w:t>图 4-9 Redis 读缓存与写淘汰的双路径策略</w:t>
+        <w:t>图 4-9 读写分离的缓存策略中读侧采用 Cache-Aside，写侧同步淘汰列表与详情两份缓存</w:t>
       </w:r>
     </w:p>
     <w:p>
@@ -10401,7 +10401,7 @@
           <w:rFonts w:ascii="Times New Roman" w:hAnsi="Times New Roman" w:eastAsia="宋体"/>
           <w:sz w:val="21"/>
         </w:rPr>
-        <w:t>图 4-10 一级评论与二级回复的 parentCommentId 分支处理</w:t>
+        <w:t>图 4-10 评论接口依据 parentCommentId 字段取值在一级评论与二级回复两条支路间分流</w:t>
       </w:r>
     </w:p>
     <w:p>
@@ -10527,7 +10527,7 @@
           <w:rFonts w:ascii="Times New Roman" w:hAnsi="Times New Roman" w:eastAsia="宋体"/>
           <w:sz w:val="21"/>
         </w:rPr>
-        <w:t>图 4-11 桌面端首页：帖子列表、分区筛选与侧边栏推荐</w:t>
+        <w:t>图 4-11 宽屏 PC 布局采用三栏切分，中央流显示帖子列表，左侧定位分区，右侧挂载媒体推荐</w:t>
       </w:r>
     </w:p>
     <w:p>
@@ -10541,7 +10541,7 @@
           <w:rFonts w:ascii="Times New Roman" w:hAnsi="Times New Roman" w:eastAsia="宋体"/>
           <w:sz w:val="21"/>
         </w:rPr>
-        <w:t>图 4-12 移动端首页：纵向堆叠布局与底部导航</w:t>
+        <w:t>图 4-12 在移动端首页上，帖子流纵向瀑布展开，屏幕底部常驻四入口 Tab 栏</w:t>
       </w:r>
     </w:p>
     <w:p>
@@ -10571,7 +10571,7 @@
           <w:rFonts w:ascii="Times New Roman" w:hAnsi="Times New Roman" w:eastAsia="宋体"/>
           <w:sz w:val="21"/>
         </w:rPr>
-        <w:t>图 4-13 帖子详情、评论区与点赞交互界面</w:t>
+        <w:t>图 4-13 帖子详情一屏同时容纳正文阅读区、带折叠控件的二级评论与可高亮的点赞按钮</w:t>
       </w:r>
     </w:p>
     <w:p>
@@ -10601,7 +10601,7 @@
           <w:rFonts w:ascii="Times New Roman" w:hAnsi="Times New Roman" w:eastAsia="宋体"/>
           <w:sz w:val="21"/>
         </w:rPr>
-        <w:t>图 4-14 登录与注册表单页面</w:t>
+        <w:t>图 4-14 登录与注册入口将表单区对称分布于页面两侧，字段包含账号、密码与确认项</w:t>
       </w:r>
     </w:p>
     <w:p>
@@ -10631,7 +10631,7 @@
           <w:rFonts w:ascii="Times New Roman" w:hAnsi="Times New Roman" w:eastAsia="宋体"/>
           <w:sz w:val="21"/>
         </w:rPr>
-        <w:t>图 4-15 发帖编辑器：标题、分区选择与正文填写</w:t>
+        <w:t>图 4-15 发帖编辑器自顶向下依次排列标题输入框、分区下拉菜单与正文填写区</w:t>
       </w:r>
     </w:p>
     <w:p>
@@ -10661,7 +10661,7 @@
           <w:rFonts w:ascii="Times New Roman" w:hAnsi="Times New Roman" w:eastAsia="宋体"/>
           <w:sz w:val="21"/>
         </w:rPr>
-        <w:t>图 4-16 通知列表已读标记与个人中心信息展示</w:t>
+        <w:t>图 4-16 通知列表与个人中心并置呈现，左图为带红点的已读标记，右图为账户资料卡</w:t>
       </w:r>
     </w:p>
     <w:p>
@@ -10763,7 +10763,7 @@
           <w:rFonts w:ascii="Times New Roman" w:hAnsi="Times New Roman" w:eastAsia="宋体"/>
           <w:sz w:val="21"/>
         </w:rPr>
-        <w:t>图 4-17 ForumClient 跃服务调用与内存过滤的数据流转</w:t>
+        <w:t>图 4-17 搜索请求经 ForumClient 远端拉取帖子，在内存中完成多字段匹配后回传前端</w:t>
       </w:r>
     </w:p>
     <w:p>
@@ -10985,7 +10985,7 @@
           <w:rFonts w:ascii="Times New Roman" w:hAnsi="Times New Roman" w:eastAsia="宋体"/>
           <w:sz w:val="21"/>
         </w:rPr>
-        <w:t>表 5-1 11 个端到端场景的操作描述、预期与实际结果</w:t>
+        <w:t>表 5-1 11 条端到端用例的流水账：正常流程、异常路径与令牌机制三组场景的实测对照</w:t>
       </w:r>
     </w:p>
     <w:tbl>
@@ -12137,7 +12137,7 @@
           <w:rFonts w:ascii="Times New Roman" w:hAnsi="Times New Roman" w:eastAsia="宋体"/>
           <w:sz w:val="21"/>
         </w:rPr>
-        <w:t>图 5-1 11 个场景全通过的功能回归测试报告</w:t>
+        <w:t>图 5-1 run_system_regression.py 输出的回归结果，11 个场景全部标记 PASS</w:t>
       </w:r>
     </w:p>
     <w:p>
@@ -12167,7 +12167,7 @@
           <w:rFonts w:ascii="Times New Roman" w:hAnsi="Times New Roman" w:eastAsia="宋体"/>
           <w:sz w:val="21"/>
         </w:rPr>
-        <w:t>表 5-2 五个服务模块的 API 覆盖率汇总</w:t>
+        <w:t>表 5-2 22 个 API 接口依服务模块归入五组后的覆盖统计（接口数 × 验证脚本/手工）</w:t>
       </w:r>
     </w:p>
     <w:tbl>
@@ -12764,7 +12764,7 @@
           <w:rFonts w:ascii="Times New Roman" w:hAnsi="Times New Roman" w:eastAsia="宋体"/>
           <w:sz w:val="21"/>
         </w:rPr>
-        <w:t>表 5-3 冷启动与 20 次热缓存请求的响应时间对比</w:t>
+        <w:t>表 5-3 帖子列表接口冷热两次请求耗时的差值与改善百分比——缓存效果的量化读数</w:t>
       </w:r>
     </w:p>
     <w:tbl>
@@ -13075,7 +13075,7 @@
           <w:rFonts w:ascii="Times New Roman" w:hAnsi="Times New Roman" w:eastAsia="宋体"/>
           <w:sz w:val="21"/>
         </w:rPr>
-        <w:t>图 5-2 冷启动与热缓存响应时间对比</w:t>
+        <w:t>图 5-2 冷启动与二十次热缓存耗时并列呈现，数据来自 benchmark_forum_cache.py</w:t>
       </w:r>
     </w:p>
     <w:p>
@@ -13105,7 +13105,7 @@
           <w:rFonts w:ascii="Times New Roman" w:hAnsi="Times New Roman" w:eastAsia="宋体"/>
           <w:sz w:val="21"/>
         </w:rPr>
-        <w:t>表 5-4 10–1000 并发用户下的平均响应、P95 与吞吐量</w:t>
+        <w:t>表 5-4 三档并发（10/50/100 用户）压测结果：请求总数、成功率、平均响应、P95 与 QPS 一次列齐</w:t>
       </w:r>
     </w:p>
     <w:tbl>
@@ -14032,7 +14032,7 @@
           <w:rFonts w:ascii="Times New Roman" w:hAnsi="Times New Roman" w:eastAsia="宋体"/>
           <w:sz w:val="21"/>
         </w:rPr>
-        <w:t>图 5-3 五档并发（10–1000 用户）下的 QPS 与 P95 延迟分布</w:t>
+        <w:t>图 5-3 三档压测（10/50/100 并发）下 load_test_concurrent.py 给出的延迟与 QPS 分布</w:t>
       </w:r>
     </w:p>
     <w:p>

--- a/docs/论文修改.docx
+++ b/docs/论文修改.docx
@@ -774,7 +774,7 @@
           <w:rFonts w:ascii="Times New Roman" w:hAnsi="Times New Roman" w:eastAsia="宋体"/>
           <w:sz w:val="21"/>
         </w:rPr>
-        <w:t>图 3-1 自前端双入口向下贯穿网关、五个微服务至 MySQL 与 Redis 的总体架构</w:t>
+        <w:t>图 3-1 论坛系统总体架构</w:t>
       </w:r>
     </w:p>
     <w:p>
@@ -836,7 +836,7 @@
           <w:rFonts w:ascii="Times New Roman" w:hAnsi="Times New Roman" w:eastAsia="宋体"/>
           <w:sz w:val="21"/>
         </w:rPr>
-        <w:t>图 3-2 游客与注册用户共享登录入口：凭据校验作为 include 环节，连败五次后由账户锁定 extend 兜底</w:t>
+        <w:t>图 3-2 用户认证模块用例</w:t>
       </w:r>
     </w:p>
     <w:p>
@@ -882,7 +882,7 @@
           <w:rFonts w:ascii="Times New Roman" w:hAnsi="Times New Roman" w:eastAsia="宋体"/>
           <w:sz w:val="21"/>
         </w:rPr>
-        <w:t>图 3-3 帖子功能沿读/写边界分裂——游客止步于浏览和详情，注册用户则由发布派生编辑、删除两类 extend</w:t>
+        <w:t>图 3-3 帖子管理用例建模</w:t>
       </w:r>
     </w:p>
     <w:p>
@@ -928,7 +928,7 @@
           <w:rFonts w:ascii="Times New Roman" w:hAnsi="Times New Roman" w:eastAsia="宋体"/>
           <w:sz w:val="21"/>
         </w:rPr>
-        <w:t>图 3-4 评论与回复共用身份校验的 include 关系，作者身份成为编辑删除扩展的前提</w:t>
+        <w:t>图 3-4 评论互动用例分析</w:t>
       </w:r>
     </w:p>
     <w:p>
@@ -1006,7 +1006,7 @@
           <w:rFonts w:ascii="Times New Roman" w:hAnsi="Times New Roman" w:eastAsia="宋体"/>
           <w:sz w:val="21"/>
         </w:rPr>
-        <w:t>图 3-5 通知首页摘要对匿名开放，个人通知列表需认证后方可扩展标记已读</w:t>
+        <w:t>图 3-5 通知服务用例视图</w:t>
       </w:r>
     </w:p>
     <w:p>
@@ -1068,7 +1068,7 @@
           <w:rFonts w:ascii="Times New Roman" w:hAnsi="Times New Roman" w:eastAsia="宋体"/>
           <w:sz w:val="21"/>
         </w:rPr>
-        <w:t>图 3-6 关键词检索用一条 include 把调用打向论坛服务取数据，分区筛选与分页浏览各自作为可选 extend 挂接</w:t>
+        <w:t>图 3-6 搜索服务用例说明</w:t>
       </w:r>
     </w:p>
     <w:p>
@@ -1130,7 +1130,7 @@
           <w:rFonts w:ascii="Times New Roman" w:hAnsi="Times New Roman" w:eastAsia="宋体"/>
           <w:sz w:val="21"/>
         </w:rPr>
-        <w:t>图 3-7 媒体推荐由静态预置数据支撑游客与注册用户浏览首页摘要及按类别筛选</w:t>
+        <w:t>图 3-7 媒体推荐功能用例</w:t>
       </w:r>
     </w:p>
     <w:p>
@@ -1192,7 +1192,7 @@
           <w:rFonts w:ascii="Times New Roman" w:hAnsi="Times New Roman" w:eastAsia="宋体"/>
           <w:sz w:val="21"/>
         </w:rPr>
-        <w:t>图 3-8 面向网关的两类流量：公开接口直达路由转发，受保护接口须依次穿过 JWT 校验、Redis 会话与身份透传三道 include</w:t>
+        <w:t>图 3-8 网关与访问控制用例梳理</w:t>
       </w:r>
     </w:p>
     <w:p>
@@ -1446,7 +1446,7 @@
           <w:rFonts w:ascii="Times New Roman" w:hAnsi="Times New Roman" w:eastAsia="宋体"/>
           <w:sz w:val="21"/>
         </w:rPr>
-        <w:t>图 3-9 由六项游客公开操作与八项注册用户写操作汇成的系统整体用例</w:t>
+        <w:t>图 3-9 系统整体用例汇总</w:t>
       </w:r>
     </w:p>
     <w:p>
@@ -1476,7 +1476,7 @@
           <w:rFonts w:ascii="Times New Roman" w:hAnsi="Times New Roman" w:eastAsia="宋体"/>
           <w:sz w:val="21"/>
         </w:rPr>
-        <w:t>表 3-1 哪些功能模块允许游客直接使用、哪些必须登录后才能操作</w:t>
+        <w:t>表 3-1 游客与注册用户操作权限对照</w:t>
       </w:r>
     </w:p>
     <w:tbl>
@@ -2543,7 +2543,7 @@
           <w:rFonts w:ascii="Times New Roman" w:hAnsi="Times New Roman" w:eastAsia="宋体"/>
           <w:sz w:val="21"/>
         </w:rPr>
-        <w:t>图 3-10 一张活动图沿“加载—读判定—写鉴权—刷新或登录引导”主干展开所有异常分支</w:t>
+        <w:t>图 3-10 游客与注册用户端到端操作活动图</w:t>
       </w:r>
     </w:p>
     <w:p>
@@ -2669,7 +2669,7 @@
           <w:rFonts w:ascii="Times New Roman" w:hAnsi="Times New Roman" w:eastAsia="宋体"/>
           <w:sz w:val="21"/>
         </w:rPr>
-        <w:t>图 4-1 四层部署结构中前端经网关接入五个服务模块，Nacos/MySQL/Redis 由 Docker Compose 统一编排</w:t>
+        <w:t>图 4-1 微服务系统部署架构</w:t>
       </w:r>
     </w:p>
     <w:p>
@@ -2882,7 +2882,7 @@
           <w:rFonts w:ascii="Times New Roman" w:hAnsi="Times New Roman" w:eastAsia="宋体"/>
           <w:sz w:val="21"/>
         </w:rPr>
-        <w:t>图 4-2 一次前端请求如何通过前缀剥离规则分流至五个后端并由 Nacos 定位实例</w:t>
+        <w:t>图 4-2 网关请求路由分发过程</w:t>
       </w:r>
     </w:p>
     <w:p>
@@ -2992,7 +2992,7 @@
           <w:rFonts w:ascii="Times New Roman" w:hAnsi="Times New Roman" w:eastAsia="宋体"/>
           <w:sz w:val="21"/>
         </w:rPr>
-        <w:t>图 4-3 Maven 多模块工程中六个后端服务共享 common-lib，search 通过 OpenFeign 反向依赖 forum</w:t>
+        <w:t>图 4-3 Maven 子模块依赖关系</w:t>
       </w:r>
     </w:p>
     <w:p>
@@ -3133,7 +3133,7 @@
           <w:rFonts w:ascii="Times New Roman" w:hAnsi="Times New Roman" w:eastAsia="宋体"/>
           <w:sz w:val="21"/>
         </w:rPr>
-        <w:t>表 4-1 五个后端服务向外暴露的 22 条 RESTful 接口，逐行标注 HTTP 方法、路径与是否需要认证</w:t>
+        <w:t>表 4-1 RESTful 接口汇总（方法/路径/认证）</w:t>
       </w:r>
     </w:p>
     <w:tbl>
@@ -4913,7 +4913,7 @@
           <w:rFonts w:ascii="Times New Roman" w:hAnsi="Times New Roman" w:eastAsia="宋体"/>
           <w:sz w:val="21"/>
         </w:rPr>
-        <w:t>图 4-4 Chen 记法下五个实体经七种语义关系串接，M:N 的点赞关联在物理层对应 post_like 表</w:t>
+        <w:t>图 4-4 数据库 E-R 建模（Chen 记法）</w:t>
       </w:r>
     </w:p>
     <w:p>
@@ -8681,7 +8681,7 @@
           <w:rFonts w:ascii="Times New Roman" w:hAnsi="Times New Roman" w:eastAsia="宋体"/>
           <w:sz w:val="21"/>
         </w:rPr>
-        <w:t>表 4-2 数据库现存索引从聚簇、唯一到联合三种形态，其创建来源横跨自增主键、JPA 注解与 @UniqueConstraint</w:t>
+        <w:t>表 4-2 数据库索引与唯一约束清单</w:t>
       </w:r>
     </w:p>
     <w:tbl>
@@ -9713,7 +9713,7 @@
           <w:rFonts w:ascii="Times New Roman" w:hAnsi="Times New Roman" w:eastAsia="宋体"/>
           <w:sz w:val="21"/>
         </w:rPr>
-        <w:t>图 4-5 登录流程兼顾正常签发与五次失败触发 600 秒锁定的双通道处理</w:t>
+        <w:t>图 4-5 登录认证处理路径</w:t>
       </w:r>
     </w:p>
     <w:p>
@@ -9775,7 +9775,7 @@
           <w:rFonts w:ascii="Times New Roman" w:hAnsi="Times New Roman" w:eastAsia="宋体"/>
           <w:sz w:val="21"/>
         </w:rPr>
-        <w:t>图 4-6 JwtRelayFilter 逐级下钻，三条放行分支先于四道鉴权校验执行</w:t>
+        <w:t>图 4-6 JwtRelayFilter 鉴权决策链</w:t>
       </w:r>
     </w:p>
     <w:p>
@@ -10015,7 +10015,7 @@
           <w:rFonts w:ascii="Times New Roman" w:hAnsi="Times New Roman" w:eastAsia="宋体"/>
           <w:sz w:val="21"/>
         </w:rPr>
-        <w:t>图 4-7 前端在 401 响应下借助互斥标志把并发请求排入队列再批量重试</w:t>
+        <w:t>图 4-7 前端 401 静默刷新机制</w:t>
       </w:r>
     </w:p>
     <w:p>
@@ -10085,7 +10085,7 @@
           <w:rFonts w:ascii="Times New Roman" w:hAnsi="Times New Roman" w:eastAsia="宋体"/>
           <w:sz w:val="21"/>
         </w:rPr>
-        <w:t>图 4-8 发帖服务端五步执行链从身份核查走到分区存在性判定、落库与列表缓存淘汰</w:t>
+        <w:t>图 4-8 发帖接口执行流程</w:t>
       </w:r>
     </w:p>
     <w:p>
@@ -10355,7 +10355,7 @@
           <w:rFonts w:ascii="Times New Roman" w:hAnsi="Times New Roman" w:eastAsia="宋体"/>
           <w:sz w:val="21"/>
         </w:rPr>
-        <w:t>图 4-9 读写分离的缓存策略中读侧采用 Cache-Aside，写侧同步淘汰列表与详情两份缓存</w:t>
+        <w:t>图 4-9 Redis 缓存读写策略</w:t>
       </w:r>
     </w:p>
     <w:p>
@@ -10401,7 +10401,7 @@
           <w:rFonts w:ascii="Times New Roman" w:hAnsi="Times New Roman" w:eastAsia="宋体"/>
           <w:sz w:val="21"/>
         </w:rPr>
-        <w:t>图 4-10 评论接口依据 parentCommentId 字段取值在一级评论与二级回复两条支路间分流</w:t>
+        <w:t>图 4-10 评论/回复分支处理逻辑</w:t>
       </w:r>
     </w:p>
     <w:p>
@@ -10527,7 +10527,7 @@
           <w:rFonts w:ascii="Times New Roman" w:hAnsi="Times New Roman" w:eastAsia="宋体"/>
           <w:sz w:val="21"/>
         </w:rPr>
-        <w:t>图 4-11 宽屏 PC 布局采用三栏切分，中央流显示帖子列表，左侧定位分区，右侧挂载媒体推荐</w:t>
+        <w:t>图 4-11 PC 端首页运行截图</w:t>
       </w:r>
     </w:p>
     <w:p>
@@ -10541,7 +10541,7 @@
           <w:rFonts w:ascii="Times New Roman" w:hAnsi="Times New Roman" w:eastAsia="宋体"/>
           <w:sz w:val="21"/>
         </w:rPr>
-        <w:t>图 4-12 在移动端首页上，帖子流纵向瀑布展开，屏幕底部常驻四入口 Tab 栏</w:t>
+        <w:t>图 4-12 移动端首页布局示意</w:t>
       </w:r>
     </w:p>
     <w:p>
@@ -10571,7 +10571,7 @@
           <w:rFonts w:ascii="Times New Roman" w:hAnsi="Times New Roman" w:eastAsia="宋体"/>
           <w:sz w:val="21"/>
         </w:rPr>
-        <w:t>图 4-13 帖子详情一屏同时容纳正文阅读区、带折叠控件的二级评论与可高亮的点赞按钮</w:t>
+        <w:t>图 4-13 帖子详情页面</w:t>
       </w:r>
     </w:p>
     <w:p>
@@ -10601,7 +10601,7 @@
           <w:rFonts w:ascii="Times New Roman" w:hAnsi="Times New Roman" w:eastAsia="宋体"/>
           <w:sz w:val="21"/>
         </w:rPr>
-        <w:t>图 4-14 登录与注册入口将表单区对称分布于页面两侧，字段包含账号、密码与确认项</w:t>
+        <w:t>图 4-14 登录注册界面</w:t>
       </w:r>
     </w:p>
     <w:p>
@@ -10631,7 +10631,7 @@
           <w:rFonts w:ascii="Times New Roman" w:hAnsi="Times New Roman" w:eastAsia="宋体"/>
           <w:sz w:val="21"/>
         </w:rPr>
-        <w:t>图 4-15 发帖编辑器自顶向下依次排列标题输入框、分区下拉菜单与正文填写区</w:t>
+        <w:t>图 4-15 发帖编辑器</w:t>
       </w:r>
     </w:p>
     <w:p>
@@ -10661,7 +10661,7 @@
           <w:rFonts w:ascii="Times New Roman" w:hAnsi="Times New Roman" w:eastAsia="宋体"/>
           <w:sz w:val="21"/>
         </w:rPr>
-        <w:t>图 4-16 通知列表与个人中心并置呈现，左图为带红点的已读标记，右图为账户资料卡</w:t>
+        <w:t>图 4-16 通知与个人中心页</w:t>
       </w:r>
     </w:p>
     <w:p>
@@ -10763,7 +10763,7 @@
           <w:rFonts w:ascii="Times New Roman" w:hAnsi="Times New Roman" w:eastAsia="宋体"/>
           <w:sz w:val="21"/>
         </w:rPr>
-        <w:t>图 4-17 搜索请求经 ForumClient 远端拉取帖子，在内存中完成多字段匹配后回传前端</w:t>
+        <w:t>图 4-17 搜索服务数据流转</w:t>
       </w:r>
     </w:p>
     <w:p>
@@ -10985,7 +10985,7 @@
           <w:rFonts w:ascii="Times New Roman" w:hAnsi="Times New Roman" w:eastAsia="宋体"/>
           <w:sz w:val="21"/>
         </w:rPr>
-        <w:t>表 5-1 11 条端到端用例的流水账：正常流程、异常路径与令牌机制三组场景的实测对照</w:t>
+        <w:t>表 5-1 端到端功能测试记录</w:t>
       </w:r>
     </w:p>
     <w:tbl>
@@ -12137,7 +12137,7 @@
           <w:rFonts w:ascii="Times New Roman" w:hAnsi="Times New Roman" w:eastAsia="宋体"/>
           <w:sz w:val="21"/>
         </w:rPr>
-        <w:t>图 5-1 run_system_regression.py 输出的回归结果，11 个场景全部标记 PASS</w:t>
+        <w:t>图 5-1 功能回归测试报告</w:t>
       </w:r>
     </w:p>
     <w:p>
@@ -12167,7 +12167,7 @@
           <w:rFonts w:ascii="Times New Roman" w:hAnsi="Times New Roman" w:eastAsia="宋体"/>
           <w:sz w:val="21"/>
         </w:rPr>
-        <w:t>表 5-2 22 个 API 接口依服务模块归入五组后的覆盖统计（接口数 × 验证脚本/手工）</w:t>
+        <w:t>表 5-2 接口测试覆盖统计</w:t>
       </w:r>
     </w:p>
     <w:tbl>
@@ -12764,7 +12764,7 @@
           <w:rFonts w:ascii="Times New Roman" w:hAnsi="Times New Roman" w:eastAsia="宋体"/>
           <w:sz w:val="21"/>
         </w:rPr>
-        <w:t>表 5-3 帖子列表接口冷热两次请求耗时的差值与改善百分比——缓存效果的量化读数</w:t>
+        <w:t>表 5-3 缓存基准测试指标</w:t>
       </w:r>
     </w:p>
     <w:tbl>
@@ -13075,7 +13075,7 @@
           <w:rFonts w:ascii="Times New Roman" w:hAnsi="Times New Roman" w:eastAsia="宋体"/>
           <w:sz w:val="21"/>
         </w:rPr>
-        <w:t>图 5-2 冷启动与二十次热缓存耗时并列呈现，数据来自 benchmark_forum_cache.py</w:t>
+        <w:t>图 5-2 缓存基准测试执行截图</w:t>
       </w:r>
     </w:p>
     <w:p>
@@ -13105,7 +13105,7 @@
           <w:rFonts w:ascii="Times New Roman" w:hAnsi="Times New Roman" w:eastAsia="宋体"/>
           <w:sz w:val="21"/>
         </w:rPr>
-        <w:t>表 5-4 三档并发（10/50/100 用户）压测结果：请求总数、成功率、平均响应、P95 与 QPS 一次列齐</w:t>
+        <w:t>表 5-4 并发负载测试数据</w:t>
       </w:r>
     </w:p>
     <w:tbl>
@@ -14032,7 +14032,7 @@
           <w:rFonts w:ascii="Times New Roman" w:hAnsi="Times New Roman" w:eastAsia="宋体"/>
           <w:sz w:val="21"/>
         </w:rPr>
-        <w:t>图 5-3 三档压测（10/50/100 并发）下 load_test_concurrent.py 给出的延迟与 QPS 分布</w:t>
+        <w:t>图 5-3 并发负载测试结果</w:t>
       </w:r>
     </w:p>
     <w:p>
